--- a/english/托福题目/元宝-2026新版托福iBT全真模拟题_PracticeTest1.docx
+++ b/english/托福题目/元宝-2026新版托福iBT全真模拟题_PracticeTest1.docx
@@ -599,10 +599,7 @@
           </w:tcPr>
           <w:p>
             <w:r>
-              <w:t xml:space="preserve">Choose a Response </w:t>
-            </w:r>
-            <w:r>
-              <w:t>/ Conversation / Announcement / Academic Talk</w:t>
+              <w:t>Choose a Response / Conversation / Announcement / Academic Talk</w:t>
             </w:r>
           </w:p>
         </w:tc>
@@ -872,26 +869,24 @@
         <w:rPr>
           <w:rFonts w:ascii="Times New Roman" w:eastAsia="思源黑体" w:hAnsi="Times New Roman" w:cs="Times New Roman"/>
         </w:rPr>
-        <w:t xml:space="preserve">Task </w:t>
+        <w:t>Task 1</w:t>
       </w:r>
       <w:r>
         <w:rPr>
           <w:rFonts w:ascii="Times New Roman" w:eastAsia="思源黑体" w:hAnsi="Times New Roman" w:cs="Times New Roman"/>
         </w:rPr>
-        <w:t>1</w:t>
-      </w:r>
+        <w:t xml:space="preserve">　</w:t>
+      </w:r>
+      <w:bookmarkStart w:id="0" w:name="OLE_LINK1"/>
+      <w:bookmarkStart w:id="1" w:name="OLE_LINK2"/>
       <w:r>
         <w:rPr>
           <w:rFonts w:ascii="Times New Roman" w:eastAsia="思源黑体" w:hAnsi="Times New Roman" w:cs="Times New Roman"/>
         </w:rPr>
-        <w:t xml:space="preserve">　</w:t>
-      </w:r>
-      <w:r>
-        <w:rPr>
-          <w:rFonts w:ascii="Times New Roman" w:eastAsia="思源黑体" w:hAnsi="Times New Roman" w:cs="Times New Roman"/>
-        </w:rPr>
         <w:t>Complete the Words</w:t>
       </w:r>
+      <w:bookmarkEnd w:id="0"/>
+      <w:bookmarkEnd w:id="1"/>
       <w:r>
         <w:rPr>
           <w:rFonts w:ascii="Times New Roman" w:eastAsia="思源黑体" w:hAnsi="Times New Roman" w:cs="Times New Roman"/>
@@ -906,26 +901,413 @@
           <w:sz w:val="21"/>
           <w:szCs w:val="21"/>
         </w:rPr>
-        <w:t xml:space="preserve">Directions: Each passage contains ten words with some letters missing. The number of blanks equals the number of missing letters. Use the context to decide what the word is, then type the complete, correctly spelled word. </w:t>
-      </w:r>
+        <w:t>Directions: Each passage contains ten words with some letters missing. The number of blanks equals the number of missing letters. Use the context to decide what the word is, then type the complete, correctly spelled word. Spelling counts toward your score.</w:t>
+      </w:r>
+    </w:p>
+    <w:p>
+      <w:pPr>
+        <w:pStyle w:val="31"/>
+      </w:pPr>
+      <w:r>
+        <w:rPr>
+          <w:rFonts w:ascii="Times New Roman" w:eastAsia="思源黑体" w:hAnsi="Times New Roman" w:cs="Times New Roman"/>
+        </w:rPr>
+        <w:t>Passage A</w:t>
+      </w:r>
+    </w:p>
+    <w:p>
+      <w:pPr>
+        <w:spacing w:after="160"/>
+      </w:pPr>
+      <w:r>
+        <w:rPr>
+          <w:sz w:val="22"/>
+          <w:szCs w:val="22"/>
+        </w:rPr>
+        <w:t xml:space="preserve">Coral reefs are among the most b_ _ _ _ _ _ _ _ _ _ (1) d_ _ _ _ _ _ (2) ecosystems on the planet. Although they occupy less than one percent of the ocean floor, they s_ _ _ _ _ _ (3) roughly a quarter of all marine species. Reefs are built by tiny animals called polyps, which settle on hard surfaces and c_ _ _ _ _ _ _ (4) them in enormous numbers. As generations of polyps die, their skeletons a_ _ _ _ _ _ _ _ _ (5) and form the complex structures that shelter fish and shellfish. Reefs also p_ _ _ _ _ _ (6) coastlines by absorbing the </w:t>
+      </w:r>
+      <w:r>
+        <w:rPr>
+          <w:sz w:val="22"/>
+          <w:szCs w:val="22"/>
+        </w:rPr>
+        <w:lastRenderedPageBreak/>
+        <w:t>energy of storm waves. Yet coral depends on algae living inside its t_ _ _ _ _ _ (7); when the water becomes unusually warm, the algae are expelled and the coral loses its main source of n_ _ _ _ _ _ _ _ _ _ (8). This process, known as bleaching, leaves reefs pale and highly v_ _ _ _ _ _ _ _ (9). A few species, however, appear remarkably r_ _ _ _ _ _ _ (10) and may survive in warmer seas.</w:t>
+      </w:r>
+    </w:p>
+    <w:p>
+      <w:pPr>
+        <w:spacing w:after="60"/>
+        <w:ind w:left="432"/>
+      </w:pPr>
+      <w:r>
+        <w:rPr>
+          <w:sz w:val="22"/>
+          <w:szCs w:val="22"/>
+        </w:rPr>
+        <w:t>(1) ______________________</w:t>
+      </w:r>
+    </w:p>
+    <w:p>
+      <w:pPr>
+        <w:spacing w:after="60"/>
+        <w:ind w:left="432"/>
+      </w:pPr>
+      <w:r>
+        <w:rPr>
+          <w:sz w:val="22"/>
+          <w:szCs w:val="22"/>
+        </w:rPr>
+        <w:t>(2) ______________________</w:t>
+      </w:r>
+    </w:p>
+    <w:p>
+      <w:pPr>
+        <w:spacing w:after="60"/>
+        <w:ind w:left="432"/>
+      </w:pPr>
+      <w:r>
+        <w:rPr>
+          <w:sz w:val="22"/>
+          <w:szCs w:val="22"/>
+        </w:rPr>
+        <w:t>(3) ______________________</w:t>
+      </w:r>
+    </w:p>
+    <w:p>
+      <w:pPr>
+        <w:spacing w:after="60"/>
+        <w:ind w:left="432"/>
+      </w:pPr>
+      <w:r>
+        <w:rPr>
+          <w:sz w:val="22"/>
+          <w:szCs w:val="22"/>
+        </w:rPr>
+        <w:t>(4) ______________________</w:t>
+      </w:r>
+    </w:p>
+    <w:p>
+      <w:pPr>
+        <w:spacing w:after="60"/>
+        <w:ind w:left="432"/>
+      </w:pPr>
+      <w:r>
+        <w:rPr>
+          <w:sz w:val="22"/>
+          <w:szCs w:val="22"/>
+        </w:rPr>
+        <w:t>(5) ______________________</w:t>
+      </w:r>
+    </w:p>
+    <w:p>
+      <w:pPr>
+        <w:spacing w:after="60"/>
+        <w:ind w:left="432"/>
+      </w:pPr>
+      <w:r>
+        <w:rPr>
+          <w:sz w:val="22"/>
+          <w:szCs w:val="22"/>
+        </w:rPr>
+        <w:t>(6) ______________________</w:t>
+      </w:r>
+    </w:p>
+    <w:p>
+      <w:pPr>
+        <w:spacing w:after="60"/>
+        <w:ind w:left="432"/>
+      </w:pPr>
+      <w:r>
+        <w:rPr>
+          <w:sz w:val="22"/>
+          <w:szCs w:val="22"/>
+        </w:rPr>
+        <w:t>(7) ______________________</w:t>
+      </w:r>
+    </w:p>
+    <w:p>
+      <w:pPr>
+        <w:spacing w:after="60"/>
+        <w:ind w:left="432"/>
+      </w:pPr>
+      <w:r>
+        <w:rPr>
+          <w:sz w:val="22"/>
+          <w:szCs w:val="22"/>
+        </w:rPr>
+        <w:t>(8) ______________________</w:t>
+      </w:r>
+    </w:p>
+    <w:p>
+      <w:pPr>
+        <w:spacing w:after="60"/>
+        <w:ind w:left="432"/>
+      </w:pPr>
+      <w:r>
+        <w:rPr>
+          <w:sz w:val="22"/>
+          <w:szCs w:val="22"/>
+        </w:rPr>
+        <w:t>(9) ______________________</w:t>
+      </w:r>
+    </w:p>
+    <w:p>
+      <w:pPr>
+        <w:spacing w:after="60"/>
+        <w:ind w:left="432"/>
+      </w:pPr>
+      <w:r>
+        <w:rPr>
+          <w:sz w:val="22"/>
+          <w:szCs w:val="22"/>
+        </w:rPr>
+        <w:t>(10) ______________________</w:t>
+      </w:r>
+    </w:p>
+    <w:p/>
+    <w:p>
+      <w:pPr>
+        <w:pStyle w:val="31"/>
+      </w:pPr>
+      <w:r>
+        <w:rPr>
+          <w:rFonts w:ascii="Times New Roman" w:eastAsia="思源黑体" w:hAnsi="Times New Roman" w:cs="Times New Roman"/>
+        </w:rPr>
+        <w:t>Passage B</w:t>
+      </w:r>
+    </w:p>
+    <w:p>
+      <w:pPr>
+        <w:spacing w:after="160"/>
+      </w:pPr>
+      <w:r>
+        <w:rPr>
+          <w:sz w:val="22"/>
+          <w:szCs w:val="22"/>
+        </w:rPr>
+        <w:t>Crop rotation — planting different crops in the same field in successive s_ _ _ _ _ _ (1) — is one of the oldest tools in agriculture. By alternating plants, farmers prevent a single nutrient from being d_ _ _ _ _ _ _ (2) from the soil. Legumes such as peas and beans are especially useful because bacteria in their roots r_ _ _ _ _ _ _ _ (3) the nitrogen that cereal crops remove. Changing crops also interrupts the life cycles of insects that d_ _ _ _ _ (4) on one particular host plant, which reduces damage without chemical p_ _ _ _ _ _ _ _ _ (5). In medieval Europe, a three-field system let communities grow food for people as well as f_ _ _ _ _ (6) for animals. By the eighteenth century, writers on farming were urging landowners to a_ _ _ _ (7) the method more widely. Although modern agriculture has often replaced rotation with synthetic f_ _ _ _ _ _ _ _ _ _ (8), interest in the technique has r_ _ _ _ _ _ (9) in recent decades as farmers look for ways to cut costs and protect soil h_ _ _ _ _ (10).</w:t>
+      </w:r>
+    </w:p>
+    <w:p>
+      <w:pPr>
+        <w:spacing w:after="60"/>
+        <w:ind w:left="432"/>
+      </w:pPr>
+      <w:r>
+        <w:rPr>
+          <w:sz w:val="22"/>
+          <w:szCs w:val="22"/>
+        </w:rPr>
+        <w:t>(1) ______________________</w:t>
+      </w:r>
+    </w:p>
+    <w:p>
+      <w:pPr>
+        <w:spacing w:after="60"/>
+        <w:ind w:left="432"/>
+      </w:pPr>
+      <w:r>
+        <w:rPr>
+          <w:sz w:val="22"/>
+          <w:szCs w:val="22"/>
+        </w:rPr>
+        <w:t>(2) ______________________</w:t>
+      </w:r>
+    </w:p>
+    <w:p>
+      <w:pPr>
+        <w:spacing w:after="60"/>
+        <w:ind w:left="432"/>
+      </w:pPr>
+      <w:r>
+        <w:rPr>
+          <w:sz w:val="22"/>
+          <w:szCs w:val="22"/>
+        </w:rPr>
+        <w:t>(3) ______________________</w:t>
+      </w:r>
+    </w:p>
+    <w:p>
+      <w:pPr>
+        <w:spacing w:after="60"/>
+        <w:ind w:left="432"/>
+      </w:pPr>
+      <w:r>
+        <w:rPr>
+          <w:sz w:val="22"/>
+          <w:szCs w:val="22"/>
+        </w:rPr>
+        <w:t>(4) ______________________</w:t>
+      </w:r>
+    </w:p>
+    <w:p>
+      <w:pPr>
+        <w:spacing w:after="60"/>
+        <w:ind w:left="432"/>
+      </w:pPr>
+      <w:r>
+        <w:rPr>
+          <w:sz w:val="22"/>
+          <w:szCs w:val="22"/>
+        </w:rPr>
+        <w:t>(5) ______________________</w:t>
+      </w:r>
+    </w:p>
+    <w:p>
+      <w:pPr>
+        <w:spacing w:after="60"/>
+        <w:ind w:left="432"/>
+      </w:pPr>
+      <w:r>
+        <w:rPr>
+          <w:sz w:val="22"/>
+          <w:szCs w:val="22"/>
+        </w:rPr>
+        <w:t>(6) ______________________</w:t>
+      </w:r>
+    </w:p>
+    <w:p>
+      <w:pPr>
+        <w:spacing w:after="60"/>
+        <w:ind w:left="432"/>
+      </w:pPr>
+      <w:r>
+        <w:rPr>
+          <w:sz w:val="22"/>
+          <w:szCs w:val="22"/>
+        </w:rPr>
+        <w:t>(7) ______________________</w:t>
+      </w:r>
+    </w:p>
+    <w:p>
+      <w:pPr>
+        <w:spacing w:after="60"/>
+        <w:ind w:left="432"/>
+      </w:pPr>
+      <w:r>
+        <w:rPr>
+          <w:sz w:val="22"/>
+          <w:szCs w:val="22"/>
+        </w:rPr>
+        <w:t>(8) ______________________</w:t>
+      </w:r>
+    </w:p>
+    <w:p>
+      <w:pPr>
+        <w:spacing w:after="60"/>
+        <w:ind w:left="432"/>
+      </w:pPr>
+      <w:r>
+        <w:rPr>
+          <w:sz w:val="22"/>
+          <w:szCs w:val="22"/>
+        </w:rPr>
+        <w:t>(9) ______________________</w:t>
+      </w:r>
+    </w:p>
+    <w:p>
+      <w:pPr>
+        <w:spacing w:after="60"/>
+        <w:ind w:left="432"/>
+      </w:pPr>
+      <w:r>
+        <w:rPr>
+          <w:sz w:val="22"/>
+          <w:szCs w:val="22"/>
+        </w:rPr>
+        <w:t>(10) ______________________</w:t>
+      </w:r>
+    </w:p>
+    <w:p/>
+    <w:p>
+      <w:pPr>
+        <w:pStyle w:val="21"/>
+      </w:pPr>
+      <w:r>
+        <w:rPr>
+          <w:rFonts w:ascii="Times New Roman" w:eastAsia="思源黑体" w:hAnsi="Times New Roman" w:cs="Times New Roman"/>
+        </w:rPr>
+        <w:lastRenderedPageBreak/>
+        <w:t>Task 2</w:t>
+      </w:r>
+      <w:r>
+        <w:rPr>
+          <w:rFonts w:ascii="Times New Roman" w:eastAsia="思源黑体" w:hAnsi="Times New Roman" w:cs="Times New Roman"/>
+        </w:rPr>
+        <w:t xml:space="preserve">　</w:t>
+      </w:r>
+      <w:r>
+        <w:rPr>
+          <w:rFonts w:ascii="Times New Roman" w:eastAsia="思源黑体" w:hAnsi="Times New Roman" w:cs="Times New Roman"/>
+        </w:rPr>
+        <w:t>Read in Daily Life</w:t>
+      </w:r>
+      <w:r>
+        <w:rPr>
+          <w:rFonts w:ascii="Times New Roman" w:eastAsia="思源黑体" w:hAnsi="Times New Roman" w:cs="Times New Roman"/>
+        </w:rPr>
+        <w:t>（日常文本阅读）</w:t>
+      </w:r>
+    </w:p>
+    <w:p>
       <w:r>
         <w:rPr>
           <w:i/>
           <w:sz w:val="21"/>
           <w:szCs w:val="21"/>
         </w:rPr>
-        <w:t>Spelling counts toward your score.</w:t>
+        <w:t>Directions: Read each short text from everyday life — an email, a notice, or a social media post — and answer the questions that follow.</w:t>
       </w:r>
     </w:p>
     <w:p>
       <w:pPr>
         <w:pStyle w:val="31"/>
       </w:pPr>
+      <w:bookmarkStart w:id="2" w:name="_GoBack"/>
+      <w:bookmarkEnd w:id="2"/>
       <w:r>
         <w:rPr>
           <w:rFonts w:ascii="Times New Roman" w:eastAsia="思源黑体" w:hAnsi="Times New Roman" w:cs="Times New Roman"/>
         </w:rPr>
-        <w:t>Passage A</w:t>
+        <w:t>Text 1</w:t>
+      </w:r>
+      <w:r>
+        <w:rPr>
+          <w:rFonts w:ascii="Times New Roman" w:eastAsia="思源黑体" w:hAnsi="Times New Roman" w:cs="Times New Roman"/>
+        </w:rPr>
+        <w:t xml:space="preserve">　</w:t>
+      </w:r>
+      <w:r>
+        <w:rPr>
+          <w:rFonts w:ascii="Times New Roman" w:eastAsia="思源黑体" w:hAnsi="Times New Roman" w:cs="Times New Roman"/>
+        </w:rPr>
+        <w:t>Email</w:t>
+      </w:r>
+    </w:p>
+    <w:p>
+      <w:pPr>
+        <w:spacing w:after="40"/>
+      </w:pPr>
+      <w:r>
+        <w:rPr>
+          <w:b/>
+          <w:sz w:val="22"/>
+          <w:szCs w:val="22"/>
+        </w:rPr>
+        <w:t>From: Housing Services &lt;housing@northstate.edu&gt;</w:t>
+      </w:r>
+    </w:p>
+    <w:p>
+      <w:pPr>
+        <w:spacing w:after="40"/>
+      </w:pPr>
+      <w:r>
+        <w:rPr>
+          <w:sz w:val="22"/>
+          <w:szCs w:val="22"/>
+        </w:rPr>
+        <w:t>To: All residents, Cedar Hall</w:t>
       </w:r>
     </w:p>
     <w:p>
@@ -934,402 +1316,896 @@
       </w:pPr>
       <w:r>
         <w:rPr>
-          <w:sz w:val="22"/>
-          <w:szCs w:val="22"/>
-        </w:rPr>
-        <w:t>Coral reefs are among the most b_ _ _ _ _ _ _ _ _ _ (1) d_ _ _ _ _ _ (2) ecosystems on the planet. Although they occupy less than one percent of the ocean floor, they s_ _ _ _ _ _ (3) roughly a quarter of all ma</w:t>
-      </w:r>
-      <w:r>
-        <w:rPr>
-          <w:sz w:val="22"/>
-          <w:szCs w:val="22"/>
-        </w:rPr>
-        <w:t>rine species. Reefs are built by tiny animals called polyps, which settle on hard surfaces and c_ _ _ _ _ _ _ (4) them in enormous numbers. As generations of polyps die, their skeletons a_ _ _ _ _ _ _ _ _ (5) and form the complex structures that shelter fi</w:t>
-      </w:r>
-      <w:r>
-        <w:rPr>
-          <w:sz w:val="22"/>
-          <w:szCs w:val="22"/>
-        </w:rPr>
-        <w:t xml:space="preserve">sh and shellfish. Reefs also p_ _ _ _ _ _ (6) coastlines by absorbing the </w:t>
-      </w:r>
-      <w:r>
-        <w:rPr>
-          <w:sz w:val="22"/>
-          <w:szCs w:val="22"/>
+          <w:b/>
+          <w:sz w:val="22"/>
+          <w:szCs w:val="22"/>
+        </w:rPr>
+        <w:t>Subject: Heating system maintenance, December 10–12</w:t>
+      </w:r>
+    </w:p>
+    <w:p>
+      <w:pPr>
+        <w:spacing w:after="80"/>
+      </w:pPr>
+      <w:r>
+        <w:rPr>
+          <w:sz w:val="22"/>
+          <w:szCs w:val="22"/>
+        </w:rPr>
+        <w:t>Dear residents,</w:t>
+      </w:r>
+    </w:p>
+    <w:p>
+      <w:pPr>
+        <w:spacing w:after="80"/>
+      </w:pPr>
+      <w:r>
+        <w:rPr>
+          <w:sz w:val="22"/>
+          <w:szCs w:val="22"/>
+        </w:rPr>
+        <w:t>As part of our annual winter maintenance program, contractors will service the heating system in Cedar Hall from Tuesday, December 10 through Thursday, December 12. Work will take place between 9 a.m. and 4 p.m. each day.</w:t>
+      </w:r>
+    </w:p>
+    <w:p>
+      <w:pPr>
+        <w:spacing w:after="80"/>
+      </w:pPr>
+      <w:r>
+        <w:rPr>
+          <w:sz w:val="22"/>
+          <w:szCs w:val="22"/>
+        </w:rPr>
+        <w:t>During these hours, radiators in individual rooms will be switched off intermittently, and you may notice a drop in temperature of several degrees. Temperatures in hallways and common areas will not be affected. If your room becomes uncomfortable, the third-floor lounge will be open as a heated study space throughout the maintenance period.</w:t>
+      </w:r>
+    </w:p>
+    <w:p>
+      <w:pPr>
+        <w:spacing w:after="80"/>
+      </w:pPr>
+      <w:r>
+        <w:rPr>
+          <w:sz w:val="22"/>
+          <w:szCs w:val="22"/>
+        </w:rPr>
+        <w:t>Please also note that the building's water supply will be shut off on Wednesday from 1 p.m. to 3 p.m. while several valves are replaced. Noisy work, including drilling in the basement, is expected on Tuesday morning only.</w:t>
+      </w:r>
+    </w:p>
+    <w:p>
+      <w:pPr>
+        <w:spacing w:after="80"/>
+      </w:pPr>
+      <w:r>
+        <w:rPr>
+          <w:sz w:val="22"/>
+          <w:szCs w:val="22"/>
+        </w:rPr>
+        <w:t>We apologize for the inconvenience and appreciate your patience.</w:t>
+      </w:r>
+    </w:p>
+    <w:p>
+      <w:r>
+        <w:rPr>
+          <w:sz w:val="22"/>
+          <w:szCs w:val="22"/>
+        </w:rPr>
+        <w:t>Marcus Lin</w:t>
+      </w:r>
+      <w:r>
+        <w:rPr>
+          <w:sz w:val="22"/>
+          <w:szCs w:val="22"/>
+        </w:rPr>
+        <w:t xml:space="preserve">　</w:t>
+      </w:r>
+      <w:r>
+        <w:rPr>
+          <w:sz w:val="22"/>
+          <w:szCs w:val="22"/>
+        </w:rPr>
+        <w:t>Housing Services</w:t>
+      </w:r>
+    </w:p>
+    <w:p>
+      <w:pPr>
+        <w:spacing w:after="60"/>
+      </w:pPr>
+      <w:r>
+        <w:rPr>
+          <w:sz w:val="22"/>
+          <w:szCs w:val="22"/>
+        </w:rPr>
+        <w:t>1. What is the main purpose of the email?</w:t>
+      </w:r>
+      <w:r>
+        <w:rPr>
+          <w:sz w:val="22"/>
+          <w:szCs w:val="22"/>
+        </w:rPr>
+        <w:t xml:space="preserve"> B</w:t>
+      </w:r>
+    </w:p>
+    <w:p>
+      <w:pPr>
+        <w:spacing w:after="40"/>
+        <w:ind w:left="432"/>
+      </w:pPr>
+      <w:r>
+        <w:rPr>
+          <w:sz w:val="22"/>
+          <w:szCs w:val="22"/>
+        </w:rPr>
+        <w:t>A) To announce a rent increase for the winter term</w:t>
+      </w:r>
+    </w:p>
+    <w:p>
+      <w:pPr>
+        <w:spacing w:after="40"/>
+        <w:ind w:left="432"/>
+      </w:pPr>
+      <w:r>
+        <w:rPr>
+          <w:sz w:val="22"/>
+          <w:szCs w:val="22"/>
+          <w:highlight w:val="yellow"/>
+        </w:rPr>
+        <w:t>B) To warn residents about planned repairs and their effects</w:t>
+      </w:r>
+    </w:p>
+    <w:p>
+      <w:pPr>
+        <w:spacing w:after="40"/>
+        <w:ind w:left="432"/>
+      </w:pPr>
+      <w:r>
+        <w:rPr>
+          <w:sz w:val="22"/>
+          <w:szCs w:val="22"/>
+        </w:rPr>
+        <w:t>C) To invite residents to a meeting about building improvements</w:t>
+      </w:r>
+    </w:p>
+    <w:p>
+      <w:pPr>
+        <w:spacing w:after="40"/>
+        <w:ind w:left="432"/>
+      </w:pPr>
+      <w:r>
+        <w:rPr>
+          <w:sz w:val="22"/>
+          <w:szCs w:val="22"/>
+        </w:rPr>
+        <w:t>D) To explain why the third-floor lounge will be closed</w:t>
+      </w:r>
+    </w:p>
+    <w:p>
+      <w:pPr>
+        <w:spacing w:after="120"/>
+      </w:pPr>
+    </w:p>
+    <w:p>
+      <w:pPr>
+        <w:spacing w:after="60"/>
+      </w:pPr>
+      <w:r>
+        <w:rPr>
+          <w:sz w:val="22"/>
+          <w:szCs w:val="22"/>
+        </w:rPr>
+        <w:t>2. According to the email, what should residents do if their room becomes too cold?</w:t>
+      </w:r>
+    </w:p>
+    <w:p>
+      <w:pPr>
+        <w:spacing w:after="40"/>
+        <w:ind w:left="432"/>
+      </w:pPr>
+      <w:r>
+        <w:rPr>
+          <w:sz w:val="22"/>
+          <w:szCs w:val="22"/>
+        </w:rPr>
+        <w:t>A) Contact Housing Services to request a portable heater</w:t>
+      </w:r>
+    </w:p>
+    <w:p>
+      <w:pPr>
+        <w:spacing w:after="40"/>
+        <w:ind w:left="432"/>
+      </w:pPr>
+      <w:r>
+        <w:rPr>
+          <w:sz w:val="22"/>
+          <w:szCs w:val="22"/>
+        </w:rPr>
+        <w:t>B) Keep the windows closed until the work is finished</w:t>
+      </w:r>
+    </w:p>
+    <w:p>
+      <w:pPr>
+        <w:spacing w:after="40"/>
+        <w:ind w:left="432"/>
+      </w:pPr>
+      <w:r>
+        <w:rPr>
+          <w:sz w:val="22"/>
+          <w:szCs w:val="22"/>
+          <w:highlight w:val="yellow"/>
+        </w:rPr>
+        <w:t>C) Use the lounge on the third floor as a study space</w:t>
+      </w:r>
+    </w:p>
+    <w:p>
+      <w:pPr>
+        <w:spacing w:after="40"/>
+        <w:ind w:left="432"/>
+      </w:pPr>
+      <w:r>
+        <w:rPr>
+          <w:sz w:val="22"/>
+          <w:szCs w:val="22"/>
+        </w:rPr>
+        <w:t>D) Move to another residence hall for three days</w:t>
+      </w:r>
+    </w:p>
+    <w:p/>
+    <w:p>
+      <w:pPr>
+        <w:spacing w:after="60"/>
+      </w:pPr>
+      <w:r>
+        <w:rPr>
+          <w:sz w:val="22"/>
+          <w:szCs w:val="22"/>
+        </w:rPr>
+        <w:t xml:space="preserve">3. Which inconvenience is limited to </w:t>
+      </w:r>
+      <w:r>
+        <w:rPr>
+          <w:sz w:val="22"/>
+          <w:szCs w:val="22"/>
+          <w:highlight w:val="yellow"/>
+        </w:rPr>
+        <w:t>Tuesday morning</w:t>
+      </w:r>
+      <w:r>
+        <w:rPr>
+          <w:sz w:val="22"/>
+          <w:szCs w:val="22"/>
+        </w:rPr>
+        <w:t>?</w:t>
+      </w:r>
+    </w:p>
+    <w:p>
+      <w:pPr>
+        <w:spacing w:after="40"/>
+        <w:ind w:left="432"/>
+      </w:pPr>
+      <w:r>
+        <w:rPr>
+          <w:sz w:val="22"/>
+          <w:szCs w:val="22"/>
+        </w:rPr>
+        <w:t>A) The loss of hot water</w:t>
+      </w:r>
+    </w:p>
+    <w:p>
+      <w:pPr>
+        <w:spacing w:after="40"/>
+        <w:ind w:left="432"/>
+      </w:pPr>
+      <w:r>
+        <w:rPr>
+          <w:sz w:val="22"/>
+          <w:szCs w:val="22"/>
+        </w:rPr>
+        <w:t>B) The closure of the basement</w:t>
+      </w:r>
+    </w:p>
+    <w:p>
+      <w:pPr>
+        <w:spacing w:after="40"/>
+        <w:ind w:left="432"/>
+      </w:pPr>
+      <w:r>
+        <w:rPr>
+          <w:sz w:val="22"/>
+          <w:szCs w:val="22"/>
+          <w:highlight w:val="yellow"/>
+        </w:rPr>
+        <w:t>C) Noise from drilling</w:t>
+      </w:r>
+    </w:p>
+    <w:p>
+      <w:pPr>
+        <w:spacing w:after="40"/>
+        <w:ind w:left="432"/>
+      </w:pPr>
+      <w:r>
+        <w:rPr>
+          <w:sz w:val="22"/>
+          <w:szCs w:val="22"/>
+        </w:rPr>
+        <w:t>D) Radiators being switched off</w:t>
+      </w:r>
+    </w:p>
+    <w:p>
+      <w:pPr>
+        <w:spacing w:after="280"/>
+      </w:pPr>
+    </w:p>
+    <w:p>
+      <w:pPr>
+        <w:pStyle w:val="31"/>
+      </w:pPr>
+      <w:r>
+        <w:rPr>
+          <w:rFonts w:ascii="Times New Roman" w:eastAsia="思源黑体" w:hAnsi="Times New Roman" w:cs="Times New Roman"/>
         </w:rPr>
         <w:lastRenderedPageBreak/>
-        <w:t>energy of storm waves. Yet coral depends on algae living inside its t_ _ _ _ _ _ (7); when the water becomes unusually warm, the algae are expelled and the coral loses its main sourc</w:t>
-      </w:r>
-      <w:r>
-        <w:rPr>
-          <w:sz w:val="22"/>
-          <w:szCs w:val="22"/>
-        </w:rPr>
-        <w:t>e of n_ _ _ _ _ _ _ _ _ _ (8). This process, known as bleaching, leaves reefs pale and highly v_ _ _ _ _ _ _ _ (9). A few species, however, appear remarkably r_ _ _ _ _ _ _ (10) and may survive in warmer seas.</w:t>
+        <w:t>Text 2</w:t>
+      </w:r>
+      <w:r>
+        <w:rPr>
+          <w:rFonts w:ascii="Times New Roman" w:eastAsia="思源黑体" w:hAnsi="Times New Roman" w:cs="Times New Roman"/>
+        </w:rPr>
+        <w:t xml:space="preserve">　</w:t>
+      </w:r>
+      <w:r>
+        <w:rPr>
+          <w:rFonts w:ascii="Times New Roman" w:eastAsia="思源黑体" w:hAnsi="Times New Roman" w:cs="Times New Roman"/>
+        </w:rPr>
+        <w:t>Notice</w:t>
+      </w:r>
+    </w:p>
+    <w:p>
+      <w:pPr>
+        <w:spacing w:after="120"/>
+      </w:pPr>
+      <w:r>
+        <w:rPr>
+          <w:b/>
+        </w:rPr>
+        <w:t>Campus Recreation Center — New Hours and Policy Changes</w:t>
+      </w:r>
+    </w:p>
+    <w:p>
+      <w:pPr>
+        <w:spacing w:after="80"/>
+      </w:pPr>
+      <w:r>
+        <w:rPr>
+          <w:sz w:val="22"/>
+          <w:szCs w:val="22"/>
+        </w:rPr>
+        <w:t>Beginning Monday, September 8, the Campus Recreation Center will open at 6:00 a.m. instead of 6:30 a.m. on weekdays. Weekend hours are unchanged (8:00 a.m. – 9:00 p.m.).</w:t>
+      </w:r>
+    </w:p>
+    <w:p>
+      <w:pPr>
+        <w:spacing w:after="80"/>
+      </w:pPr>
+      <w:r>
+        <w:rPr>
+          <w:sz w:val="22"/>
+          <w:szCs w:val="22"/>
+        </w:rPr>
+        <w:t xml:space="preserve">Starting the same day, all members must check in with the new mobile app. The printed sign-in sheet at the front desk will no longer be available. The app also lets you reserve a squash court up to 48 hours in advance. Until now, </w:t>
+      </w:r>
+      <w:r>
+        <w:rPr>
+          <w:sz w:val="22"/>
+          <w:szCs w:val="22"/>
+          <w:highlight w:val="yellow"/>
+        </w:rPr>
+        <w:t>courts could only be reserved in person, on the day of play</w:t>
+      </w:r>
+      <w:r>
+        <w:rPr>
+          <w:sz w:val="22"/>
+          <w:szCs w:val="22"/>
+        </w:rPr>
+        <w:t>.</w:t>
+      </w:r>
+    </w:p>
+    <w:p>
+      <w:pPr>
+        <w:spacing w:after="80"/>
+      </w:pPr>
+      <w:r>
+        <w:rPr>
+          <w:sz w:val="22"/>
+          <w:szCs w:val="22"/>
+        </w:rPr>
+        <w:t>Please note as well that the pool will be closed for resurfacing from September 8 to September 20. During that period, lap swimming moves to the North Campus facility, and the free shuttle between the two locations will run every 20 minutes.</w:t>
+      </w:r>
+    </w:p>
+    <w:p>
+      <w:r>
+        <w:rPr>
+          <w:sz w:val="22"/>
+          <w:szCs w:val="22"/>
+        </w:rPr>
+        <w:t>Questions? Write to rec@stateu.edu or ask at the front desk.</w:t>
       </w:r>
     </w:p>
     <w:p>
       <w:pPr>
         <w:spacing w:after="60"/>
-        <w:ind w:left="432"/>
-      </w:pPr>
-      <w:r>
-        <w:rPr>
-          <w:sz w:val="22"/>
-          <w:szCs w:val="22"/>
-        </w:rPr>
-        <w:t>(1) ______________________</w:t>
-      </w:r>
+      </w:pPr>
+      <w:r>
+        <w:rPr>
+          <w:sz w:val="22"/>
+          <w:szCs w:val="22"/>
+        </w:rPr>
+        <w:t>4. What is the notice mainly about?</w:t>
+      </w:r>
+    </w:p>
+    <w:p>
+      <w:pPr>
+        <w:spacing w:after="40"/>
+        <w:ind w:left="432"/>
+      </w:pPr>
+      <w:r>
+        <w:rPr>
+          <w:sz w:val="22"/>
+          <w:szCs w:val="22"/>
+        </w:rPr>
+        <w:t>A) A campaign to encourage students to exercise more</w:t>
+      </w:r>
+    </w:p>
+    <w:p>
+      <w:pPr>
+        <w:spacing w:after="40"/>
+        <w:ind w:left="432"/>
+      </w:pPr>
+      <w:r>
+        <w:rPr>
+          <w:sz w:val="22"/>
+          <w:szCs w:val="22"/>
+          <w:highlight w:val="yellow"/>
+        </w:rPr>
+        <w:t>B) Several changes taking effect at the recreation center</w:t>
+      </w:r>
+    </w:p>
+    <w:p>
+      <w:pPr>
+        <w:spacing w:after="40"/>
+        <w:ind w:left="432"/>
+      </w:pPr>
+      <w:r>
+        <w:rPr>
+          <w:sz w:val="22"/>
+          <w:szCs w:val="22"/>
+        </w:rPr>
+        <w:t>C) The schedule of the shuttle to North Campus</w:t>
+      </w:r>
+    </w:p>
+    <w:p>
+      <w:pPr>
+        <w:spacing w:after="40"/>
+        <w:ind w:left="432"/>
+      </w:pPr>
+      <w:r>
+        <w:rPr>
+          <w:sz w:val="22"/>
+          <w:szCs w:val="22"/>
+        </w:rPr>
+        <w:t>D) The reopening of the pool after resurfacing</w:t>
+      </w:r>
+    </w:p>
+    <w:p>
+      <w:pPr>
+        <w:spacing w:after="120"/>
+      </w:pPr>
     </w:p>
     <w:p>
       <w:pPr>
         <w:spacing w:after="60"/>
-        <w:ind w:left="432"/>
-      </w:pPr>
-      <w:r>
-        <w:rPr>
-          <w:sz w:val="22"/>
-          <w:szCs w:val="22"/>
-        </w:rPr>
-        <w:t>(2) _______________</w:t>
-      </w:r>
-      <w:r>
-        <w:rPr>
-          <w:sz w:val="22"/>
-          <w:szCs w:val="22"/>
-        </w:rPr>
-        <w:t>_______</w:t>
-      </w:r>
+      </w:pPr>
+      <w:r>
+        <w:rPr>
+          <w:sz w:val="22"/>
+          <w:szCs w:val="22"/>
+        </w:rPr>
+        <w:t>5. Compared with the old system, what is new about court reservations?</w:t>
+      </w:r>
+    </w:p>
+    <w:p>
+      <w:pPr>
+        <w:spacing w:after="40"/>
+        <w:ind w:left="432"/>
+      </w:pPr>
+      <w:r>
+        <w:rPr>
+          <w:sz w:val="22"/>
+          <w:szCs w:val="22"/>
+          <w:highlight w:val="yellow"/>
+        </w:rPr>
+        <w:t>A) They can be made two days ahead of time</w:t>
+      </w:r>
+    </w:p>
+    <w:p>
+      <w:pPr>
+        <w:spacing w:after="40"/>
+        <w:ind w:left="432"/>
+      </w:pPr>
+      <w:r>
+        <w:rPr>
+          <w:sz w:val="22"/>
+          <w:szCs w:val="22"/>
+        </w:rPr>
+        <w:t>B) They now cost a small fee</w:t>
+      </w:r>
+    </w:p>
+    <w:p>
+      <w:pPr>
+        <w:spacing w:after="40"/>
+        <w:ind w:left="432"/>
+      </w:pPr>
+      <w:r>
+        <w:rPr>
+          <w:sz w:val="22"/>
+          <w:szCs w:val="22"/>
+        </w:rPr>
+        <w:t>C) They must be made at the front desk</w:t>
+      </w:r>
+    </w:p>
+    <w:p>
+      <w:pPr>
+        <w:spacing w:after="40"/>
+        <w:ind w:left="432"/>
+      </w:pPr>
+      <w:r>
+        <w:rPr>
+          <w:sz w:val="22"/>
+          <w:szCs w:val="22"/>
+        </w:rPr>
+        <w:t>D) They are limited to weekends</w:t>
+      </w:r>
+    </w:p>
+    <w:p>
+      <w:pPr>
+        <w:spacing w:after="120"/>
+      </w:pPr>
     </w:p>
     <w:p>
       <w:pPr>
         <w:spacing w:after="60"/>
-        <w:ind w:left="432"/>
-      </w:pPr>
-      <w:r>
-        <w:rPr>
-          <w:sz w:val="22"/>
-          <w:szCs w:val="22"/>
-        </w:rPr>
-        <w:t>(3) ______________________</w:t>
+      </w:pPr>
+      <w:r>
+        <w:rPr>
+          <w:sz w:val="22"/>
+          <w:szCs w:val="22"/>
+        </w:rPr>
+        <w:t>6. What can be inferred about a student who wants to swim on September 15?</w:t>
+      </w:r>
+    </w:p>
+    <w:p>
+      <w:pPr>
+        <w:spacing w:after="40"/>
+        <w:ind w:left="432"/>
+      </w:pPr>
+      <w:r>
+        <w:rPr>
+          <w:sz w:val="22"/>
+          <w:szCs w:val="22"/>
+        </w:rPr>
+        <w:t>A) The student must wait until the pool reopens on September 20</w:t>
+      </w:r>
+    </w:p>
+    <w:p>
+      <w:pPr>
+        <w:spacing w:after="40"/>
+        <w:ind w:left="432"/>
+      </w:pPr>
+      <w:r>
+        <w:rPr>
+          <w:sz w:val="22"/>
+          <w:szCs w:val="22"/>
+          <w:highlight w:val="yellow"/>
+        </w:rPr>
+        <w:t>B) The student will need to travel to another facility</w:t>
+      </w:r>
+    </w:p>
+    <w:p>
+      <w:pPr>
+        <w:spacing w:after="40"/>
+        <w:ind w:left="432"/>
+      </w:pPr>
+      <w:r>
+        <w:rPr>
+          <w:sz w:val="22"/>
+          <w:szCs w:val="22"/>
+        </w:rPr>
+        <w:t>C) The student should reserve a lane through the app</w:t>
+      </w:r>
+    </w:p>
+    <w:p>
+      <w:pPr>
+        <w:spacing w:after="40"/>
+        <w:ind w:left="432"/>
+      </w:pPr>
+      <w:r>
+        <w:rPr>
+          <w:sz w:val="22"/>
+          <w:szCs w:val="22"/>
+        </w:rPr>
+        <w:t>D) The student can use the pool only on weekdays</w:t>
+      </w:r>
+    </w:p>
+    <w:p>
+      <w:pPr>
+        <w:spacing w:after="280"/>
+      </w:pPr>
+    </w:p>
+    <w:p>
+      <w:pPr>
+        <w:pStyle w:val="31"/>
+      </w:pPr>
+      <w:r>
+        <w:rPr>
+          <w:rFonts w:ascii="Times New Roman" w:eastAsia="思源黑体" w:hAnsi="Times New Roman" w:cs="Times New Roman"/>
+        </w:rPr>
+        <w:t>Text 3</w:t>
+      </w:r>
+      <w:r>
+        <w:rPr>
+          <w:rFonts w:ascii="Times New Roman" w:eastAsia="思源黑体" w:hAnsi="Times New Roman" w:cs="Times New Roman"/>
+        </w:rPr>
+        <w:t xml:space="preserve">　</w:t>
+      </w:r>
+      <w:r>
+        <w:rPr>
+          <w:rFonts w:ascii="Times New Roman" w:eastAsia="思源黑体" w:hAnsi="Times New Roman" w:cs="Times New Roman"/>
+        </w:rPr>
+        <w:t>Social media post</w:t>
+      </w:r>
+    </w:p>
+    <w:p>
+      <w:pPr>
+        <w:spacing w:after="120"/>
+      </w:pPr>
+      <w:r>
+        <w:rPr>
+          <w:b/>
+          <w:sz w:val="22"/>
+          <w:szCs w:val="22"/>
+        </w:rPr>
+        <w:t>@GreenCampus · Student Sustainability Collective · 2 h</w:t>
+      </w:r>
+    </w:p>
+    <w:p>
+      <w:pPr>
+        <w:spacing w:after="80"/>
+      </w:pPr>
+      <w:r>
+        <w:rPr>
+          <w:sz w:val="22"/>
+          <w:szCs w:val="22"/>
+        </w:rPr>
+        <w:t xml:space="preserve">Our </w:t>
+      </w:r>
+      <w:r>
+        <w:rPr>
+          <w:sz w:val="22"/>
+          <w:szCs w:val="22"/>
+          <w:highlight w:val="yellow"/>
+        </w:rPr>
+        <w:t>textbook swap</w:t>
+      </w:r>
+      <w:r>
+        <w:rPr>
+          <w:sz w:val="22"/>
+          <w:szCs w:val="22"/>
+        </w:rPr>
+        <w:t xml:space="preserve"> is back for fall semester — this Saturday, 11 a.m. to 3 p.m., in the student union atrium. Bring the books you've finished with and trade them for the ones you need. No cash, no receipts — just bring your student ID.</w:t>
+      </w:r>
+    </w:p>
+    <w:p>
+      <w:pPr>
+        <w:spacing w:after="80"/>
+      </w:pPr>
+      <w:r>
+        <w:rPr>
+          <w:sz w:val="22"/>
+          <w:szCs w:val="22"/>
+        </w:rPr>
+        <w:t xml:space="preserve">Last spring we kept more than 900 books </w:t>
+      </w:r>
+      <w:r>
+        <w:rPr>
+          <w:sz w:val="22"/>
+          <w:szCs w:val="22"/>
+          <w:highlight w:val="yellow"/>
+        </w:rPr>
+        <w:t>out of the landfill</w:t>
+      </w:r>
+      <w:r>
+        <w:rPr>
+          <w:sz w:val="22"/>
+          <w:szCs w:val="22"/>
+        </w:rPr>
+        <w:t>, and the average swapper saved about $85. We're also collecting lab goggles and dissection kits for the biology department's donation drive.</w:t>
+      </w:r>
+    </w:p>
+    <w:p>
+      <w:r>
+        <w:rPr>
+          <w:sz w:val="22"/>
+          <w:szCs w:val="22"/>
+        </w:rPr>
+        <w:t>Can't make it Saturday? Drop books in the blue bin outside the library any time this week.</w:t>
       </w:r>
     </w:p>
     <w:p>
       <w:pPr>
         <w:spacing w:after="60"/>
-        <w:ind w:left="432"/>
-      </w:pPr>
-      <w:r>
-        <w:rPr>
-          <w:sz w:val="22"/>
-          <w:szCs w:val="22"/>
-        </w:rPr>
-        <w:t>(4) ______________________</w:t>
-      </w:r>
+      </w:pPr>
+      <w:r>
+        <w:rPr>
+          <w:sz w:val="22"/>
+          <w:szCs w:val="22"/>
+        </w:rPr>
+        <w:t>7. Why does the post mention the number 900?</w:t>
+      </w:r>
+    </w:p>
+    <w:p>
+      <w:pPr>
+        <w:spacing w:after="40"/>
+        <w:ind w:left="432"/>
+      </w:pPr>
+      <w:r>
+        <w:rPr>
+          <w:sz w:val="22"/>
+          <w:szCs w:val="22"/>
+        </w:rPr>
+        <w:lastRenderedPageBreak/>
+        <w:t>A) To show how many students attended last spring</w:t>
+      </w:r>
+    </w:p>
+    <w:p>
+      <w:pPr>
+        <w:spacing w:after="40"/>
+        <w:ind w:left="432"/>
+      </w:pPr>
+      <w:r>
+        <w:rPr>
+          <w:sz w:val="22"/>
+          <w:szCs w:val="22"/>
+          <w:highlight w:val="yellow"/>
+        </w:rPr>
+        <w:t>B) To indicate how many books were reused instead of thrown away</w:t>
+      </w:r>
+    </w:p>
+    <w:p>
+      <w:pPr>
+        <w:spacing w:after="40"/>
+        <w:ind w:left="432"/>
+      </w:pPr>
+      <w:r>
+        <w:rPr>
+          <w:sz w:val="22"/>
+          <w:szCs w:val="22"/>
+        </w:rPr>
+        <w:t>C) To compare the cost of new and used textbooks</w:t>
+      </w:r>
+    </w:p>
+    <w:p>
+      <w:pPr>
+        <w:spacing w:after="40"/>
+        <w:ind w:left="432"/>
+      </w:pPr>
+      <w:r>
+        <w:rPr>
+          <w:sz w:val="22"/>
+          <w:szCs w:val="22"/>
+        </w:rPr>
+        <w:t>D) To advertise the size of the student union atrium</w:t>
+      </w:r>
+    </w:p>
+    <w:p>
+      <w:pPr>
+        <w:spacing w:after="120"/>
+      </w:pPr>
     </w:p>
     <w:p>
       <w:pPr>
         <w:spacing w:after="60"/>
-        <w:ind w:left="432"/>
-      </w:pPr>
-      <w:r>
-        <w:rPr>
-          <w:sz w:val="22"/>
-          <w:szCs w:val="22"/>
-        </w:rPr>
-        <w:t>(5) ______________________</w:t>
-      </w:r>
-    </w:p>
-    <w:p>
-      <w:pPr>
-        <w:spacing w:after="60"/>
-        <w:ind w:left="432"/>
-      </w:pPr>
-      <w:r>
-        <w:rPr>
-          <w:sz w:val="22"/>
-          <w:szCs w:val="22"/>
-        </w:rPr>
-        <w:t>(6) ______________________</w:t>
-      </w:r>
-    </w:p>
-    <w:p>
-      <w:pPr>
-        <w:spacing w:after="60"/>
-        <w:ind w:left="432"/>
-      </w:pPr>
-      <w:r>
-        <w:rPr>
-          <w:sz w:val="22"/>
-          <w:szCs w:val="22"/>
-        </w:rPr>
-        <w:t>(7) ______________________</w:t>
-      </w:r>
-    </w:p>
-    <w:p>
-      <w:pPr>
-        <w:spacing w:after="60"/>
-        <w:ind w:left="432"/>
-      </w:pPr>
-      <w:r>
-        <w:rPr>
-          <w:sz w:val="22"/>
-          <w:szCs w:val="22"/>
-        </w:rPr>
-        <w:t>(8) ______________________</w:t>
-      </w:r>
-    </w:p>
-    <w:p>
-      <w:pPr>
-        <w:spacing w:after="60"/>
-        <w:ind w:left="432"/>
-      </w:pPr>
-      <w:r>
-        <w:rPr>
-          <w:sz w:val="22"/>
-          <w:szCs w:val="22"/>
-        </w:rPr>
-        <w:t>(9) ______________________</w:t>
-      </w:r>
-    </w:p>
-    <w:p>
-      <w:pPr>
-        <w:spacing w:after="60"/>
-        <w:ind w:left="432"/>
-      </w:pPr>
-      <w:r>
-        <w:rPr>
-          <w:sz w:val="22"/>
-          <w:szCs w:val="22"/>
-        </w:rPr>
-        <w:t>(10) ______________________</w:t>
-      </w:r>
-    </w:p>
-    <w:p/>
-    <w:p>
-      <w:pPr>
-        <w:pStyle w:val="31"/>
+      </w:pPr>
+      <w:r>
+        <w:rPr>
+          <w:sz w:val="22"/>
+          <w:szCs w:val="22"/>
+        </w:rPr>
+        <w:t>8. What is NOT accepted at the event?</w:t>
+      </w:r>
+    </w:p>
+    <w:p>
+      <w:pPr>
+        <w:spacing w:after="40"/>
+        <w:ind w:left="432"/>
+      </w:pPr>
+      <w:r>
+        <w:rPr>
+          <w:sz w:val="22"/>
+          <w:szCs w:val="22"/>
+        </w:rPr>
+        <w:t>A) Used textbooks</w:t>
+      </w:r>
+    </w:p>
+    <w:p>
+      <w:pPr>
+        <w:spacing w:after="40"/>
+        <w:ind w:left="432"/>
+      </w:pPr>
+      <w:r>
+        <w:rPr>
+          <w:sz w:val="22"/>
+          <w:szCs w:val="22"/>
+        </w:rPr>
+        <w:t>B) Lab goggles</w:t>
+      </w:r>
+    </w:p>
+    <w:p>
+      <w:pPr>
+        <w:spacing w:after="40"/>
+        <w:ind w:left="432"/>
+      </w:pPr>
+      <w:r>
+        <w:rPr>
+          <w:sz w:val="22"/>
+          <w:szCs w:val="22"/>
+        </w:rPr>
+        <w:t>C) Dissection kits</w:t>
+      </w:r>
+    </w:p>
+    <w:p>
+      <w:pPr>
+        <w:spacing w:after="40"/>
+        <w:ind w:left="432"/>
+      </w:pPr>
+      <w:r>
+        <w:rPr>
+          <w:sz w:val="22"/>
+          <w:szCs w:val="22"/>
+          <w:highlight w:val="yellow"/>
+        </w:rPr>
+        <w:t>D) Cash payments</w:t>
+      </w:r>
+    </w:p>
+    <w:p>
+      <w:pPr>
+        <w:spacing w:after="280"/>
+      </w:pPr>
+    </w:p>
+    <w:p>
+      <w:pPr>
+        <w:pStyle w:val="21"/>
       </w:pPr>
       <w:r>
         <w:rPr>
           <w:rFonts w:ascii="Times New Roman" w:eastAsia="思源黑体" w:hAnsi="Times New Roman" w:cs="Times New Roman"/>
         </w:rPr>
-        <w:t>Passage B</w:t>
-      </w:r>
-    </w:p>
-    <w:p>
-      <w:pPr>
-        <w:spacing w:after="160"/>
-      </w:pPr>
-      <w:r>
-        <w:rPr>
-          <w:sz w:val="22"/>
-          <w:szCs w:val="22"/>
-        </w:rPr>
-        <w:t xml:space="preserve">Crop rotation — </w:t>
-      </w:r>
-      <w:r>
-        <w:rPr>
-          <w:sz w:val="22"/>
-          <w:szCs w:val="22"/>
-        </w:rPr>
-        <w:t xml:space="preserve">planting different crops in the same field in successive s_ _ _ _ _ _ (1) — is one of the oldest tools in agriculture. By alternating plants, farmers prevent a single nutrient from being d_ _ _ _ _ _ _ (2) from the soil. Legumes such as peas and beans are </w:t>
-      </w:r>
-      <w:r>
-        <w:rPr>
-          <w:sz w:val="22"/>
-          <w:szCs w:val="22"/>
-        </w:rPr>
-        <w:t xml:space="preserve">especially useful because bacteria in their roots r_ _ _ _ _ _ _ _ (3) the nitrogen that cereal crops remove. Changing crops also interrupts the life cycles of insects that d_ _ _ _ _ (4) on one particular host plant, which reduces damage without chemical </w:t>
-      </w:r>
-      <w:r>
-        <w:rPr>
-          <w:sz w:val="22"/>
-          <w:szCs w:val="22"/>
-        </w:rPr>
-        <w:t>p_ _ _ _ _ _ _ _ _ (5). In medieval Europe, a three-field system let communities grow food for people as well as f_ _ _ _ _ (6) for animals. By the eighteenth century, writers on farming were urging landowners to a_ _ _ _ (7) the method more widely. Althou</w:t>
-      </w:r>
-      <w:r>
-        <w:rPr>
-          <w:sz w:val="22"/>
-          <w:szCs w:val="22"/>
-        </w:rPr>
-        <w:t>gh modern agriculture has often replaced rotation with synthetic f_ _ _ _ _ _ _ _ _ _ (8), interest in the technique has r_ _ _ _ _ _ (9) in recent decades as farmers look for ways to cut costs and protect soil h_ _ _ _ _ (10).</w:t>
-      </w:r>
-    </w:p>
-    <w:p>
-      <w:pPr>
-        <w:spacing w:after="60"/>
-        <w:ind w:left="432"/>
-      </w:pPr>
-      <w:r>
-        <w:rPr>
-          <w:sz w:val="22"/>
-          <w:szCs w:val="22"/>
-        </w:rPr>
-        <w:t>(1) ______________________</w:t>
-      </w:r>
-    </w:p>
-    <w:p>
-      <w:pPr>
-        <w:spacing w:after="60"/>
-        <w:ind w:left="432"/>
-      </w:pPr>
-      <w:r>
-        <w:rPr>
-          <w:sz w:val="22"/>
-          <w:szCs w:val="22"/>
-        </w:rPr>
-        <w:t>(</w:t>
-      </w:r>
-      <w:r>
-        <w:rPr>
-          <w:sz w:val="22"/>
-          <w:szCs w:val="22"/>
-        </w:rPr>
-        <w:t>2) ______________________</w:t>
-      </w:r>
-    </w:p>
-    <w:p>
-      <w:pPr>
-        <w:spacing w:after="60"/>
-        <w:ind w:left="432"/>
-      </w:pPr>
-      <w:r>
-        <w:rPr>
-          <w:sz w:val="22"/>
-          <w:szCs w:val="22"/>
-        </w:rPr>
-        <w:t>(3) ______________________</w:t>
-      </w:r>
-    </w:p>
-    <w:p>
-      <w:pPr>
-        <w:spacing w:after="60"/>
-        <w:ind w:left="432"/>
-      </w:pPr>
-      <w:r>
-        <w:rPr>
-          <w:sz w:val="22"/>
-          <w:szCs w:val="22"/>
-        </w:rPr>
-        <w:t>(4) ______________________</w:t>
-      </w:r>
-    </w:p>
-    <w:p>
-      <w:pPr>
-        <w:spacing w:after="60"/>
-        <w:ind w:left="432"/>
-      </w:pPr>
-      <w:r>
-        <w:rPr>
-          <w:sz w:val="22"/>
-          <w:szCs w:val="22"/>
-        </w:rPr>
-        <w:t>(5) ______________________</w:t>
-      </w:r>
-    </w:p>
-    <w:p>
-      <w:pPr>
-        <w:spacing w:after="60"/>
-        <w:ind w:left="432"/>
-      </w:pPr>
-      <w:r>
-        <w:rPr>
-          <w:sz w:val="22"/>
-          <w:szCs w:val="22"/>
-        </w:rPr>
-        <w:t>(6) ______________________</w:t>
-      </w:r>
-    </w:p>
-    <w:p>
-      <w:pPr>
-        <w:spacing w:after="60"/>
-        <w:ind w:left="432"/>
-      </w:pPr>
-      <w:r>
-        <w:rPr>
-          <w:sz w:val="22"/>
-          <w:szCs w:val="22"/>
-        </w:rPr>
-        <w:t>(7) ______________________</w:t>
-      </w:r>
-    </w:p>
-    <w:p>
-      <w:pPr>
-        <w:spacing w:after="60"/>
-        <w:ind w:left="432"/>
-      </w:pPr>
-      <w:r>
-        <w:rPr>
-          <w:sz w:val="22"/>
-          <w:szCs w:val="22"/>
-        </w:rPr>
-        <w:t>(8) ______________________</w:t>
-      </w:r>
-    </w:p>
-    <w:p>
-      <w:pPr>
-        <w:spacing w:after="60"/>
-        <w:ind w:left="432"/>
-      </w:pPr>
-      <w:r>
-        <w:rPr>
-          <w:sz w:val="22"/>
-          <w:szCs w:val="22"/>
-        </w:rPr>
-        <w:t>(9) ______________________</w:t>
-      </w:r>
-    </w:p>
-    <w:p>
-      <w:pPr>
-        <w:spacing w:after="60"/>
-        <w:ind w:left="432"/>
-      </w:pPr>
-      <w:r>
-        <w:rPr>
-          <w:sz w:val="22"/>
-          <w:szCs w:val="22"/>
-        </w:rPr>
-        <w:t>(10) ______________________</w:t>
-      </w:r>
-    </w:p>
-    <w:p/>
-    <w:p>
-      <w:pPr>
-        <w:pStyle w:val="21"/>
-      </w:pPr>
+        <w:t>Task 3</w:t>
+      </w:r>
       <w:r>
         <w:rPr>
           <w:rFonts w:ascii="Times New Roman" w:eastAsia="思源黑体" w:hAnsi="Times New Roman" w:cs="Times New Roman"/>
         </w:rPr>
-        <w:lastRenderedPageBreak/>
-        <w:t>Task 2</w:t>
+        <w:t xml:space="preserve">　</w:t>
       </w:r>
       <w:r>
         <w:rPr>
           <w:rFonts w:ascii="Times New Roman" w:eastAsia="思源黑体" w:hAnsi="Times New Roman" w:cs="Times New Roman"/>
         </w:rPr>
-        <w:t xml:space="preserve">　</w:t>
+        <w:t>Read an Academic Passage</w:t>
       </w:r>
       <w:r>
         <w:rPr>
           <w:rFonts w:ascii="Times New Roman" w:eastAsia="思源黑体" w:hAnsi="Times New Roman" w:cs="Times New Roman"/>
         </w:rPr>
-        <w:t xml:space="preserve">Read </w:t>
-      </w:r>
-      <w:r>
-        <w:rPr>
-          <w:rFonts w:ascii="Times New Roman" w:eastAsia="思源黑体" w:hAnsi="Times New Roman" w:cs="Times New Roman"/>
-        </w:rPr>
-        <w:t>in Daily Life</w:t>
-      </w:r>
-      <w:r>
-        <w:rPr>
-          <w:rFonts w:ascii="Times New Roman" w:eastAsia="思源黑体" w:hAnsi="Times New Roman" w:cs="Times New Roman"/>
-        </w:rPr>
-        <w:t>（日常文本阅读）</w:t>
+        <w:t>（学术短文阅读）</w:t>
       </w:r>
     </w:p>
     <w:p>
@@ -1339,7 +2215,7 @@
           <w:sz w:val="21"/>
           <w:szCs w:val="21"/>
         </w:rPr>
-        <w:t>Directions: Read each short text from everyday life — an email, a notice, or a social media post — and answer the questions that follow.</w:t>
+        <w:t>Directions: Read each short academic passage and answer the questions. Passages are about 200 words; questions may ask about the main idea, details, inferences, the purpose of a sentence, or vocabulary in context.</w:t>
       </w:r>
     </w:p>
     <w:p>
@@ -1350,7 +2226,7 @@
         <w:rPr>
           <w:rFonts w:ascii="Times New Roman" w:eastAsia="思源黑体" w:hAnsi="Times New Roman" w:cs="Times New Roman"/>
         </w:rPr>
-        <w:t>Text 1</w:t>
+        <w:t>Passage 1</w:t>
       </w:r>
       <w:r>
         <w:rPr>
@@ -1362,53 +2238,7 @@
         <w:rPr>
           <w:rFonts w:ascii="Times New Roman" w:eastAsia="思源黑体" w:hAnsi="Times New Roman" w:cs="Times New Roman"/>
         </w:rPr>
-        <w:t>Email</w:t>
-      </w:r>
-    </w:p>
-    <w:p>
-      <w:pPr>
-        <w:spacing w:after="40"/>
-      </w:pPr>
-      <w:r>
-        <w:rPr>
-          <w:b/>
-          <w:sz w:val="22"/>
-          <w:szCs w:val="22"/>
-        </w:rPr>
-        <w:t>From: Housing Services &lt;housing@northstate.edu&gt;</w:t>
-      </w:r>
-    </w:p>
-    <w:p>
-      <w:pPr>
-        <w:spacing w:after="40"/>
-      </w:pPr>
-      <w:r>
-        <w:rPr>
-          <w:sz w:val="22"/>
-          <w:szCs w:val="22"/>
-        </w:rPr>
-        <w:t>To: All residents, Cedar Hall</w:t>
-      </w:r>
-    </w:p>
-    <w:p>
-      <w:pPr>
-        <w:spacing w:after="160"/>
-      </w:pPr>
-      <w:r>
-        <w:rPr>
-          <w:b/>
-          <w:sz w:val="22"/>
-          <w:szCs w:val="22"/>
-        </w:rPr>
-        <w:t>Subjec</w:t>
-      </w:r>
-      <w:r>
-        <w:rPr>
-          <w:b/>
-          <w:sz w:val="22"/>
-          <w:szCs w:val="22"/>
-        </w:rPr>
-        <w:t>t: Heating system maintenance, December 10–12</w:t>
+        <w:t>Bioluminescence in the Deep Sea</w:t>
       </w:r>
     </w:p>
     <w:p>
@@ -1420,7 +2250,7 @@
           <w:sz w:val="22"/>
           <w:szCs w:val="22"/>
         </w:rPr>
-        <w:t>Dear residents,</w:t>
+        <w:t>Bioluminescence — the production of light by living organisms — is the rule rather than the exception in the deep ocean. In waters below about 200 meters, where sunlight no longer reaches, scientists estimate that the majority of animals generate their own light. The light comes from a chemical reaction in which a molecule called luciferin is oxidized with the help of an enzyme, luciferase. Because the reaction releases almost no heat, it is extraordinarily efficient.</w:t>
       </w:r>
     </w:p>
     <w:p>
@@ -1432,87 +2262,31 @@
           <w:sz w:val="22"/>
           <w:szCs w:val="22"/>
         </w:rPr>
-        <w:t xml:space="preserve">As part of our annual winter maintenance program, contractors will service the heating system in Cedar Hall from Tuesday, December 10 through Thursday, December 12. Work will take place between </w:t>
-      </w:r>
-      <w:r>
-        <w:rPr>
-          <w:sz w:val="22"/>
-          <w:szCs w:val="22"/>
-        </w:rPr>
-        <w:t>9 a.m. and 4 p.m. each day.</w:t>
-      </w:r>
-    </w:p>
-    <w:p>
-      <w:pPr>
-        <w:spacing w:after="80"/>
-      </w:pPr>
-      <w:r>
-        <w:rPr>
-          <w:sz w:val="22"/>
-          <w:szCs w:val="22"/>
-        </w:rPr>
-        <w:t>During these hours, radiators in individual rooms will be switched off intermittently, and you may notice a drop in temperature of several degrees. Temperatures in hallways and common areas will not be affected. If your room bec</w:t>
-      </w:r>
-      <w:r>
-        <w:rPr>
-          <w:sz w:val="22"/>
-          <w:szCs w:val="22"/>
-        </w:rPr>
-        <w:t>omes uncomfortable, the third-floor lounge will be open as a heated study space throughout the maintenance period.</w:t>
-      </w:r>
-    </w:p>
-    <w:p>
-      <w:pPr>
-        <w:spacing w:after="80"/>
-      </w:pPr>
-      <w:r>
-        <w:rPr>
-          <w:sz w:val="22"/>
-          <w:szCs w:val="22"/>
-        </w:rPr>
-        <w:t>Please also note that the building's water supply will be shut off on Wednesday from 1 p.m. to 3 p.m. while several valves are replaced. Nois</w:t>
-      </w:r>
-      <w:r>
-        <w:rPr>
-          <w:sz w:val="22"/>
-          <w:szCs w:val="22"/>
-        </w:rPr>
-        <w:t>y work, including drilling in the basement, is expected on Tuesday morning only.</w:t>
-      </w:r>
-    </w:p>
-    <w:p>
-      <w:pPr>
-        <w:spacing w:after="80"/>
-      </w:pPr>
-      <w:r>
-        <w:rPr>
-          <w:sz w:val="22"/>
-          <w:szCs w:val="22"/>
-        </w:rPr>
-        <w:t>We apologize for the inconvenience and appreciate your patience.</w:t>
-      </w:r>
-    </w:p>
-    <w:p>
-      <w:r>
-        <w:rPr>
-          <w:sz w:val="22"/>
-          <w:szCs w:val="22"/>
-        </w:rPr>
-        <w:t>Marcus Lin</w:t>
-      </w:r>
-      <w:r>
-        <w:rPr>
-          <w:sz w:val="22"/>
-          <w:szCs w:val="22"/>
-        </w:rPr>
-        <w:t xml:space="preserve">　</w:t>
-      </w:r>
-      <w:r>
-        <w:rPr>
-          <w:sz w:val="22"/>
-          <w:szCs w:val="22"/>
-        </w:rPr>
-        <w:t>Housing Services</w:t>
+        <w:t>Deep-sea creatures use this light for several purposes. The anglerfish dangles a glowing lure above its mouth to attract prey, while certain squid eject clouds of luminous fluid to confuse predators and escape in the darkness. Many species also use light to communicate: the distinctive patterns of photophores along a fish's body help individuals recognize members of their own species and find mates in an environment where visibility is poor.</w:t>
+      </w:r>
+    </w:p>
+    <w:p>
+      <w:r>
+        <w:rPr>
+          <w:sz w:val="22"/>
+          <w:szCs w:val="22"/>
+        </w:rPr>
+        <w:t xml:space="preserve">Perhaps the most common defensive use is counterillumination. Animals such as the hatchetfish carry light organs on their undersides and adjust their brightness to </w:t>
+      </w:r>
+      <w:r>
+        <w:rPr>
+          <w:sz w:val="22"/>
+          <w:szCs w:val="22"/>
+          <w:highlight w:val="yellow"/>
+        </w:rPr>
+        <w:t>match the faint light filtering</w:t>
+      </w:r>
+      <w:r>
+        <w:rPr>
+          <w:sz w:val="22"/>
+          <w:szCs w:val="22"/>
+        </w:rPr>
+        <w:t xml:space="preserve"> down from the surface. Viewed from below, a predator sees not a dark silhouette but a patch of water that looks much like any other, and the intended meal disappears.</w:t>
       </w:r>
     </w:p>
     <w:p>
@@ -1524,75 +2298,60 @@
           <w:sz w:val="22"/>
           <w:szCs w:val="22"/>
         </w:rPr>
-        <w:t>1. What is the main purpose of the email?</w:t>
-      </w:r>
-      <w:r>
-        <w:rPr>
-          <w:sz w:val="22"/>
-          <w:szCs w:val="22"/>
-        </w:rPr>
-        <w:t xml:space="preserve"> B</w:t>
-      </w:r>
-      <w:bookmarkStart w:id="0" w:name="_GoBack"/>
-      <w:bookmarkEnd w:id="0"/>
-    </w:p>
-    <w:p>
-      <w:pPr>
-        <w:spacing w:after="40"/>
-        <w:ind w:left="432"/>
-      </w:pPr>
-      <w:r>
-        <w:rPr>
-          <w:sz w:val="22"/>
-          <w:szCs w:val="22"/>
-        </w:rPr>
-        <w:t xml:space="preserve">A) To announce a rent increase for the </w:t>
-      </w:r>
-      <w:r>
-        <w:rPr>
-          <w:sz w:val="22"/>
-          <w:szCs w:val="22"/>
-        </w:rPr>
-        <w:t>winter term</w:t>
-      </w:r>
-    </w:p>
-    <w:p>
-      <w:pPr>
-        <w:spacing w:after="40"/>
-        <w:ind w:left="432"/>
-      </w:pPr>
-      <w:r>
-        <w:rPr>
-          <w:sz w:val="22"/>
-          <w:szCs w:val="22"/>
-        </w:rPr>
-        <w:t>B) To warn residents about planned repairs and their effects</w:t>
-      </w:r>
-    </w:p>
-    <w:p>
-      <w:pPr>
-        <w:spacing w:after="40"/>
-        <w:ind w:left="432"/>
-      </w:pPr>
-      <w:r>
-        <w:rPr>
-          <w:sz w:val="22"/>
-          <w:szCs w:val="22"/>
-        </w:rPr>
-        <w:t>C) To invite residents to a meeting about building improvements</w:t>
-      </w:r>
-    </w:p>
-    <w:p>
-      <w:pPr>
-        <w:spacing w:after="40"/>
-        <w:ind w:left="432"/>
-      </w:pPr>
-      <w:r>
-        <w:rPr>
-          <w:sz w:val="22"/>
-          <w:szCs w:val="22"/>
-        </w:rPr>
-        <w:t>D) To explain why the third-floor lounge will be closed</w:t>
+        <w:t>9. What is the passage mainly about?</w:t>
+      </w:r>
+    </w:p>
+    <w:p>
+      <w:pPr>
+        <w:spacing w:after="40"/>
+        <w:ind w:left="432"/>
+      </w:pPr>
+      <w:r>
+        <w:rPr>
+          <w:sz w:val="22"/>
+          <w:szCs w:val="22"/>
+        </w:rPr>
+        <w:t>A) How scientists discovered life in the deep ocean</w:t>
+      </w:r>
+    </w:p>
+    <w:p>
+      <w:pPr>
+        <w:spacing w:after="40"/>
+        <w:ind w:left="432"/>
+      </w:pPr>
+      <w:r>
+        <w:rPr>
+          <w:sz w:val="22"/>
+          <w:szCs w:val="22"/>
+        </w:rPr>
+        <w:t>B) The chemistry of sunlight in coastal waters</w:t>
+      </w:r>
+    </w:p>
+    <w:p>
+      <w:pPr>
+        <w:spacing w:after="40"/>
+        <w:ind w:left="432"/>
+      </w:pPr>
+      <w:r>
+        <w:rPr>
+          <w:sz w:val="22"/>
+          <w:szCs w:val="22"/>
+          <w:highlight w:val="yellow"/>
+        </w:rPr>
+        <w:t>C) Why and how deep-sea organisms produce light</w:t>
+      </w:r>
+    </w:p>
+    <w:p>
+      <w:pPr>
+        <w:spacing w:after="40"/>
+        <w:ind w:left="432"/>
+      </w:pPr>
+      <w:r>
+        <w:rPr>
+          <w:sz w:val="22"/>
+          <w:szCs w:val="22"/>
+        </w:rPr>
+        <w:t>D) The hunting methods of the anglerfish</w:t>
       </w:r>
     </w:p>
     <w:p>
@@ -1609,934 +2368,6 @@
           <w:sz w:val="22"/>
           <w:szCs w:val="22"/>
         </w:rPr>
-        <w:t xml:space="preserve">2. According to the email, what should residents do if their </w:t>
-      </w:r>
-      <w:r>
-        <w:rPr>
-          <w:sz w:val="22"/>
-          <w:szCs w:val="22"/>
-        </w:rPr>
-        <w:t>room becomes too cold?</w:t>
-      </w:r>
-    </w:p>
-    <w:p>
-      <w:pPr>
-        <w:spacing w:after="40"/>
-        <w:ind w:left="432"/>
-      </w:pPr>
-      <w:r>
-        <w:rPr>
-          <w:sz w:val="22"/>
-          <w:szCs w:val="22"/>
-        </w:rPr>
-        <w:t>A) Contact Housing Services to request a portable heater</w:t>
-      </w:r>
-    </w:p>
-    <w:p>
-      <w:pPr>
-        <w:spacing w:after="40"/>
-        <w:ind w:left="432"/>
-      </w:pPr>
-      <w:r>
-        <w:rPr>
-          <w:sz w:val="22"/>
-          <w:szCs w:val="22"/>
-        </w:rPr>
-        <w:t>B) Keep the windows closed until the work is finished</w:t>
-      </w:r>
-    </w:p>
-    <w:p>
-      <w:pPr>
-        <w:spacing w:after="40"/>
-        <w:ind w:left="432"/>
-      </w:pPr>
-      <w:r>
-        <w:rPr>
-          <w:sz w:val="22"/>
-          <w:szCs w:val="22"/>
-        </w:rPr>
-        <w:t>C) Use the lounge on the third floor as a study space</w:t>
-      </w:r>
-    </w:p>
-    <w:p>
-      <w:pPr>
-        <w:spacing w:after="40"/>
-        <w:ind w:left="432"/>
-      </w:pPr>
-      <w:r>
-        <w:rPr>
-          <w:sz w:val="22"/>
-          <w:szCs w:val="22"/>
-        </w:rPr>
-        <w:t>D) Move to another residence hall for three days</w:t>
-      </w:r>
-    </w:p>
-    <w:p/>
-    <w:p>
-      <w:pPr>
-        <w:spacing w:after="60"/>
-      </w:pPr>
-      <w:r>
-        <w:rPr>
-          <w:sz w:val="22"/>
-          <w:szCs w:val="22"/>
-        </w:rPr>
-        <w:t>3. Which inconveni</w:t>
-      </w:r>
-      <w:r>
-        <w:rPr>
-          <w:sz w:val="22"/>
-          <w:szCs w:val="22"/>
-        </w:rPr>
-        <w:t>ence is limited to Tuesday morning?</w:t>
-      </w:r>
-    </w:p>
-    <w:p>
-      <w:pPr>
-        <w:spacing w:after="40"/>
-        <w:ind w:left="432"/>
-      </w:pPr>
-      <w:r>
-        <w:rPr>
-          <w:sz w:val="22"/>
-          <w:szCs w:val="22"/>
-        </w:rPr>
-        <w:t>A) The loss of hot water</w:t>
-      </w:r>
-    </w:p>
-    <w:p>
-      <w:pPr>
-        <w:spacing w:after="40"/>
-        <w:ind w:left="432"/>
-      </w:pPr>
-      <w:r>
-        <w:rPr>
-          <w:sz w:val="22"/>
-          <w:szCs w:val="22"/>
-        </w:rPr>
-        <w:t>B) The closure of the basement</w:t>
-      </w:r>
-    </w:p>
-    <w:p>
-      <w:pPr>
-        <w:spacing w:after="40"/>
-        <w:ind w:left="432"/>
-      </w:pPr>
-      <w:r>
-        <w:rPr>
-          <w:sz w:val="22"/>
-          <w:szCs w:val="22"/>
-        </w:rPr>
-        <w:t>C) Noise from drilling</w:t>
-      </w:r>
-    </w:p>
-    <w:p>
-      <w:pPr>
-        <w:spacing w:after="40"/>
-        <w:ind w:left="432"/>
-      </w:pPr>
-      <w:r>
-        <w:rPr>
-          <w:sz w:val="22"/>
-          <w:szCs w:val="22"/>
-        </w:rPr>
-        <w:t>D) Radiators being switched off</w:t>
-      </w:r>
-    </w:p>
-    <w:p>
-      <w:pPr>
-        <w:spacing w:after="280"/>
-      </w:pPr>
-    </w:p>
-    <w:p>
-      <w:pPr>
-        <w:pStyle w:val="31"/>
-      </w:pPr>
-      <w:r>
-        <w:rPr>
-          <w:rFonts w:ascii="Times New Roman" w:eastAsia="思源黑体" w:hAnsi="Times New Roman" w:cs="Times New Roman"/>
-        </w:rPr>
-        <w:lastRenderedPageBreak/>
-        <w:t>Text 2</w:t>
-      </w:r>
-      <w:r>
-        <w:rPr>
-          <w:rFonts w:ascii="Times New Roman" w:eastAsia="思源黑体" w:hAnsi="Times New Roman" w:cs="Times New Roman"/>
-        </w:rPr>
-        <w:t xml:space="preserve">　</w:t>
-      </w:r>
-      <w:r>
-        <w:rPr>
-          <w:rFonts w:ascii="Times New Roman" w:eastAsia="思源黑体" w:hAnsi="Times New Roman" w:cs="Times New Roman"/>
-        </w:rPr>
-        <w:t>Notice</w:t>
-      </w:r>
-    </w:p>
-    <w:p>
-      <w:pPr>
-        <w:spacing w:after="120"/>
-      </w:pPr>
-      <w:r>
-        <w:rPr>
-          <w:b/>
-        </w:rPr>
-        <w:t>Campus Recreation Center — New Hours and Policy Changes</w:t>
-      </w:r>
-    </w:p>
-    <w:p>
-      <w:pPr>
-        <w:spacing w:after="80"/>
-      </w:pPr>
-      <w:r>
-        <w:rPr>
-          <w:sz w:val="22"/>
-          <w:szCs w:val="22"/>
-        </w:rPr>
-        <w:t>Beginning Monday, September 8, the Cam</w:t>
-      </w:r>
-      <w:r>
-        <w:rPr>
-          <w:sz w:val="22"/>
-          <w:szCs w:val="22"/>
-        </w:rPr>
-        <w:t>pus Recreation Center will open at 6:00 a.m. instead of 6:30 a.m. on weekdays. Weekend hours are unchanged (8:00 a.m. – 9:00 p.m.).</w:t>
-      </w:r>
-    </w:p>
-    <w:p>
-      <w:pPr>
-        <w:spacing w:after="80"/>
-      </w:pPr>
-      <w:r>
-        <w:rPr>
-          <w:sz w:val="22"/>
-          <w:szCs w:val="22"/>
-        </w:rPr>
-        <w:t>Starting the same day, all members must check in with the new mobile app. The printed sign-in sheet at the front desk will n</w:t>
-      </w:r>
-      <w:r>
-        <w:rPr>
-          <w:sz w:val="22"/>
-          <w:szCs w:val="22"/>
-        </w:rPr>
-        <w:t>o longer be available. The app also lets you reserve a squash court up to 48 hours in advance. Until now, courts could only be reserved in person, on the day of play.</w:t>
-      </w:r>
-    </w:p>
-    <w:p>
-      <w:pPr>
-        <w:spacing w:after="80"/>
-      </w:pPr>
-      <w:r>
-        <w:rPr>
-          <w:sz w:val="22"/>
-          <w:szCs w:val="22"/>
-        </w:rPr>
-        <w:t>Please note as well that the pool will be closed for resurfacing from September 8 to Sept</w:t>
-      </w:r>
-      <w:r>
-        <w:rPr>
-          <w:sz w:val="22"/>
-          <w:szCs w:val="22"/>
-        </w:rPr>
-        <w:t>ember 20. During that period, lap swimming moves to the North Campus facility, and the free shuttle between the two locations will run every 20 minutes.</w:t>
-      </w:r>
-    </w:p>
-    <w:p>
-      <w:r>
-        <w:rPr>
-          <w:sz w:val="22"/>
-          <w:szCs w:val="22"/>
-        </w:rPr>
-        <w:t>Questions? Write to rec@stateu.edu or ask at the front desk.</w:t>
-      </w:r>
-    </w:p>
-    <w:p>
-      <w:pPr>
-        <w:spacing w:after="60"/>
-      </w:pPr>
-      <w:r>
-        <w:rPr>
-          <w:sz w:val="22"/>
-          <w:szCs w:val="22"/>
-        </w:rPr>
-        <w:t>4. What is the notice mainly about?</w:t>
-      </w:r>
-    </w:p>
-    <w:p>
-      <w:pPr>
-        <w:spacing w:after="40"/>
-        <w:ind w:left="432"/>
-      </w:pPr>
-      <w:r>
-        <w:rPr>
-          <w:sz w:val="22"/>
-          <w:szCs w:val="22"/>
-        </w:rPr>
-        <w:t xml:space="preserve">A) A </w:t>
-      </w:r>
-      <w:r>
-        <w:rPr>
-          <w:sz w:val="22"/>
-          <w:szCs w:val="22"/>
-        </w:rPr>
-        <w:t>campaign to encourage students to exercise more</w:t>
-      </w:r>
-    </w:p>
-    <w:p>
-      <w:pPr>
-        <w:spacing w:after="40"/>
-        <w:ind w:left="432"/>
-      </w:pPr>
-      <w:r>
-        <w:rPr>
-          <w:sz w:val="22"/>
-          <w:szCs w:val="22"/>
-        </w:rPr>
-        <w:t>B) Several changes taking effect at the recreation center</w:t>
-      </w:r>
-    </w:p>
-    <w:p>
-      <w:pPr>
-        <w:spacing w:after="40"/>
-        <w:ind w:left="432"/>
-      </w:pPr>
-      <w:r>
-        <w:rPr>
-          <w:sz w:val="22"/>
-          <w:szCs w:val="22"/>
-        </w:rPr>
-        <w:t>C) The schedule of the shuttle to North Campus</w:t>
-      </w:r>
-    </w:p>
-    <w:p>
-      <w:pPr>
-        <w:spacing w:after="40"/>
-        <w:ind w:left="432"/>
-      </w:pPr>
-      <w:r>
-        <w:rPr>
-          <w:sz w:val="22"/>
-          <w:szCs w:val="22"/>
-        </w:rPr>
-        <w:t>D) The reopening of the pool after resurfacing</w:t>
-      </w:r>
-    </w:p>
-    <w:p>
-      <w:pPr>
-        <w:spacing w:after="120"/>
-      </w:pPr>
-    </w:p>
-    <w:p>
-      <w:pPr>
-        <w:spacing w:after="60"/>
-      </w:pPr>
-      <w:r>
-        <w:rPr>
-          <w:sz w:val="22"/>
-          <w:szCs w:val="22"/>
-        </w:rPr>
-        <w:t>5. Compared with the old system, what is new about cour</w:t>
-      </w:r>
-      <w:r>
-        <w:rPr>
-          <w:sz w:val="22"/>
-          <w:szCs w:val="22"/>
-        </w:rPr>
-        <w:t>t reservations?</w:t>
-      </w:r>
-    </w:p>
-    <w:p>
-      <w:pPr>
-        <w:spacing w:after="40"/>
-        <w:ind w:left="432"/>
-      </w:pPr>
-      <w:r>
-        <w:rPr>
-          <w:sz w:val="22"/>
-          <w:szCs w:val="22"/>
-        </w:rPr>
-        <w:t>A) They can be made two days ahead of time</w:t>
-      </w:r>
-    </w:p>
-    <w:p>
-      <w:pPr>
-        <w:spacing w:after="40"/>
-        <w:ind w:left="432"/>
-      </w:pPr>
-      <w:r>
-        <w:rPr>
-          <w:sz w:val="22"/>
-          <w:szCs w:val="22"/>
-        </w:rPr>
-        <w:t>B) They now cost a small fee</w:t>
-      </w:r>
-    </w:p>
-    <w:p>
-      <w:pPr>
-        <w:spacing w:after="40"/>
-        <w:ind w:left="432"/>
-      </w:pPr>
-      <w:r>
-        <w:rPr>
-          <w:sz w:val="22"/>
-          <w:szCs w:val="22"/>
-        </w:rPr>
-        <w:t>C) They must be made at the front desk</w:t>
-      </w:r>
-    </w:p>
-    <w:p>
-      <w:pPr>
-        <w:spacing w:after="40"/>
-        <w:ind w:left="432"/>
-      </w:pPr>
-      <w:r>
-        <w:rPr>
-          <w:sz w:val="22"/>
-          <w:szCs w:val="22"/>
-        </w:rPr>
-        <w:t>D) They are limited to weekends</w:t>
-      </w:r>
-    </w:p>
-    <w:p>
-      <w:pPr>
-        <w:spacing w:after="120"/>
-      </w:pPr>
-    </w:p>
-    <w:p>
-      <w:pPr>
-        <w:spacing w:after="60"/>
-      </w:pPr>
-      <w:r>
-        <w:rPr>
-          <w:sz w:val="22"/>
-          <w:szCs w:val="22"/>
-        </w:rPr>
-        <w:t>6. What can be inferred about a student who wants to swim on September 15?</w:t>
-      </w:r>
-    </w:p>
-    <w:p>
-      <w:pPr>
-        <w:spacing w:after="40"/>
-        <w:ind w:left="432"/>
-      </w:pPr>
-      <w:r>
-        <w:rPr>
-          <w:sz w:val="22"/>
-          <w:szCs w:val="22"/>
-        </w:rPr>
-        <w:t>A) The student must w</w:t>
-      </w:r>
-      <w:r>
-        <w:rPr>
-          <w:sz w:val="22"/>
-          <w:szCs w:val="22"/>
-        </w:rPr>
-        <w:t>ait until the pool reopens on September 20</w:t>
-      </w:r>
-    </w:p>
-    <w:p>
-      <w:pPr>
-        <w:spacing w:after="40"/>
-        <w:ind w:left="432"/>
-      </w:pPr>
-      <w:r>
-        <w:rPr>
-          <w:sz w:val="22"/>
-          <w:szCs w:val="22"/>
-        </w:rPr>
-        <w:t>B) The student will need to travel to another facility</w:t>
-      </w:r>
-    </w:p>
-    <w:p>
-      <w:pPr>
-        <w:spacing w:after="40"/>
-        <w:ind w:left="432"/>
-      </w:pPr>
-      <w:r>
-        <w:rPr>
-          <w:sz w:val="22"/>
-          <w:szCs w:val="22"/>
-        </w:rPr>
-        <w:t>C) The student should reserve a lane through the app</w:t>
-      </w:r>
-    </w:p>
-    <w:p>
-      <w:pPr>
-        <w:spacing w:after="40"/>
-        <w:ind w:left="432"/>
-      </w:pPr>
-      <w:r>
-        <w:rPr>
-          <w:sz w:val="22"/>
-          <w:szCs w:val="22"/>
-        </w:rPr>
-        <w:t>D) The student can use the pool only on weekdays</w:t>
-      </w:r>
-    </w:p>
-    <w:p>
-      <w:pPr>
-        <w:spacing w:after="280"/>
-      </w:pPr>
-    </w:p>
-    <w:p>
-      <w:pPr>
-        <w:pStyle w:val="31"/>
-      </w:pPr>
-      <w:r>
-        <w:rPr>
-          <w:rFonts w:ascii="Times New Roman" w:eastAsia="思源黑体" w:hAnsi="Times New Roman" w:cs="Times New Roman"/>
-        </w:rPr>
-        <w:t>Text 3</w:t>
-      </w:r>
-      <w:r>
-        <w:rPr>
-          <w:rFonts w:ascii="Times New Roman" w:eastAsia="思源黑体" w:hAnsi="Times New Roman" w:cs="Times New Roman"/>
-        </w:rPr>
-        <w:t xml:space="preserve">　</w:t>
-      </w:r>
-      <w:r>
-        <w:rPr>
-          <w:rFonts w:ascii="Times New Roman" w:eastAsia="思源黑体" w:hAnsi="Times New Roman" w:cs="Times New Roman"/>
-        </w:rPr>
-        <w:t>Social media post</w:t>
-      </w:r>
-    </w:p>
-    <w:p>
-      <w:pPr>
-        <w:spacing w:after="120"/>
-      </w:pPr>
-      <w:r>
-        <w:rPr>
-          <w:b/>
-          <w:sz w:val="22"/>
-          <w:szCs w:val="22"/>
-        </w:rPr>
-        <w:t>@GreenCampus · Student Sustain</w:t>
-      </w:r>
-      <w:r>
-        <w:rPr>
-          <w:b/>
-          <w:sz w:val="22"/>
-          <w:szCs w:val="22"/>
-        </w:rPr>
-        <w:t>ability Collective · 2 h</w:t>
-      </w:r>
-    </w:p>
-    <w:p>
-      <w:pPr>
-        <w:spacing w:after="80"/>
-      </w:pPr>
-      <w:r>
-        <w:rPr>
-          <w:sz w:val="22"/>
-          <w:szCs w:val="22"/>
-        </w:rPr>
-        <w:t xml:space="preserve">Our textbook swap is back for fall semester — this Saturday, 11 a.m. to 3 p.m., in the student union atrium. Bring the books you've finished with and trade them for the ones you need. No cash, no receipts — just bring your student </w:t>
-      </w:r>
-      <w:r>
-        <w:rPr>
-          <w:sz w:val="22"/>
-          <w:szCs w:val="22"/>
-        </w:rPr>
-        <w:t>ID.</w:t>
-      </w:r>
-    </w:p>
-    <w:p>
-      <w:pPr>
-        <w:spacing w:after="80"/>
-      </w:pPr>
-      <w:r>
-        <w:rPr>
-          <w:sz w:val="22"/>
-          <w:szCs w:val="22"/>
-        </w:rPr>
-        <w:t>Last spring we kept more than 900 books out of the landfill, and the average swapper saved about $85. We're also collecting lab goggles and dissection kits for the biology department's donation drive.</w:t>
-      </w:r>
-    </w:p>
-    <w:p>
-      <w:r>
-        <w:rPr>
-          <w:sz w:val="22"/>
-          <w:szCs w:val="22"/>
-        </w:rPr>
-        <w:t xml:space="preserve">Can't make it Saturday? Drop books in the blue bin </w:t>
-      </w:r>
-      <w:r>
-        <w:rPr>
-          <w:sz w:val="22"/>
-          <w:szCs w:val="22"/>
-        </w:rPr>
-        <w:t>outside the library any time this week.</w:t>
-      </w:r>
-    </w:p>
-    <w:p>
-      <w:pPr>
-        <w:spacing w:after="60"/>
-      </w:pPr>
-      <w:r>
-        <w:rPr>
-          <w:sz w:val="22"/>
-          <w:szCs w:val="22"/>
-        </w:rPr>
-        <w:t>7. Why does the post mention the number 900?</w:t>
-      </w:r>
-    </w:p>
-    <w:p>
-      <w:pPr>
-        <w:spacing w:after="40"/>
-        <w:ind w:left="432"/>
-      </w:pPr>
-      <w:r>
-        <w:rPr>
-          <w:sz w:val="22"/>
-          <w:szCs w:val="22"/>
-        </w:rPr>
-        <w:lastRenderedPageBreak/>
-        <w:t>A) To show how many students attended last spring</w:t>
-      </w:r>
-    </w:p>
-    <w:p>
-      <w:pPr>
-        <w:spacing w:after="40"/>
-        <w:ind w:left="432"/>
-      </w:pPr>
-      <w:r>
-        <w:rPr>
-          <w:sz w:val="22"/>
-          <w:szCs w:val="22"/>
-        </w:rPr>
-        <w:t>B) To indicate how many books were reused instead of thrown away</w:t>
-      </w:r>
-    </w:p>
-    <w:p>
-      <w:pPr>
-        <w:spacing w:after="40"/>
-        <w:ind w:left="432"/>
-      </w:pPr>
-      <w:r>
-        <w:rPr>
-          <w:sz w:val="22"/>
-          <w:szCs w:val="22"/>
-        </w:rPr>
-        <w:t>C) To compare the cost of new and used textbooks</w:t>
-      </w:r>
-    </w:p>
-    <w:p>
-      <w:pPr>
-        <w:spacing w:after="40"/>
-        <w:ind w:left="432"/>
-      </w:pPr>
-      <w:r>
-        <w:rPr>
-          <w:sz w:val="22"/>
-          <w:szCs w:val="22"/>
-        </w:rPr>
-        <w:t xml:space="preserve">D) To </w:t>
-      </w:r>
-      <w:r>
-        <w:rPr>
-          <w:sz w:val="22"/>
-          <w:szCs w:val="22"/>
-        </w:rPr>
-        <w:t>advertise the size of the student union atrium</w:t>
-      </w:r>
-    </w:p>
-    <w:p>
-      <w:pPr>
-        <w:spacing w:after="120"/>
-      </w:pPr>
-    </w:p>
-    <w:p>
-      <w:pPr>
-        <w:spacing w:after="60"/>
-      </w:pPr>
-      <w:r>
-        <w:rPr>
-          <w:sz w:val="22"/>
-          <w:szCs w:val="22"/>
-        </w:rPr>
-        <w:t>8. What is NOT accepted at the event?</w:t>
-      </w:r>
-    </w:p>
-    <w:p>
-      <w:pPr>
-        <w:spacing w:after="40"/>
-        <w:ind w:left="432"/>
-      </w:pPr>
-      <w:r>
-        <w:rPr>
-          <w:sz w:val="22"/>
-          <w:szCs w:val="22"/>
-        </w:rPr>
-        <w:t>A) Used textbooks</w:t>
-      </w:r>
-    </w:p>
-    <w:p>
-      <w:pPr>
-        <w:spacing w:after="40"/>
-        <w:ind w:left="432"/>
-      </w:pPr>
-      <w:r>
-        <w:rPr>
-          <w:sz w:val="22"/>
-          <w:szCs w:val="22"/>
-        </w:rPr>
-        <w:t>B) Lab goggles</w:t>
-      </w:r>
-    </w:p>
-    <w:p>
-      <w:pPr>
-        <w:spacing w:after="40"/>
-        <w:ind w:left="432"/>
-      </w:pPr>
-      <w:r>
-        <w:rPr>
-          <w:sz w:val="22"/>
-          <w:szCs w:val="22"/>
-        </w:rPr>
-        <w:t>C) Dissection kits</w:t>
-      </w:r>
-    </w:p>
-    <w:p>
-      <w:pPr>
-        <w:spacing w:after="40"/>
-        <w:ind w:left="432"/>
-      </w:pPr>
-      <w:r>
-        <w:rPr>
-          <w:sz w:val="22"/>
-          <w:szCs w:val="22"/>
-        </w:rPr>
-        <w:t>D) Cash payments</w:t>
-      </w:r>
-    </w:p>
-    <w:p>
-      <w:pPr>
-        <w:spacing w:after="280"/>
-      </w:pPr>
-    </w:p>
-    <w:p>
-      <w:pPr>
-        <w:pStyle w:val="21"/>
-      </w:pPr>
-      <w:r>
-        <w:rPr>
-          <w:rFonts w:ascii="Times New Roman" w:eastAsia="思源黑体" w:hAnsi="Times New Roman" w:cs="Times New Roman"/>
-        </w:rPr>
-        <w:t>Task 3</w:t>
-      </w:r>
-      <w:r>
-        <w:rPr>
-          <w:rFonts w:ascii="Times New Roman" w:eastAsia="思源黑体" w:hAnsi="Times New Roman" w:cs="Times New Roman"/>
-        </w:rPr>
-        <w:t xml:space="preserve">　</w:t>
-      </w:r>
-      <w:r>
-        <w:rPr>
-          <w:rFonts w:ascii="Times New Roman" w:eastAsia="思源黑体" w:hAnsi="Times New Roman" w:cs="Times New Roman"/>
-        </w:rPr>
-        <w:t>Read an Academic Passage</w:t>
-      </w:r>
-      <w:r>
-        <w:rPr>
-          <w:rFonts w:ascii="Times New Roman" w:eastAsia="思源黑体" w:hAnsi="Times New Roman" w:cs="Times New Roman"/>
-        </w:rPr>
-        <w:t>（学术短文阅读）</w:t>
-      </w:r>
-    </w:p>
-    <w:p>
-      <w:r>
-        <w:rPr>
-          <w:i/>
-          <w:sz w:val="21"/>
-          <w:szCs w:val="21"/>
-        </w:rPr>
-        <w:t xml:space="preserve">Directions: Read each short academic passage and answer the </w:t>
-      </w:r>
-      <w:r>
-        <w:rPr>
-          <w:i/>
-          <w:sz w:val="21"/>
-          <w:szCs w:val="21"/>
-        </w:rPr>
-        <w:t>questions. Passages are about 200 words; questions may ask about the main idea, details, inferences, the purpose of a sentence, or vocabulary in context.</w:t>
-      </w:r>
-    </w:p>
-    <w:p>
-      <w:pPr>
-        <w:pStyle w:val="31"/>
-      </w:pPr>
-      <w:r>
-        <w:rPr>
-          <w:rFonts w:ascii="Times New Roman" w:eastAsia="思源黑体" w:hAnsi="Times New Roman" w:cs="Times New Roman"/>
-        </w:rPr>
-        <w:t>Passage 1</w:t>
-      </w:r>
-      <w:r>
-        <w:rPr>
-          <w:rFonts w:ascii="Times New Roman" w:eastAsia="思源黑体" w:hAnsi="Times New Roman" w:cs="Times New Roman"/>
-        </w:rPr>
-        <w:t xml:space="preserve">　</w:t>
-      </w:r>
-      <w:r>
-        <w:rPr>
-          <w:rFonts w:ascii="Times New Roman" w:eastAsia="思源黑体" w:hAnsi="Times New Roman" w:cs="Times New Roman"/>
-        </w:rPr>
-        <w:t>Bioluminescence in the Deep Sea</w:t>
-      </w:r>
-    </w:p>
-    <w:p>
-      <w:pPr>
-        <w:spacing w:after="80"/>
-      </w:pPr>
-      <w:r>
-        <w:rPr>
-          <w:sz w:val="22"/>
-          <w:szCs w:val="22"/>
-        </w:rPr>
-        <w:t>Bioluminescence — the production of light by living organism</w:t>
-      </w:r>
-      <w:r>
-        <w:rPr>
-          <w:sz w:val="22"/>
-          <w:szCs w:val="22"/>
-        </w:rPr>
-        <w:t xml:space="preserve">s — is the rule rather than the exception in the deep ocean. In waters below about 200 meters, where sunlight no longer reaches, scientists estimate that the majority of animals generate their own light. The light comes from a chemical reaction in which a </w:t>
-      </w:r>
-      <w:r>
-        <w:rPr>
-          <w:sz w:val="22"/>
-          <w:szCs w:val="22"/>
-        </w:rPr>
-        <w:t>molecule called luciferin is oxidized with the help of an enzyme, luciferase. Because the reaction releases almost no heat, it is extraordinarily efficient.</w:t>
-      </w:r>
-    </w:p>
-    <w:p>
-      <w:pPr>
-        <w:spacing w:after="80"/>
-      </w:pPr>
-      <w:r>
-        <w:rPr>
-          <w:sz w:val="22"/>
-          <w:szCs w:val="22"/>
-        </w:rPr>
-        <w:t>Deep-sea creatures use this light for several purposes. The anglerfish dangles a glowing lure above</w:t>
-      </w:r>
-      <w:r>
-        <w:rPr>
-          <w:sz w:val="22"/>
-          <w:szCs w:val="22"/>
-        </w:rPr>
-        <w:t xml:space="preserve"> its mouth to attract prey, while certain squid eject clouds of luminous fluid to confuse predators and escape in the darkness. Many species also use light to communicate: the distinctive patterns of photophores along a fish's body help individuals recogni</w:t>
-      </w:r>
-      <w:r>
-        <w:rPr>
-          <w:sz w:val="22"/>
-          <w:szCs w:val="22"/>
-        </w:rPr>
-        <w:t>ze members of their own species and find mates in an environment where visibility is poor.</w:t>
-      </w:r>
-    </w:p>
-    <w:p>
-      <w:r>
-        <w:rPr>
-          <w:sz w:val="22"/>
-          <w:szCs w:val="22"/>
-        </w:rPr>
-        <w:t>Perhaps the most common defensive use is counterillumination. Animals such as the hatchetfish carry light organs on their undersides and adjust their brightness to m</w:t>
-      </w:r>
-      <w:r>
-        <w:rPr>
-          <w:sz w:val="22"/>
-          <w:szCs w:val="22"/>
-        </w:rPr>
-        <w:t>atch the faint light filtering down from the surface. Viewed from below, a predator sees not a dark silhouette but a patch of water that looks much like any other, and the intended meal disappears.</w:t>
-      </w:r>
-    </w:p>
-    <w:p>
-      <w:pPr>
-        <w:spacing w:after="60"/>
-      </w:pPr>
-      <w:r>
-        <w:rPr>
-          <w:sz w:val="22"/>
-          <w:szCs w:val="22"/>
-        </w:rPr>
-        <w:t>9. What is the passage mainly about?</w:t>
-      </w:r>
-    </w:p>
-    <w:p>
-      <w:pPr>
-        <w:spacing w:after="40"/>
-        <w:ind w:left="432"/>
-      </w:pPr>
-      <w:r>
-        <w:rPr>
-          <w:sz w:val="22"/>
-          <w:szCs w:val="22"/>
-        </w:rPr>
-        <w:t>A) How scientists dis</w:t>
-      </w:r>
-      <w:r>
-        <w:rPr>
-          <w:sz w:val="22"/>
-          <w:szCs w:val="22"/>
-        </w:rPr>
-        <w:t>covered life in the deep ocean</w:t>
-      </w:r>
-    </w:p>
-    <w:p>
-      <w:pPr>
-        <w:spacing w:after="40"/>
-        <w:ind w:left="432"/>
-      </w:pPr>
-      <w:r>
-        <w:rPr>
-          <w:sz w:val="22"/>
-          <w:szCs w:val="22"/>
-        </w:rPr>
-        <w:t>B) The chemistry of sunlight in coastal waters</w:t>
-      </w:r>
-    </w:p>
-    <w:p>
-      <w:pPr>
-        <w:spacing w:after="40"/>
-        <w:ind w:left="432"/>
-      </w:pPr>
-      <w:r>
-        <w:rPr>
-          <w:sz w:val="22"/>
-          <w:szCs w:val="22"/>
-        </w:rPr>
-        <w:t>C) Why and how deep-sea organisms produce light</w:t>
-      </w:r>
-    </w:p>
-    <w:p>
-      <w:pPr>
-        <w:spacing w:after="40"/>
-        <w:ind w:left="432"/>
-      </w:pPr>
-      <w:r>
-        <w:rPr>
-          <w:sz w:val="22"/>
-          <w:szCs w:val="22"/>
-        </w:rPr>
-        <w:t>D) The hunting methods of the anglerfish</w:t>
-      </w:r>
-    </w:p>
-    <w:p>
-      <w:pPr>
-        <w:spacing w:after="120"/>
-      </w:pPr>
-    </w:p>
-    <w:p>
-      <w:pPr>
-        <w:spacing w:after="60"/>
-      </w:pPr>
-      <w:r>
-        <w:rPr>
-          <w:sz w:val="22"/>
-          <w:szCs w:val="22"/>
-        </w:rPr>
         <w:t>10. According to paragraph 1, why is bioluminescence considered efficient?</w:t>
       </w:r>
     </w:p>
@@ -2550,25 +2381,19 @@
           <w:sz w:val="22"/>
           <w:szCs w:val="22"/>
         </w:rPr>
-        <w:t>A) It works o</w:t>
-      </w:r>
-      <w:r>
-        <w:rPr>
-          <w:sz w:val="22"/>
-          <w:szCs w:val="22"/>
-        </w:rPr>
-        <w:t>nly in very cold water</w:t>
-      </w:r>
-    </w:p>
-    <w:p>
-      <w:pPr>
-        <w:spacing w:after="40"/>
-        <w:ind w:left="432"/>
-      </w:pPr>
-      <w:r>
-        <w:rPr>
-          <w:sz w:val="22"/>
-          <w:szCs w:val="22"/>
+        <w:t>A) It works only in very cold water</w:t>
+      </w:r>
+    </w:p>
+    <w:p>
+      <w:pPr>
+        <w:spacing w:after="40"/>
+        <w:ind w:left="432"/>
+      </w:pPr>
+      <w:r>
+        <w:rPr>
+          <w:sz w:val="22"/>
+          <w:szCs w:val="22"/>
+          <w:highlight w:val="yellow"/>
         </w:rPr>
         <w:t>B) It produces light without releasing much heat</w:t>
       </w:r>
@@ -2639,6 +2464,7 @@
         <w:rPr>
           <w:sz w:val="22"/>
           <w:szCs w:val="22"/>
+          <w:highlight w:val="yellow"/>
         </w:rPr>
         <w:t>B) recognizable</w:t>
       </w:r>
@@ -2666,14 +2492,7 @@
           <w:sz w:val="22"/>
           <w:szCs w:val="22"/>
         </w:rPr>
-        <w:t xml:space="preserve">D) </w:t>
-      </w:r>
-      <w:r>
-        <w:rPr>
-          <w:sz w:val="22"/>
-          <w:szCs w:val="22"/>
-        </w:rPr>
-        <w:t>changeable</w:t>
+        <w:t>D) changeable</w:t>
       </w:r>
     </w:p>
     <w:p>
@@ -2702,6 +2521,7 @@
         <w:rPr>
           <w:sz w:val="22"/>
           <w:szCs w:val="22"/>
+          <w:highlight w:val="yellow"/>
         </w:rPr>
         <w:t>A) To give an example of an animal that hides by matching background light</w:t>
       </w:r>
@@ -2742,14 +2562,7 @@
           <w:sz w:val="22"/>
           <w:szCs w:val="22"/>
         </w:rPr>
-        <w:t xml:space="preserve">D) To explain </w:t>
-      </w:r>
-      <w:r>
-        <w:rPr>
-          <w:sz w:val="22"/>
-          <w:szCs w:val="22"/>
-        </w:rPr>
-        <w:t>how predators locate their prey</w:t>
+        <w:t>D) To explain how predators locate their prey</w:t>
       </w:r>
     </w:p>
     <w:p>
@@ -2791,6 +2604,7 @@
         <w:rPr>
           <w:sz w:val="22"/>
           <w:szCs w:val="22"/>
+          <w:highlight w:val="yellow"/>
         </w:rPr>
         <w:t>B) Escaping from predators</w:t>
       </w:r>
@@ -2815,10 +2629,18 @@
       </w:pPr>
       <w:r>
         <w:rPr>
-          <w:sz w:val="22"/>
-          <w:szCs w:val="22"/>
-        </w:rPr>
-        <w:t>D) Finding a mate</w:t>
+          <w:strike/>
+          <w:sz w:val="22"/>
+          <w:szCs w:val="22"/>
+        </w:rPr>
+        <w:t>D) Finding a mat</w:t>
+      </w:r>
+      <w:r>
+        <w:rPr>
+          <w:sz w:val="22"/>
+          <w:szCs w:val="22"/>
+        </w:rPr>
+        <w:t>e</w:t>
       </w:r>
     </w:p>
     <w:p>
@@ -2858,14 +2680,37 @@
           <w:sz w:val="22"/>
           <w:szCs w:val="22"/>
         </w:rPr>
-        <w:t>The first coffeehouse in England opened in Oxford in 1650, and within three decades London had hundreds. These establishments were unlike the taverns that had long dominated public sociability. Because coffee was served hot and consumed in quantity, patron</w:t>
-      </w:r>
-      <w:r>
-        <w:rPr>
-          <w:sz w:val="22"/>
-          <w:szCs w:val="22"/>
-        </w:rPr>
-        <w:t>s remained relatively sober, and the atmosphere favored conversation over carousing. A visitor in the 1660s described a coffeehouse as a place where a man might sit for hours with a single dish of coffee and read every newspaper in the room.</w:t>
+        <w:t xml:space="preserve">The first coffeehouse in England opened in Oxford in 1650, and within three decades London had hundreds. These establishments were unlike the </w:t>
+      </w:r>
+      <w:r>
+        <w:rPr>
+          <w:sz w:val="22"/>
+          <w:szCs w:val="22"/>
+          <w:highlight w:val="yellow"/>
+        </w:rPr>
+        <w:t>taverns</w:t>
+      </w:r>
+      <w:r>
+        <w:rPr>
+          <w:sz w:val="22"/>
+          <w:szCs w:val="22"/>
+        </w:rPr>
+        <w:t xml:space="preserve"> that had long dominated public sociability. Because coffee was served </w:t>
+      </w:r>
+      <w:r>
+        <w:rPr>
+          <w:sz w:val="22"/>
+          <w:szCs w:val="22"/>
+          <w:highlight w:val="yellow"/>
+        </w:rPr>
+        <w:t>hot and consumed in quantity</w:t>
+      </w:r>
+      <w:r>
+        <w:rPr>
+          <w:sz w:val="22"/>
+          <w:szCs w:val="22"/>
+        </w:rPr>
+        <w:t>, patrons remained relatively sober, and the atmosphere favored conversation over carousing. A visitor in the 1660s described a coffeehouse as a place where a man might sit for hours with a single dish of coffee and read every newspaper in the room.</w:t>
       </w:r>
     </w:p>
     <w:p>
@@ -2877,44 +2722,46 @@
           <w:sz w:val="22"/>
           <w:szCs w:val="22"/>
         </w:rPr>
-        <w:t>That detail ex</w:t>
-      </w:r>
-      <w:r>
-        <w:rPr>
-          <w:sz w:val="22"/>
-          <w:szCs w:val="22"/>
-        </w:rPr>
-        <w:t>plains why coffeehouses became associated with the spread of information. Many kept foreign and domestic newspapers on long tables, and some employed a reader to recite the news aloud for customers who could not read. Merchants gathered at particular house</w:t>
-      </w:r>
-      <w:r>
-        <w:rPr>
-          <w:sz w:val="22"/>
-          <w:szCs w:val="22"/>
-        </w:rPr>
-        <w:t>s to hear shipping reports; writers and scientists debated ideas that later appeared in print. Lloyd's of London, the insurance market, began in a coffeehouse, as did the Royal Society's earliest regular meetings.</w:t>
-      </w:r>
-    </w:p>
-    <w:p>
-      <w:r>
-        <w:rPr>
-          <w:sz w:val="22"/>
-          <w:szCs w:val="22"/>
-        </w:rPr>
-        <w:t>The institutions were not universally welc</w:t>
-      </w:r>
-      <w:r>
-        <w:rPr>
-          <w:sz w:val="22"/>
-          <w:szCs w:val="22"/>
-        </w:rPr>
-        <w:t>omed. Critics complained that men neglected their work and their families, and in 1675 Charles II attempted to suppress the coffeehouses, arguing that they nurtured seditious talk. The order was withdrawn within weeks in the face of public protest — a smal</w:t>
-      </w:r>
-      <w:r>
-        <w:rPr>
-          <w:sz w:val="22"/>
-          <w:szCs w:val="22"/>
-        </w:rPr>
-        <w:t>l but telling sign that these rooms had already become part of how the city argued with itself.</w:t>
+        <w:t>That detail explains why coffeehouses became associated with the spread of information. Many kept foreign and domestic newspapers on long tables, and some employed a reader to recite the news aloud for customers who could not read. Merchants gathered at particular houses to hear shipping reports; writers and scientists debated ideas that later appeared in print. Lloyd's of London, the insurance market, began in a coffeehouse, as did the Royal Society's earliest regular meetings.</w:t>
+      </w:r>
+    </w:p>
+    <w:p>
+      <w:r>
+        <w:rPr>
+          <w:sz w:val="22"/>
+          <w:szCs w:val="22"/>
+        </w:rPr>
+        <w:t xml:space="preserve">The institutions were not universally welcomed. Critics complained that men neglected their work and their families, and in 1675 Charles II attempted to suppress the coffeehouses, arguing that they </w:t>
+      </w:r>
+      <w:r>
+        <w:rPr>
+          <w:sz w:val="22"/>
+          <w:szCs w:val="22"/>
+          <w:highlight w:val="yellow"/>
+        </w:rPr>
+        <w:t>nurtured</w:t>
+      </w:r>
+      <w:r>
+        <w:rPr>
+          <w:sz w:val="22"/>
+          <w:szCs w:val="22"/>
+        </w:rPr>
+        <w:t xml:space="preserve"> seditious talk. The order was withdrawn within weeks in the face of </w:t>
+      </w:r>
+      <w:r>
+        <w:rPr>
+          <w:sz w:val="22"/>
+          <w:szCs w:val="22"/>
+          <w:highlight w:val="yellow"/>
+        </w:rPr>
+        <w:t>public protest</w:t>
+      </w:r>
+      <w:r>
+        <w:rPr>
+          <w:sz w:val="22"/>
+          <w:szCs w:val="22"/>
+        </w:rPr>
+        <w:t xml:space="preserve"> — a small but telling sign that these rooms had already become part of how the city argued with itself.</w:t>
       </w:r>
     </w:p>
     <w:p>
@@ -2951,15 +2798,9 @@
         <w:rPr>
           <w:sz w:val="22"/>
           <w:szCs w:val="22"/>
-        </w:rPr>
-        <w:t>B) Coffeehouses changed how people met,</w:t>
-      </w:r>
-      <w:r>
-        <w:rPr>
-          <w:sz w:val="22"/>
-          <w:szCs w:val="22"/>
-        </w:rPr>
-        <w:t xml:space="preserve"> exchanged news, and formed institutions</w:t>
+          <w:highlight w:val="yellow"/>
+        </w:rPr>
+        <w:t>B) Coffeehouses changed how people met, exchanged news, and formed institutions</w:t>
       </w:r>
     </w:p>
     <w:p>
@@ -3015,15 +2856,9 @@
         <w:rPr>
           <w:sz w:val="22"/>
           <w:szCs w:val="22"/>
-        </w:rPr>
-        <w:t xml:space="preserve">A) They </w:t>
-      </w:r>
-      <w:r>
-        <w:rPr>
-          <w:sz w:val="22"/>
-          <w:szCs w:val="22"/>
-        </w:rPr>
-        <w:t>served food as well as drinks</w:t>
+          <w:highlight w:val="yellow"/>
+        </w:rPr>
+        <w:t>A) They served food as well as drinks</w:t>
       </w:r>
     </w:p>
     <w:p>
@@ -3079,7 +2914,25 @@
           <w:sz w:val="22"/>
           <w:szCs w:val="22"/>
         </w:rPr>
-        <w:t>16. The word "nurtured" in paragraph 3 is closest in meaning to</w:t>
+        <w:t>16. The word "</w:t>
+      </w:r>
+      <w:bookmarkStart w:id="3" w:name="OLE_LINK3"/>
+      <w:bookmarkStart w:id="4" w:name="OLE_LINK4"/>
+      <w:r>
+        <w:rPr>
+          <w:sz w:val="22"/>
+          <w:szCs w:val="22"/>
+        </w:rPr>
+        <w:t>nurtured</w:t>
+      </w:r>
+      <w:bookmarkEnd w:id="3"/>
+      <w:bookmarkEnd w:id="4"/>
+      <w:r>
+        <w:rPr>
+          <w:sz w:val="22"/>
+          <w:szCs w:val="22"/>
+        </w:rPr>
+        <w:t>" in paragraph 3 is closest in meaning to</w:t>
       </w:r>
     </w:p>
     <w:p>
@@ -3117,6 +2970,7 @@
         <w:rPr>
           <w:sz w:val="22"/>
           <w:szCs w:val="22"/>
+          <w:highlight w:val="yellow"/>
         </w:rPr>
         <w:t>C) prevented</w:t>
       </w:r>
@@ -3131,14 +2985,7 @@
           <w:sz w:val="22"/>
           <w:szCs w:val="22"/>
         </w:rPr>
-        <w:t>D</w:t>
-      </w:r>
-      <w:r>
-        <w:rPr>
-          <w:sz w:val="22"/>
-          <w:szCs w:val="22"/>
-        </w:rPr>
-        <w:t>) repeated</w:t>
+        <w:t>D) repeated</w:t>
       </w:r>
     </w:p>
     <w:p>
@@ -3180,6 +3027,7 @@
         <w:rPr>
           <w:sz w:val="22"/>
           <w:szCs w:val="22"/>
+          <w:highlight w:val="yellow"/>
         </w:rPr>
         <w:t>B) Coffeehouses had already become socially indispensable</w:t>
       </w:r>
@@ -3194,14 +3042,7 @@
           <w:sz w:val="22"/>
           <w:szCs w:val="22"/>
         </w:rPr>
-        <w:t>C) Newspapers had stopped prin</w:t>
-      </w:r>
-      <w:r>
-        <w:rPr>
-          <w:sz w:val="22"/>
-          <w:szCs w:val="22"/>
-        </w:rPr>
-        <w:t>ting political news</w:t>
+        <w:t>C) Newspapers had stopped printing political news</w:t>
       </w:r>
     </w:p>
     <w:p>
@@ -3256,15 +3097,9 @@
         <w:rPr>
           <w:sz w:val="22"/>
           <w:szCs w:val="22"/>
-        </w:rPr>
-        <w:t>B) To show that coffeehouses were mainly busi</w:t>
-      </w:r>
-      <w:r>
-        <w:rPr>
-          <w:sz w:val="22"/>
-          <w:szCs w:val="22"/>
-        </w:rPr>
-        <w:t>ness ventures</w:t>
+          <w:highlight w:val="yellow"/>
+        </w:rPr>
+        <w:t>B) To show that coffeehouses were mainly business ventures</w:t>
       </w:r>
     </w:p>
     <w:p>
@@ -3458,13 +3293,7 @@
         <w:rPr>
           <w:rFonts w:ascii="Times New Roman" w:eastAsia="思源黑体" w:hAnsi="Times New Roman" w:cs="Times New Roman"/>
         </w:rPr>
-        <w:t xml:space="preserve">Task </w:t>
-      </w:r>
-      <w:r>
-        <w:rPr>
-          <w:rFonts w:ascii="Times New Roman" w:eastAsia="思源黑体" w:hAnsi="Times New Roman" w:cs="Times New Roman"/>
-        </w:rPr>
-        <w:t>1</w:t>
+        <w:t>Task 1</w:t>
       </w:r>
       <w:r>
         <w:rPr>
@@ -3504,14 +3333,7 @@
           <w:sz w:val="22"/>
           <w:szCs w:val="22"/>
         </w:rPr>
-        <w:t>1. Audio: “Do you happen to know whether the shuttle to North Camp</w:t>
-      </w:r>
-      <w:r>
-        <w:rPr>
-          <w:sz w:val="22"/>
-          <w:szCs w:val="22"/>
-        </w:rPr>
-        <w:t>us is still running?”</w:t>
+        <w:t>1. Audio: “Do you happen to know whether the shuttle to North Campus is still running?”</w:t>
       </w:r>
     </w:p>
     <w:p>
@@ -3593,14 +3415,7 @@
           <w:sz w:val="22"/>
           <w:szCs w:val="22"/>
         </w:rPr>
-        <w:t xml:space="preserve">A) You can pick it up from the </w:t>
-      </w:r>
-      <w:r>
-        <w:rPr>
-          <w:sz w:val="22"/>
-          <w:szCs w:val="22"/>
-        </w:rPr>
-        <w:t>lost-and-found desk.</w:t>
+        <w:t>A) You can pick it up from the lost-and-found desk.</w:t>
       </w:r>
     </w:p>
     <w:p>
@@ -3682,14 +3497,7 @@
           <w:sz w:val="22"/>
           <w:szCs w:val="22"/>
         </w:rPr>
-        <w:t>B) The library c</w:t>
-      </w:r>
-      <w:r>
-        <w:rPr>
-          <w:sz w:val="22"/>
-          <w:szCs w:val="22"/>
-        </w:rPr>
-        <w:t>loses at nine.</w:t>
+        <w:t>B) The library closes at nine.</w:t>
       </w:r>
     </w:p>
     <w:p>
@@ -3784,14 +3592,7 @@
           <w:sz w:val="22"/>
           <w:szCs w:val="22"/>
         </w:rPr>
-        <w:t>D) I don't</w:t>
-      </w:r>
-      <w:r>
-        <w:rPr>
-          <w:sz w:val="22"/>
-          <w:szCs w:val="22"/>
-        </w:rPr>
-        <w:t xml:space="preserve"> mind the noise.</w:t>
+        <w:t>D) I don't mind the noise.</w:t>
       </w:r>
     </w:p>
     <w:p>
@@ -3878,14 +3679,7 @@
           <w:szCs w:val="22"/>
         </w:rPr>
         <w:lastRenderedPageBreak/>
-        <w:t>6. Audio: “I</w:t>
-      </w:r>
-      <w:r>
-        <w:rPr>
-          <w:sz w:val="22"/>
-          <w:szCs w:val="22"/>
-        </w:rPr>
-        <w:t xml:space="preserve"> can't decide between the history seminar and the statistics course.”</w:t>
+        <w:t>6. Audio: “I can't decide between the history seminar and the statistics course.”</w:t>
       </w:r>
     </w:p>
     <w:p>
@@ -3954,14 +3748,7 @@
           <w:sz w:val="22"/>
           <w:szCs w:val="22"/>
         </w:rPr>
-        <w:t>7. Audio: “Sorry I'm late — the bus was stu</w:t>
-      </w:r>
-      <w:r>
-        <w:rPr>
-          <w:sz w:val="22"/>
-          <w:szCs w:val="22"/>
-        </w:rPr>
-        <w:t>ck in traffic for ages.”</w:t>
+        <w:t>7. Audio: “Sorry I'm late — the bus was stuck in traffic for ages.”</w:t>
       </w:r>
     </w:p>
     <w:p>
@@ -4043,14 +3830,7 @@
           <w:sz w:val="22"/>
           <w:szCs w:val="22"/>
         </w:rPr>
-        <w:t xml:space="preserve">A) Not </w:t>
-      </w:r>
-      <w:r>
-        <w:rPr>
-          <w:sz w:val="22"/>
-          <w:szCs w:val="22"/>
-        </w:rPr>
-        <w:t>yet, but I've heard it's worth the trip.</w:t>
+        <w:t>A) Not yet, but I've heard it's worth the trip.</w:t>
       </w:r>
     </w:p>
     <w:p>
@@ -4119,14 +3899,7 @@
           <w:sz w:val="22"/>
           <w:szCs w:val="22"/>
         </w:rPr>
-        <w:t>A) A bottle of milk would</w:t>
-      </w:r>
-      <w:r>
-        <w:rPr>
-          <w:sz w:val="22"/>
-          <w:szCs w:val="22"/>
-        </w:rPr>
-        <w:t xml:space="preserve"> be great, thanks.</w:t>
+        <w:t>A) A bottle of milk would be great, thanks.</w:t>
       </w:r>
     </w:p>
     <w:p>
@@ -4208,14 +3981,7 @@
           <w:sz w:val="22"/>
           <w:szCs w:val="22"/>
         </w:rPr>
-        <w:t>B) Swimming is good exerc</w:t>
-      </w:r>
-      <w:r>
-        <w:rPr>
-          <w:sz w:val="22"/>
-          <w:szCs w:val="22"/>
-        </w:rPr>
-        <w:t>ise, isn't it?</w:t>
+        <w:t>B) Swimming is good exercise, isn't it?</w:t>
       </w:r>
     </w:p>
     <w:p>
@@ -4297,15 +4063,1063 @@
           <w:sz w:val="21"/>
           <w:szCs w:val="21"/>
         </w:rPr>
-        <w:t xml:space="preserve">Directions: You will hear short conversations. After each conversation you will be asked questions about the main idea, </w:t>
-      </w:r>
+        <w:t>Directions: You will hear short conversations. After each conversation you will be asked questions about the main idea, details, the speakers' attitudes, or what will probably happen next. Audio plays only once; questions appear after the audio ends.</w:t>
+      </w:r>
+    </w:p>
+    <w:p>
+      <w:pPr>
+        <w:pStyle w:val="31"/>
+      </w:pPr>
+      <w:r>
+        <w:rPr>
+          <w:rFonts w:ascii="Times New Roman" w:eastAsia="思源黑体" w:hAnsi="Times New Roman" w:cs="Times New Roman"/>
+        </w:rPr>
+        <w:t>Conversation 1</w:t>
+      </w:r>
+      <w:r>
+        <w:rPr>
+          <w:rFonts w:ascii="Times New Roman" w:eastAsia="思源黑体" w:hAnsi="Times New Roman" w:cs="Times New Roman"/>
+        </w:rPr>
+        <w:t>（约</w:t>
+      </w:r>
+      <w:r>
+        <w:rPr>
+          <w:rFonts w:ascii="Times New Roman" w:eastAsia="思源黑体" w:hAnsi="Times New Roman" w:cs="Times New Roman"/>
+        </w:rPr>
+        <w:t xml:space="preserve"> 60 </w:t>
+      </w:r>
+      <w:r>
+        <w:rPr>
+          <w:rFonts w:ascii="Times New Roman" w:eastAsia="思源黑体" w:hAnsi="Times New Roman" w:cs="Times New Roman"/>
+        </w:rPr>
+        <w:t>秒）</w:t>
+      </w:r>
+    </w:p>
+    <w:p>
+      <w:pPr>
+        <w:spacing w:after="60"/>
+      </w:pPr>
+      <w:r>
+        <w:rPr>
+          <w:b/>
+          <w:sz w:val="21"/>
+          <w:szCs w:val="21"/>
+        </w:rPr>
+        <w:t>Audio script</w:t>
+      </w:r>
+    </w:p>
+    <w:p>
+      <w:pPr>
+        <w:spacing w:after="60"/>
+      </w:pPr>
+      <w:r>
+        <w:rPr>
+          <w:sz w:val="22"/>
+          <w:szCs w:val="22"/>
+        </w:rPr>
+        <w:t>Student: Hi, I'm in room 412 in Cedar Hall. I got the email about the heating work, but my radiator has been cold since Friday — before any of this started.</w:t>
+      </w:r>
+    </w:p>
+    <w:p>
+      <w:pPr>
+        <w:spacing w:after="60"/>
+      </w:pPr>
+      <w:r>
+        <w:rPr>
+          <w:sz w:val="22"/>
+          <w:szCs w:val="22"/>
+        </w:rPr>
+        <w:lastRenderedPageBreak/>
+        <w:t>Staff: Let me check the maintenance log. Hmm, yes, there was a report filed on Friday for your wing. A valve on the fourth floor was replaced that afternoon.</w:t>
+      </w:r>
+    </w:p>
+    <w:p>
+      <w:pPr>
+        <w:spacing w:after="60"/>
+      </w:pPr>
+      <w:r>
+        <w:rPr>
+          <w:sz w:val="22"/>
+          <w:szCs w:val="22"/>
+        </w:rPr>
+        <w:t>Student: So is someone coming to fix it?</w:t>
+      </w:r>
+    </w:p>
+    <w:p>
+      <w:pPr>
+        <w:spacing w:after="60"/>
+      </w:pPr>
+      <w:r>
+        <w:rPr>
+          <w:sz w:val="22"/>
+          <w:szCs w:val="22"/>
+        </w:rPr>
+        <w:t>Staff: The contractor will be in the building tomorrow between nine and four for the annual service. I'll flag your room so it's on their list. In the meantime, maintenance can bring you a portable heater this evening — you just sign for it at the desk.</w:t>
+      </w:r>
+    </w:p>
+    <w:p>
+      <w:pPr>
+        <w:spacing w:after="60"/>
+      </w:pPr>
+      <w:r>
+        <w:rPr>
+          <w:sz w:val="22"/>
+          <w:szCs w:val="22"/>
+        </w:rPr>
+        <w:t>Student: That would help. It gets pretty cold at night.</w:t>
+      </w:r>
+    </w:p>
+    <w:p>
+      <w:pPr>
+        <w:spacing w:after="60"/>
+      </w:pPr>
+      <w:r>
+        <w:rPr>
+          <w:sz w:val="22"/>
+          <w:szCs w:val="22"/>
+        </w:rPr>
+        <w:t>Staff: One more thing: if the radiator is still cold after tomorrow, call us rather than filing another online form. The online system is slow this week.</w:t>
+      </w:r>
+    </w:p>
+    <w:p>
+      <w:r>
+        <w:rPr>
+          <w:sz w:val="22"/>
+          <w:szCs w:val="22"/>
+        </w:rPr>
+        <w:t>Student: Will do. Thanks.</w:t>
+      </w:r>
+    </w:p>
+    <w:p>
+      <w:pPr>
+        <w:spacing w:after="60"/>
+      </w:pPr>
+      <w:r>
+        <w:rPr>
+          <w:sz w:val="22"/>
+          <w:szCs w:val="22"/>
+        </w:rPr>
+        <w:t>19. Why does the student visit the housing office?</w:t>
+      </w:r>
+    </w:p>
+    <w:p>
+      <w:pPr>
+        <w:spacing w:after="40"/>
+        <w:ind w:left="432"/>
+      </w:pPr>
+      <w:r>
+        <w:rPr>
+          <w:sz w:val="22"/>
+          <w:szCs w:val="22"/>
+        </w:rPr>
+        <w:t>A) To ask for permission to move to another room</w:t>
+      </w:r>
+    </w:p>
+    <w:p>
+      <w:pPr>
+        <w:spacing w:after="40"/>
+        <w:ind w:left="432"/>
+      </w:pPr>
+      <w:r>
+        <w:rPr>
+          <w:sz w:val="22"/>
+          <w:szCs w:val="22"/>
+        </w:rPr>
+        <w:t>B) To report a heating problem that began before the scheduled work</w:t>
+      </w:r>
+    </w:p>
+    <w:p>
+      <w:pPr>
+        <w:spacing w:after="40"/>
+        <w:ind w:left="432"/>
+      </w:pPr>
+      <w:r>
+        <w:rPr>
+          <w:sz w:val="22"/>
+          <w:szCs w:val="22"/>
+        </w:rPr>
+        <w:t>C) To complain about the noise from the maintenance work</w:t>
+      </w:r>
+    </w:p>
+    <w:p>
+      <w:pPr>
+        <w:spacing w:after="40"/>
+        <w:ind w:left="432"/>
+      </w:pPr>
+      <w:r>
+        <w:rPr>
+          <w:sz w:val="22"/>
+          <w:szCs w:val="22"/>
+        </w:rPr>
+        <w:t>D) To return a portable heater</w:t>
+      </w:r>
+    </w:p>
+    <w:p>
+      <w:pPr>
+        <w:spacing w:after="120"/>
+      </w:pPr>
+    </w:p>
+    <w:p>
+      <w:pPr>
+        <w:spacing w:after="60"/>
+      </w:pPr>
+      <w:r>
+        <w:rPr>
+          <w:sz w:val="22"/>
+          <w:szCs w:val="22"/>
+        </w:rPr>
+        <w:t>20. What does the staff member offer to do immediately?</w:t>
+      </w:r>
+    </w:p>
+    <w:p>
+      <w:pPr>
+        <w:spacing w:after="40"/>
+        <w:ind w:left="432"/>
+      </w:pPr>
+      <w:r>
+        <w:rPr>
+          <w:sz w:val="22"/>
+          <w:szCs w:val="22"/>
+        </w:rPr>
+        <w:t>A) Replace the radiator the same day</w:t>
+      </w:r>
+    </w:p>
+    <w:p>
+      <w:pPr>
+        <w:spacing w:after="40"/>
+        <w:ind w:left="432"/>
+      </w:pPr>
+      <w:r>
+        <w:rPr>
+          <w:sz w:val="22"/>
+          <w:szCs w:val="22"/>
+        </w:rPr>
+        <w:t>B) Send a portable heater that evening</w:t>
+      </w:r>
+    </w:p>
+    <w:p>
+      <w:pPr>
+        <w:spacing w:after="40"/>
+        <w:ind w:left="432"/>
+      </w:pPr>
+      <w:r>
+        <w:rPr>
+          <w:sz w:val="22"/>
+          <w:szCs w:val="22"/>
+        </w:rPr>
+        <w:t>C) Cancel the annual maintenance</w:t>
+      </w:r>
+    </w:p>
+    <w:p>
+      <w:pPr>
+        <w:spacing w:after="40"/>
+        <w:ind w:left="432"/>
+      </w:pPr>
+      <w:r>
+        <w:rPr>
+          <w:sz w:val="22"/>
+          <w:szCs w:val="22"/>
+        </w:rPr>
+        <w:t>D) Refund part of the student's housing fee</w:t>
+      </w:r>
+    </w:p>
+    <w:p>
+      <w:pPr>
+        <w:spacing w:after="120"/>
+      </w:pPr>
+    </w:p>
+    <w:p>
+      <w:pPr>
+        <w:spacing w:after="60"/>
+      </w:pPr>
+      <w:r>
+        <w:rPr>
+          <w:sz w:val="22"/>
+          <w:szCs w:val="22"/>
+        </w:rPr>
+        <w:t>21. What does the staff member suggest the student do if the problem continues?</w:t>
+      </w:r>
+    </w:p>
+    <w:p>
+      <w:pPr>
+        <w:spacing w:after="40"/>
+        <w:ind w:left="432"/>
+      </w:pPr>
+      <w:r>
+        <w:rPr>
+          <w:sz w:val="22"/>
+          <w:szCs w:val="22"/>
+        </w:rPr>
+        <w:t>A) File another online form</w:t>
+      </w:r>
+    </w:p>
+    <w:p>
+      <w:pPr>
+        <w:spacing w:after="40"/>
+        <w:ind w:left="432"/>
+      </w:pPr>
+      <w:r>
+        <w:rPr>
+          <w:sz w:val="22"/>
+          <w:szCs w:val="22"/>
+        </w:rPr>
+        <w:t>B) Phone the office directly</w:t>
+      </w:r>
+    </w:p>
+    <w:p>
+      <w:pPr>
+        <w:spacing w:after="40"/>
+        <w:ind w:left="432"/>
+      </w:pPr>
+      <w:r>
+        <w:rPr>
+          <w:sz w:val="22"/>
+          <w:szCs w:val="22"/>
+        </w:rPr>
+        <w:t>C) Wait for the next annual service</w:t>
+      </w:r>
+    </w:p>
+    <w:p>
+      <w:pPr>
+        <w:spacing w:after="40"/>
+        <w:ind w:left="432"/>
+      </w:pPr>
+      <w:r>
+        <w:rPr>
+          <w:sz w:val="22"/>
+          <w:szCs w:val="22"/>
+        </w:rPr>
+        <w:t>D) Speak to the contractor</w:t>
+      </w:r>
+    </w:p>
+    <w:p>
+      <w:pPr>
+        <w:spacing w:after="240"/>
+      </w:pPr>
+    </w:p>
+    <w:p>
+      <w:pPr>
+        <w:pStyle w:val="31"/>
+      </w:pPr>
+      <w:r>
+        <w:rPr>
+          <w:rFonts w:ascii="Times New Roman" w:eastAsia="思源黑体" w:hAnsi="Times New Roman" w:cs="Times New Roman"/>
+        </w:rPr>
+        <w:t>Conversation 2</w:t>
+      </w:r>
+      <w:r>
+        <w:rPr>
+          <w:rFonts w:ascii="Times New Roman" w:eastAsia="思源黑体" w:hAnsi="Times New Roman" w:cs="Times New Roman"/>
+        </w:rPr>
+        <w:t>（约</w:t>
+      </w:r>
+      <w:r>
+        <w:rPr>
+          <w:rFonts w:ascii="Times New Roman" w:eastAsia="思源黑体" w:hAnsi="Times New Roman" w:cs="Times New Roman"/>
+        </w:rPr>
+        <w:t xml:space="preserve"> 70 </w:t>
+      </w:r>
+      <w:r>
+        <w:rPr>
+          <w:rFonts w:ascii="Times New Roman" w:eastAsia="思源黑体" w:hAnsi="Times New Roman" w:cs="Times New Roman"/>
+        </w:rPr>
+        <w:t>秒）</w:t>
+      </w:r>
+    </w:p>
+    <w:p>
+      <w:pPr>
+        <w:spacing w:after="60"/>
+      </w:pPr>
+      <w:r>
+        <w:rPr>
+          <w:b/>
+          <w:sz w:val="21"/>
+          <w:szCs w:val="21"/>
+        </w:rPr>
+        <w:t>Audio script</w:t>
+      </w:r>
+    </w:p>
+    <w:p>
+      <w:pPr>
+        <w:spacing w:after="60"/>
+      </w:pPr>
+      <w:r>
+        <w:rPr>
+          <w:sz w:val="22"/>
+          <w:szCs w:val="22"/>
+        </w:rPr>
+        <w:t>Student: Professor Alvarez, do you have a minute? I'm stuck on the topic for the research paper.</w:t>
+      </w:r>
+    </w:p>
+    <w:p>
+      <w:pPr>
+        <w:spacing w:after="60"/>
+      </w:pPr>
+      <w:r>
+        <w:rPr>
+          <w:sz w:val="22"/>
+          <w:szCs w:val="22"/>
+        </w:rPr>
+        <w:t>Professor: Of course. What have you been considering?</w:t>
+      </w:r>
+    </w:p>
+    <w:p>
+      <w:pPr>
+        <w:spacing w:after="60"/>
+      </w:pPr>
+      <w:r>
+        <w:rPr>
+          <w:sz w:val="22"/>
+          <w:szCs w:val="22"/>
+        </w:rPr>
+        <w:t>Student: I wanted to write about urban green space and mental health. But when I started searching, almost every article was about big parks in European cities, and I'm more interested in small neighborhood gardens.</w:t>
+      </w:r>
+    </w:p>
+    <w:p>
+      <w:pPr>
+        <w:spacing w:after="60"/>
+      </w:pPr>
+      <w:r>
+        <w:rPr>
+          <w:sz w:val="22"/>
+          <w:szCs w:val="22"/>
+        </w:rPr>
+        <w:t>Professor: That's actually a better angle than you think. Most of the literature does focus on large parks, so studies on small plots are relatively scarce — and scarce topics make for interesting papers.</w:t>
+      </w:r>
+    </w:p>
+    <w:p>
+      <w:pPr>
+        <w:spacing w:after="60"/>
+      </w:pPr>
+      <w:r>
+        <w:rPr>
+          <w:sz w:val="22"/>
+          <w:szCs w:val="22"/>
+        </w:rPr>
+        <w:t>Student: But I'm worried there won't be enough sources.</w:t>
+      </w:r>
+    </w:p>
+    <w:p>
+      <w:pPr>
+        <w:spacing w:after="60"/>
+      </w:pPr>
+      <w:r>
+        <w:rPr>
+          <w:sz w:val="22"/>
+          <w:szCs w:val="22"/>
+        </w:rPr>
+        <w:lastRenderedPageBreak/>
+        <w:t>Professor: There's more than you'd expect, especially in public health journals. Start with the review article I posted last week and follow its reference list. If you find you're short of material after two weeks, we can narrow the question — say, to one city.</w:t>
+      </w:r>
+    </w:p>
+    <w:p>
+      <w:pPr>
+        <w:spacing w:after="60"/>
+      </w:pPr>
+      <w:r>
+        <w:rPr>
+          <w:sz w:val="22"/>
+          <w:szCs w:val="22"/>
+        </w:rPr>
+        <w:t>Student: OK, I'll do that. Should I keep the broad title for now?</w:t>
+      </w:r>
+    </w:p>
+    <w:p>
+      <w:r>
+        <w:rPr>
+          <w:sz w:val="22"/>
+          <w:szCs w:val="22"/>
+        </w:rPr>
+        <w:t>Professor: Keep it, but write yourself a one-sentence version of what you're actually asking. That sentence will keep you from wandering.</w:t>
+      </w:r>
+    </w:p>
+    <w:p>
+      <w:pPr>
+        <w:spacing w:after="60"/>
+      </w:pPr>
+      <w:r>
+        <w:rPr>
+          <w:sz w:val="22"/>
+          <w:szCs w:val="22"/>
+        </w:rPr>
+        <w:t>22. What is the student's main concern?</w:t>
+      </w:r>
+    </w:p>
+    <w:p>
+      <w:pPr>
+        <w:spacing w:after="40"/>
+        <w:ind w:left="432"/>
+      </w:pPr>
+      <w:r>
+        <w:rPr>
+          <w:sz w:val="22"/>
+          <w:szCs w:val="22"/>
+        </w:rPr>
+        <w:t>A) Whether the professor will approve an extension</w:t>
+      </w:r>
+    </w:p>
+    <w:p>
+      <w:pPr>
+        <w:spacing w:after="40"/>
+        <w:ind w:left="432"/>
+      </w:pPr>
+      <w:r>
+        <w:rPr>
+          <w:sz w:val="22"/>
+          <w:szCs w:val="22"/>
+        </w:rPr>
+        <w:t>B) That there may be too few sources on the topic he wants</w:t>
+      </w:r>
+    </w:p>
+    <w:p>
+      <w:pPr>
+        <w:spacing w:after="40"/>
+        <w:ind w:left="432"/>
+      </w:pPr>
+      <w:r>
+        <w:rPr>
+          <w:sz w:val="22"/>
+          <w:szCs w:val="22"/>
+        </w:rPr>
+        <w:t>C) That European parks are not relevant to his city</w:t>
+      </w:r>
+    </w:p>
+    <w:p>
+      <w:pPr>
+        <w:spacing w:after="40"/>
+        <w:ind w:left="432"/>
+      </w:pPr>
+      <w:r>
+        <w:rPr>
+          <w:sz w:val="22"/>
+          <w:szCs w:val="22"/>
+        </w:rPr>
+        <w:t>D) Whether mental health is an acceptable subject</w:t>
+      </w:r>
+    </w:p>
+    <w:p>
+      <w:pPr>
+        <w:spacing w:after="120"/>
+      </w:pPr>
+    </w:p>
+    <w:p>
+      <w:pPr>
+        <w:spacing w:after="60"/>
+      </w:pPr>
+      <w:r>
+        <w:rPr>
+          <w:sz w:val="22"/>
+          <w:szCs w:val="22"/>
+        </w:rPr>
+        <w:t>23. What is the professor's attitude toward the student's topic?</w:t>
+      </w:r>
+    </w:p>
+    <w:p>
+      <w:pPr>
+        <w:spacing w:after="40"/>
+        <w:ind w:left="432"/>
+      </w:pPr>
+      <w:r>
+        <w:rPr>
+          <w:sz w:val="22"/>
+          <w:szCs w:val="22"/>
+        </w:rPr>
+        <w:t>A) Dismissive, because the topic has been overstudied</w:t>
+      </w:r>
+    </w:p>
+    <w:p>
+      <w:pPr>
+        <w:spacing w:after="40"/>
+        <w:ind w:left="432"/>
+      </w:pPr>
+      <w:r>
+        <w:rPr>
+          <w:sz w:val="22"/>
+          <w:szCs w:val="22"/>
+        </w:rPr>
+        <w:t>B) Encouraging, because the topic is comparatively understudied</w:t>
+      </w:r>
+    </w:p>
+    <w:p>
+      <w:pPr>
+        <w:spacing w:after="40"/>
+        <w:ind w:left="432"/>
+      </w:pPr>
+      <w:r>
+        <w:rPr>
+          <w:sz w:val="22"/>
+          <w:szCs w:val="22"/>
+        </w:rPr>
+        <w:t>C) Neutral, because she is unfamiliar with the literature</w:t>
+      </w:r>
+    </w:p>
+    <w:p>
+      <w:pPr>
+        <w:spacing w:after="40"/>
+        <w:ind w:left="432"/>
+      </w:pPr>
+      <w:r>
+        <w:rPr>
+          <w:sz w:val="22"/>
+          <w:szCs w:val="22"/>
+        </w:rPr>
+        <w:t>D) Critical, because the topic is too narrow</w:t>
+      </w:r>
+    </w:p>
+    <w:p>
+      <w:pPr>
+        <w:spacing w:after="120"/>
+      </w:pPr>
+    </w:p>
+    <w:p>
+      <w:pPr>
+        <w:spacing w:after="60"/>
+      </w:pPr>
+      <w:r>
+        <w:rPr>
+          <w:sz w:val="22"/>
+          <w:szCs w:val="22"/>
+        </w:rPr>
+        <w:t>24. What does the professor advise the student to write down?</w:t>
+      </w:r>
+    </w:p>
+    <w:p>
+      <w:pPr>
+        <w:spacing w:after="40"/>
+        <w:ind w:left="432"/>
+      </w:pPr>
+      <w:r>
+        <w:rPr>
+          <w:sz w:val="22"/>
+          <w:szCs w:val="22"/>
+        </w:rPr>
+        <w:t>A) A list of European parks he might compare</w:t>
+      </w:r>
+    </w:p>
+    <w:p>
+      <w:pPr>
+        <w:spacing w:after="40"/>
+        <w:ind w:left="432"/>
+      </w:pPr>
+      <w:r>
+        <w:rPr>
+          <w:sz w:val="22"/>
+          <w:szCs w:val="22"/>
+        </w:rPr>
+        <w:t>B) A one-sentence statement of his research question</w:t>
+      </w:r>
+    </w:p>
+    <w:p>
+      <w:pPr>
+        <w:spacing w:after="40"/>
+        <w:ind w:left="432"/>
+      </w:pPr>
+      <w:r>
+        <w:rPr>
+          <w:sz w:val="22"/>
+          <w:szCs w:val="22"/>
+        </w:rPr>
+        <w:t>C) A summary of the review article</w:t>
+      </w:r>
+    </w:p>
+    <w:p>
+      <w:pPr>
+        <w:spacing w:after="40"/>
+        <w:ind w:left="432"/>
+      </w:pPr>
+      <w:r>
+        <w:rPr>
+          <w:sz w:val="22"/>
+          <w:szCs w:val="22"/>
+        </w:rPr>
+        <w:t>D) A timeline for finishing the paper</w:t>
+      </w:r>
+    </w:p>
+    <w:p>
+      <w:pPr>
+        <w:spacing w:after="240"/>
+      </w:pPr>
+    </w:p>
+    <w:p>
+      <w:pPr>
+        <w:pStyle w:val="31"/>
+      </w:pPr>
+      <w:r>
+        <w:rPr>
+          <w:rFonts w:ascii="Times New Roman" w:eastAsia="思源黑体" w:hAnsi="Times New Roman" w:cs="Times New Roman"/>
+        </w:rPr>
+        <w:t>Conversation 3</w:t>
+      </w:r>
+      <w:r>
+        <w:rPr>
+          <w:rFonts w:ascii="Times New Roman" w:eastAsia="思源黑体" w:hAnsi="Times New Roman" w:cs="Times New Roman"/>
+        </w:rPr>
+        <w:t>（约</w:t>
+      </w:r>
+      <w:r>
+        <w:rPr>
+          <w:rFonts w:ascii="Times New Roman" w:eastAsia="思源黑体" w:hAnsi="Times New Roman" w:cs="Times New Roman"/>
+        </w:rPr>
+        <w:t xml:space="preserve"> 60 </w:t>
+      </w:r>
+      <w:r>
+        <w:rPr>
+          <w:rFonts w:ascii="Times New Roman" w:eastAsia="思源黑体" w:hAnsi="Times New Roman" w:cs="Times New Roman"/>
+        </w:rPr>
+        <w:t>秒）</w:t>
+      </w:r>
+    </w:p>
+    <w:p>
+      <w:pPr>
+        <w:spacing w:after="60"/>
+      </w:pPr>
+      <w:r>
+        <w:rPr>
+          <w:b/>
+          <w:sz w:val="21"/>
+          <w:szCs w:val="21"/>
+        </w:rPr>
+        <w:t>Audio script</w:t>
+      </w:r>
+    </w:p>
+    <w:p>
+      <w:pPr>
+        <w:spacing w:after="60"/>
+      </w:pPr>
+      <w:r>
+        <w:rPr>
+          <w:sz w:val="22"/>
+          <w:szCs w:val="22"/>
+        </w:rPr>
+        <w:t>Amara: Have you looked at the group project instructions yet? It says we have to submit a single report, but also individual reflections.</w:t>
+      </w:r>
+    </w:p>
+    <w:p>
+      <w:pPr>
+        <w:spacing w:after="60"/>
+      </w:pPr>
+      <w:r>
+        <w:rPr>
+          <w:sz w:val="22"/>
+          <w:szCs w:val="22"/>
+        </w:rPr>
+        <w:t>Ben: I saw that. The reflections are new — last year we just handed in the report.</w:t>
+      </w:r>
+    </w:p>
+    <w:p>
+      <w:pPr>
+        <w:spacing w:after="60"/>
+      </w:pPr>
+      <w:r>
+        <w:rPr>
+          <w:sz w:val="22"/>
+          <w:szCs w:val="22"/>
+        </w:rPr>
+        <w:t>Amara: Right, so we should probably divide the research now, otherwise we'll be writing the report the night before.</w:t>
+      </w:r>
+    </w:p>
+    <w:p>
+      <w:pPr>
+        <w:spacing w:after="60"/>
+      </w:pPr>
+      <w:r>
+        <w:rPr>
+          <w:sz w:val="22"/>
+          <w:szCs w:val="22"/>
+        </w:rPr>
+        <w:t>Ben: Agreed. I could take the interviews, since I already know two people in the local food bank. Do you want the survey data?</w:t>
+      </w:r>
+    </w:p>
+    <w:p>
+      <w:pPr>
+        <w:spacing w:after="60"/>
+      </w:pPr>
+      <w:r>
+        <w:rPr>
+          <w:sz w:val="22"/>
+          <w:szCs w:val="22"/>
+        </w:rPr>
+        <w:t>Amara: Sure, but the survey is the part that takes longest to analyze. Maybe Leo can help with that and I'll do the introduction and the final edit.</w:t>
+      </w:r>
+    </w:p>
+    <w:p>
+      <w:pPr>
+        <w:spacing w:after="60"/>
+      </w:pPr>
+      <w:r>
+        <w:rPr>
+          <w:sz w:val="22"/>
+          <w:szCs w:val="22"/>
+        </w:rPr>
+        <w:t>Ben: Fine. Should we set up a shared folder so everything's in one place?</w:t>
+      </w:r>
+    </w:p>
+    <w:p>
+      <w:pPr>
+        <w:spacing w:after="60"/>
+      </w:pPr>
+      <w:r>
+        <w:rPr>
+          <w:sz w:val="22"/>
+          <w:szCs w:val="22"/>
+        </w:rPr>
+        <w:t>Amara: Yes — and let's meet again on Thursday instead of next week. If we wait that long, the interviews won't be done in time.</w:t>
+      </w:r>
+    </w:p>
+    <w:p>
+      <w:r>
+        <w:rPr>
+          <w:sz w:val="22"/>
+          <w:szCs w:val="22"/>
+        </w:rPr>
+        <w:t>Ben: Thursday works. I'll send an invitation.</w:t>
+      </w:r>
+    </w:p>
+    <w:p>
+      <w:pPr>
+        <w:spacing w:after="60"/>
+      </w:pPr>
+      <w:r>
+        <w:rPr>
+          <w:sz w:val="22"/>
+          <w:szCs w:val="22"/>
+        </w:rPr>
+        <w:lastRenderedPageBreak/>
+        <w:t>25. What is new about this year's group project?</w:t>
+      </w:r>
+    </w:p>
+    <w:p>
+      <w:pPr>
+        <w:spacing w:after="40"/>
+        <w:ind w:left="432"/>
+      </w:pPr>
+      <w:r>
+        <w:rPr>
+          <w:sz w:val="22"/>
+          <w:szCs w:val="22"/>
+        </w:rPr>
+        <w:t>A) Students must work in pairs instead of groups</w:t>
+      </w:r>
+    </w:p>
+    <w:p>
+      <w:pPr>
+        <w:spacing w:after="40"/>
+        <w:ind w:left="432"/>
+      </w:pPr>
+      <w:r>
+        <w:rPr>
+          <w:sz w:val="22"/>
+          <w:szCs w:val="22"/>
+        </w:rPr>
+        <w:t>B) Students must also submit individual reflections</w:t>
+      </w:r>
+    </w:p>
+    <w:p>
+      <w:pPr>
+        <w:spacing w:after="40"/>
+        <w:ind w:left="432"/>
+      </w:pPr>
+      <w:r>
+        <w:rPr>
+          <w:sz w:val="22"/>
+          <w:szCs w:val="22"/>
+        </w:rPr>
+        <w:t>C) The report is due earlier than last year</w:t>
+      </w:r>
+    </w:p>
+    <w:p>
+      <w:pPr>
+        <w:spacing w:after="40"/>
+        <w:ind w:left="432"/>
+      </w:pPr>
+      <w:r>
+        <w:rPr>
+          <w:sz w:val="22"/>
+          <w:szCs w:val="22"/>
+        </w:rPr>
+        <w:t>D) Interviews are no longer required</w:t>
+      </w:r>
+    </w:p>
+    <w:p>
+      <w:pPr>
+        <w:spacing w:after="120"/>
+      </w:pPr>
+    </w:p>
+    <w:p>
+      <w:pPr>
+        <w:spacing w:after="60"/>
+      </w:pPr>
+      <w:r>
+        <w:rPr>
+          <w:sz w:val="22"/>
+          <w:szCs w:val="22"/>
+        </w:rPr>
+        <w:t>26. Which task does Amara take responsibility for?</w:t>
+      </w:r>
+    </w:p>
+    <w:p>
+      <w:pPr>
+        <w:spacing w:after="40"/>
+        <w:ind w:left="432"/>
+      </w:pPr>
+      <w:r>
+        <w:rPr>
+          <w:sz w:val="22"/>
+          <w:szCs w:val="22"/>
+        </w:rPr>
+        <w:t>A) Conducting the interviews</w:t>
+      </w:r>
+    </w:p>
+    <w:p>
+      <w:pPr>
+        <w:spacing w:after="40"/>
+        <w:ind w:left="432"/>
+      </w:pPr>
+      <w:r>
+        <w:rPr>
+          <w:sz w:val="22"/>
+          <w:szCs w:val="22"/>
+        </w:rPr>
+        <w:t>B) Analyzing the survey data</w:t>
+      </w:r>
+    </w:p>
+    <w:p>
+      <w:pPr>
+        <w:spacing w:after="40"/>
+        <w:ind w:left="432"/>
+      </w:pPr>
+      <w:r>
+        <w:rPr>
+          <w:sz w:val="22"/>
+          <w:szCs w:val="22"/>
+        </w:rPr>
+        <w:t>C) Writing the introduction and doing the final edit</w:t>
+      </w:r>
+    </w:p>
+    <w:p>
+      <w:pPr>
+        <w:spacing w:after="40"/>
+        <w:ind w:left="432"/>
+      </w:pPr>
+      <w:r>
+        <w:rPr>
+          <w:sz w:val="22"/>
+          <w:szCs w:val="22"/>
+        </w:rPr>
+        <w:t>D) Creating the shared folder</w:t>
+      </w:r>
+    </w:p>
+    <w:p>
+      <w:pPr>
+        <w:spacing w:after="120"/>
+      </w:pPr>
+    </w:p>
+    <w:p>
+      <w:pPr>
+        <w:spacing w:after="60"/>
+      </w:pPr>
+      <w:r>
+        <w:rPr>
+          <w:sz w:val="22"/>
+          <w:szCs w:val="22"/>
+        </w:rPr>
+        <w:t>27. Why does Amara want to meet on Thursday?</w:t>
+      </w:r>
+    </w:p>
+    <w:p>
+      <w:pPr>
+        <w:spacing w:after="40"/>
+        <w:ind w:left="432"/>
+      </w:pPr>
+      <w:r>
+        <w:rPr>
+          <w:sz w:val="22"/>
+          <w:szCs w:val="22"/>
+        </w:rPr>
+        <w:t>A) The report is due on Thursday</w:t>
+      </w:r>
+    </w:p>
+    <w:p>
+      <w:pPr>
+        <w:spacing w:after="40"/>
+        <w:ind w:left="432"/>
+      </w:pPr>
+      <w:r>
+        <w:rPr>
+          <w:sz w:val="22"/>
+          <w:szCs w:val="22"/>
+        </w:rPr>
+        <w:t>B) Waiting longer would delay the interviews</w:t>
+      </w:r>
+    </w:p>
+    <w:p>
+      <w:pPr>
+        <w:spacing w:after="40"/>
+        <w:ind w:left="432"/>
+      </w:pPr>
+      <w:r>
+        <w:rPr>
+          <w:sz w:val="22"/>
+          <w:szCs w:val="22"/>
+        </w:rPr>
+        <w:t>C) Leo is only available on Thursday</w:t>
+      </w:r>
+    </w:p>
+    <w:p>
+      <w:pPr>
+        <w:spacing w:after="40"/>
+        <w:ind w:left="432"/>
+      </w:pPr>
+      <w:r>
+        <w:rPr>
+          <w:sz w:val="22"/>
+          <w:szCs w:val="22"/>
+        </w:rPr>
+        <w:t>D) The professor requires weekly meetings</w:t>
+      </w:r>
+    </w:p>
+    <w:p>
+      <w:pPr>
+        <w:spacing w:after="240"/>
+      </w:pPr>
+    </w:p>
+    <w:p>
+      <w:pPr>
+        <w:pStyle w:val="21"/>
+      </w:pPr>
+      <w:r>
+        <w:rPr>
+          <w:rFonts w:ascii="Times New Roman" w:eastAsia="思源黑体" w:hAnsi="Times New Roman" w:cs="Times New Roman"/>
+        </w:rPr>
+        <w:t>Task 3</w:t>
+      </w:r>
+      <w:r>
+        <w:rPr>
+          <w:rFonts w:ascii="Times New Roman" w:eastAsia="思源黑体" w:hAnsi="Times New Roman" w:cs="Times New Roman"/>
+        </w:rPr>
+        <w:t xml:space="preserve">　</w:t>
+      </w:r>
+      <w:r>
+        <w:rPr>
+          <w:rFonts w:ascii="Times New Roman" w:eastAsia="思源黑体" w:hAnsi="Times New Roman" w:cs="Times New Roman"/>
+        </w:rPr>
+        <w:t>Listen to an Announcement</w:t>
+      </w:r>
+      <w:r>
+        <w:rPr>
+          <w:rFonts w:ascii="Times New Roman" w:eastAsia="思源黑体" w:hAnsi="Times New Roman" w:cs="Times New Roman"/>
+        </w:rPr>
+        <w:t>（校园公告）</w:t>
+      </w:r>
+    </w:p>
+    <w:p>
       <w:r>
         <w:rPr>
           <w:i/>
           <w:sz w:val="21"/>
           <w:szCs w:val="21"/>
         </w:rPr>
-        <w:t>details, the speakers' attitudes, or what will probably happen next. Audio plays only once; questions appear after the audio ends.</w:t>
+        <w:t>Directions: You will hear short announcements from campus or classroom settings. Audio plays once; answer the questions after it ends.</w:t>
       </w:r>
     </w:p>
     <w:p>
@@ -4316,7 +5130,7 @@
         <w:rPr>
           <w:rFonts w:ascii="Times New Roman" w:eastAsia="思源黑体" w:hAnsi="Times New Roman" w:cs="Times New Roman"/>
         </w:rPr>
-        <w:t>Conversation 1</w:t>
+        <w:t>Announcement 1</w:t>
       </w:r>
       <w:r>
         <w:rPr>
@@ -4328,7 +5142,7 @@
         <w:rPr>
           <w:rFonts w:ascii="Times New Roman" w:eastAsia="思源黑体" w:hAnsi="Times New Roman" w:cs="Times New Roman"/>
         </w:rPr>
-        <w:t xml:space="preserve"> 60 </w:t>
+        <w:t xml:space="preserve"> 45 </w:t>
       </w:r>
       <w:r>
         <w:rPr>
@@ -4359,14 +5173,7 @@
           <w:sz w:val="22"/>
           <w:szCs w:val="22"/>
         </w:rPr>
-        <w:t>Student: Hi, I'm in room 412 in Cedar Hall. I got the email about the heating work, but m</w:t>
-      </w:r>
-      <w:r>
-        <w:rPr>
-          <w:sz w:val="22"/>
-          <w:szCs w:val="22"/>
-        </w:rPr>
-        <w:t>y radiator has been cold since Friday — before any of this started.</w:t>
+        <w:t>Attention, please. As the examination period approaches, the main library will extend its hours beginning this Friday. The first and second floors will stay open until two in the morning, seven days a week, through the end of next week. The third floor, which houses the special collections, will close at its usual time of six p.m.</w:t>
       </w:r>
     </w:p>
     <w:p>
@@ -4378,9 +5185,156 @@
           <w:sz w:val="22"/>
           <w:szCs w:val="22"/>
         </w:rPr>
+        <w:t>Because the building will be busier than usual, we are adding two quiet zones on the first floor, where phone calls and group discussion are not permitted. Students who need to work together should book one of the four group rooms at the circulation desk; rooms can be reserved for two hours at a time.</w:t>
+      </w:r>
+    </w:p>
+    <w:p>
+      <w:r>
+        <w:rPr>
+          <w:sz w:val="22"/>
+          <w:szCs w:val="22"/>
+        </w:rPr>
+        <w:t>Finally, a reminder: the coffee cart in the lobby will close at midnight rather than at closing time, and no food or drink may be taken past the turnstiles. Thank you for your cooperation, and good luck with your exams.</w:t>
+      </w:r>
+    </w:p>
+    <w:p>
+      <w:pPr>
+        <w:spacing w:after="60"/>
+      </w:pPr>
+      <w:r>
+        <w:rPr>
+          <w:sz w:val="22"/>
+          <w:szCs w:val="22"/>
+        </w:rPr>
+        <w:t>28. What is the main purpose of the announcement?</w:t>
+      </w:r>
+    </w:p>
+    <w:p>
+      <w:pPr>
+        <w:spacing w:after="40"/>
+        <w:ind w:left="432"/>
+      </w:pPr>
+      <w:r>
+        <w:rPr>
+          <w:sz w:val="22"/>
+          <w:szCs w:val="22"/>
+        </w:rPr>
+        <w:t>A) To announce longer library hours during the exam period</w:t>
+      </w:r>
+    </w:p>
+    <w:p>
+      <w:pPr>
+        <w:spacing w:after="40"/>
+        <w:ind w:left="432"/>
+      </w:pPr>
+      <w:r>
+        <w:rPr>
+          <w:sz w:val="22"/>
+          <w:szCs w:val="22"/>
+        </w:rPr>
+        <w:t>B) To report damage to the special collections</w:t>
+      </w:r>
+    </w:p>
+    <w:p>
+      <w:pPr>
+        <w:spacing w:after="40"/>
+        <w:ind w:left="432"/>
+      </w:pPr>
+      <w:r>
+        <w:rPr>
+          <w:sz w:val="22"/>
+          <w:szCs w:val="22"/>
+        </w:rPr>
+        <w:t>C) To recruit student assistants for the library</w:t>
+      </w:r>
+    </w:p>
+    <w:p>
+      <w:pPr>
+        <w:spacing w:after="40"/>
+        <w:ind w:left="432"/>
+      </w:pPr>
+      <w:r>
+        <w:rPr>
+          <w:sz w:val="22"/>
+          <w:szCs w:val="22"/>
+        </w:rPr>
+        <w:t>D) To explain how to reserve books online</w:t>
+      </w:r>
+    </w:p>
+    <w:p>
+      <w:pPr>
+        <w:spacing w:after="120"/>
+      </w:pPr>
+    </w:p>
+    <w:p>
+      <w:pPr>
+        <w:spacing w:after="60"/>
+      </w:pPr>
+      <w:r>
+        <w:rPr>
+          <w:sz w:val="22"/>
+          <w:szCs w:val="22"/>
+        </w:rPr>
+        <w:t>29. What should students do if they need to discuss work with classmates?</w:t>
+      </w:r>
+    </w:p>
+    <w:p>
+      <w:pPr>
+        <w:spacing w:after="40"/>
+        <w:ind w:left="432"/>
+      </w:pPr>
+      <w:r>
+        <w:rPr>
+          <w:sz w:val="22"/>
+          <w:szCs w:val="22"/>
+        </w:rPr>
         <w:lastRenderedPageBreak/>
-        <w:t>Staff: Let me check the maintenance log. Hmm, yes, there was a report filed on Friday for your wing. A valve on the fourth floor was replaced that afternoon.</w:t>
-      </w:r>
+        <w:t>A) Use the quiet zones on the first floor</w:t>
+      </w:r>
+    </w:p>
+    <w:p>
+      <w:pPr>
+        <w:spacing w:after="40"/>
+        <w:ind w:left="432"/>
+      </w:pPr>
+      <w:r>
+        <w:rPr>
+          <w:sz w:val="22"/>
+          <w:szCs w:val="22"/>
+        </w:rPr>
+        <w:t>B) Reserve one of the group rooms</w:t>
+      </w:r>
+    </w:p>
+    <w:p>
+      <w:pPr>
+        <w:spacing w:after="40"/>
+        <w:ind w:left="432"/>
+      </w:pPr>
+      <w:r>
+        <w:rPr>
+          <w:sz w:val="22"/>
+          <w:szCs w:val="22"/>
+        </w:rPr>
+        <w:t>C) Go to the third floor</w:t>
+      </w:r>
+    </w:p>
+    <w:p>
+      <w:pPr>
+        <w:spacing w:after="40"/>
+        <w:ind w:left="432"/>
+      </w:pPr>
+      <w:r>
+        <w:rPr>
+          <w:sz w:val="22"/>
+          <w:szCs w:val="22"/>
+        </w:rPr>
+        <w:t>D) Meet in the lobby near the coffee cart</w:t>
+      </w:r>
+    </w:p>
+    <w:p>
+      <w:pPr>
+        <w:spacing w:after="120"/>
+      </w:pPr>
     </w:p>
     <w:p>
       <w:pPr>
@@ -4391,289 +5345,59 @@
           <w:sz w:val="22"/>
           <w:szCs w:val="22"/>
         </w:rPr>
-        <w:t xml:space="preserve">Student: So is someone coming </w:t>
-      </w:r>
-      <w:r>
-        <w:rPr>
-          <w:sz w:val="22"/>
-          <w:szCs w:val="22"/>
-        </w:rPr>
-        <w:t>to fix it?</w:t>
-      </w:r>
-    </w:p>
-    <w:p>
-      <w:pPr>
-        <w:spacing w:after="60"/>
-      </w:pPr>
-      <w:r>
-        <w:rPr>
-          <w:sz w:val="22"/>
-          <w:szCs w:val="22"/>
-        </w:rPr>
-        <w:t>Staff: The contractor will be in the building tomorrow between nine and four for the annual service. I'll flag your room so it's on their list. In the meantime, maintenance can bring you a portable heater this evening — you just sign for it at t</w:t>
-      </w:r>
-      <w:r>
-        <w:rPr>
-          <w:sz w:val="22"/>
-          <w:szCs w:val="22"/>
-        </w:rPr>
-        <w:t>he desk.</w:t>
-      </w:r>
-    </w:p>
-    <w:p>
-      <w:pPr>
-        <w:spacing w:after="60"/>
-      </w:pPr>
-      <w:r>
-        <w:rPr>
-          <w:sz w:val="22"/>
-          <w:szCs w:val="22"/>
-        </w:rPr>
-        <w:t>Student: That would help. It gets pretty cold at night.</w:t>
-      </w:r>
-    </w:p>
-    <w:p>
-      <w:pPr>
-        <w:spacing w:after="60"/>
-      </w:pPr>
-      <w:r>
-        <w:rPr>
-          <w:sz w:val="22"/>
-          <w:szCs w:val="22"/>
-        </w:rPr>
-        <w:t>Staff: One more thing: if the radiator is still cold after tomorrow, call us rather than filing another online form. The online system is slow this week.</w:t>
-      </w:r>
-    </w:p>
-    <w:p>
-      <w:r>
-        <w:rPr>
-          <w:sz w:val="22"/>
-          <w:szCs w:val="22"/>
-        </w:rPr>
-        <w:t>Student: Will do. Thanks.</w:t>
-      </w:r>
-    </w:p>
-    <w:p>
-      <w:pPr>
-        <w:spacing w:after="60"/>
-      </w:pPr>
-      <w:r>
-        <w:rPr>
-          <w:sz w:val="22"/>
-          <w:szCs w:val="22"/>
-        </w:rPr>
-        <w:t>19. Why doe</w:t>
-      </w:r>
-      <w:r>
-        <w:rPr>
-          <w:sz w:val="22"/>
-          <w:szCs w:val="22"/>
-        </w:rPr>
-        <w:t>s the student visit the housing office?</w:t>
-      </w:r>
-    </w:p>
-    <w:p>
-      <w:pPr>
-        <w:spacing w:after="40"/>
-        <w:ind w:left="432"/>
-      </w:pPr>
-      <w:r>
-        <w:rPr>
-          <w:sz w:val="22"/>
-          <w:szCs w:val="22"/>
-        </w:rPr>
-        <w:t>A) To ask for permission to move to another room</w:t>
-      </w:r>
-    </w:p>
-    <w:p>
-      <w:pPr>
-        <w:spacing w:after="40"/>
-        <w:ind w:left="432"/>
-      </w:pPr>
-      <w:r>
-        <w:rPr>
-          <w:sz w:val="22"/>
-          <w:szCs w:val="22"/>
-        </w:rPr>
-        <w:t>B) To report a heating problem that began before the scheduled work</w:t>
-      </w:r>
-    </w:p>
-    <w:p>
-      <w:pPr>
-        <w:spacing w:after="40"/>
-        <w:ind w:left="432"/>
-      </w:pPr>
-      <w:r>
-        <w:rPr>
-          <w:sz w:val="22"/>
-          <w:szCs w:val="22"/>
-        </w:rPr>
-        <w:t>C) To complain about the noise from the maintenance work</w:t>
-      </w:r>
-    </w:p>
-    <w:p>
-      <w:pPr>
-        <w:spacing w:after="40"/>
-        <w:ind w:left="432"/>
-      </w:pPr>
-      <w:r>
-        <w:rPr>
-          <w:sz w:val="22"/>
-          <w:szCs w:val="22"/>
-        </w:rPr>
-        <w:t>D) To return a portable heater</w:t>
-      </w:r>
-    </w:p>
-    <w:p>
-      <w:pPr>
-        <w:spacing w:after="120"/>
-      </w:pPr>
-    </w:p>
-    <w:p>
-      <w:pPr>
-        <w:spacing w:after="60"/>
-      </w:pPr>
-      <w:r>
-        <w:rPr>
-          <w:sz w:val="22"/>
-          <w:szCs w:val="22"/>
-        </w:rPr>
-        <w:t xml:space="preserve">20. What </w:t>
-      </w:r>
-      <w:r>
-        <w:rPr>
-          <w:sz w:val="22"/>
-          <w:szCs w:val="22"/>
-        </w:rPr>
-        <w:t>does the staff member offer to do immediately?</w:t>
-      </w:r>
-    </w:p>
-    <w:p>
-      <w:pPr>
-        <w:spacing w:after="40"/>
-        <w:ind w:left="432"/>
-      </w:pPr>
-      <w:r>
-        <w:rPr>
-          <w:sz w:val="22"/>
-          <w:szCs w:val="22"/>
-        </w:rPr>
-        <w:t>A) Replace the radiator the same day</w:t>
-      </w:r>
-    </w:p>
-    <w:p>
-      <w:pPr>
-        <w:spacing w:after="40"/>
-        <w:ind w:left="432"/>
-      </w:pPr>
-      <w:r>
-        <w:rPr>
-          <w:sz w:val="22"/>
-          <w:szCs w:val="22"/>
-        </w:rPr>
-        <w:t>B) Send a portable heater that evening</w:t>
-      </w:r>
-    </w:p>
-    <w:p>
-      <w:pPr>
-        <w:spacing w:after="40"/>
-        <w:ind w:left="432"/>
-      </w:pPr>
-      <w:r>
-        <w:rPr>
-          <w:sz w:val="22"/>
-          <w:szCs w:val="22"/>
-        </w:rPr>
-        <w:t>C) Cancel the annual maintenance</w:t>
-      </w:r>
-    </w:p>
-    <w:p>
-      <w:pPr>
-        <w:spacing w:after="40"/>
-        <w:ind w:left="432"/>
-      </w:pPr>
-      <w:r>
-        <w:rPr>
-          <w:sz w:val="22"/>
-          <w:szCs w:val="22"/>
-        </w:rPr>
-        <w:t>D) Refund part of the student's housing fee</w:t>
-      </w:r>
-    </w:p>
-    <w:p>
-      <w:pPr>
-        <w:spacing w:after="120"/>
-      </w:pPr>
-    </w:p>
-    <w:p>
-      <w:pPr>
-        <w:spacing w:after="60"/>
-      </w:pPr>
-      <w:r>
-        <w:rPr>
-          <w:sz w:val="22"/>
-          <w:szCs w:val="22"/>
-        </w:rPr>
-        <w:t>21. What does the staff member suggest the student do i</w:t>
-      </w:r>
-      <w:r>
-        <w:rPr>
-          <w:sz w:val="22"/>
-          <w:szCs w:val="22"/>
-        </w:rPr>
-        <w:t>f the problem continues?</w:t>
-      </w:r>
-    </w:p>
-    <w:p>
-      <w:pPr>
-        <w:spacing w:after="40"/>
-        <w:ind w:left="432"/>
-      </w:pPr>
-      <w:r>
-        <w:rPr>
-          <w:sz w:val="22"/>
-          <w:szCs w:val="22"/>
-        </w:rPr>
-        <w:t>A) File another online form</w:t>
-      </w:r>
-    </w:p>
-    <w:p>
-      <w:pPr>
-        <w:spacing w:after="40"/>
-        <w:ind w:left="432"/>
-      </w:pPr>
-      <w:r>
-        <w:rPr>
-          <w:sz w:val="22"/>
-          <w:szCs w:val="22"/>
-        </w:rPr>
-        <w:t>B) Phone the office directly</w:t>
-      </w:r>
-    </w:p>
-    <w:p>
-      <w:pPr>
-        <w:spacing w:after="40"/>
-        <w:ind w:left="432"/>
-      </w:pPr>
-      <w:r>
-        <w:rPr>
-          <w:sz w:val="22"/>
-          <w:szCs w:val="22"/>
-        </w:rPr>
-        <w:t>C) Wait for the next annual service</w:t>
-      </w:r>
-    </w:p>
-    <w:p>
-      <w:pPr>
-        <w:spacing w:after="40"/>
-        <w:ind w:left="432"/>
-      </w:pPr>
-      <w:r>
-        <w:rPr>
-          <w:sz w:val="22"/>
-          <w:szCs w:val="22"/>
-        </w:rPr>
-        <w:t>D) Speak to the contractor</w:t>
+        <w:t>30. What does the speaker imply about the coffee cart?</w:t>
+      </w:r>
+    </w:p>
+    <w:p>
+      <w:pPr>
+        <w:spacing w:after="40"/>
+        <w:ind w:left="432"/>
+      </w:pPr>
+      <w:r>
+        <w:rPr>
+          <w:sz w:val="22"/>
+          <w:szCs w:val="22"/>
+        </w:rPr>
+        <w:t>A) It will remain open as long as the library does</w:t>
+      </w:r>
+    </w:p>
+    <w:p>
+      <w:pPr>
+        <w:spacing w:after="40"/>
+        <w:ind w:left="432"/>
+      </w:pPr>
+      <w:r>
+        <w:rPr>
+          <w:sz w:val="22"/>
+          <w:szCs w:val="22"/>
+        </w:rPr>
+        <w:t>B) It will stop serving before the library closes</w:t>
+      </w:r>
+    </w:p>
+    <w:p>
+      <w:pPr>
+        <w:spacing w:after="40"/>
+        <w:ind w:left="432"/>
+      </w:pPr>
+      <w:r>
+        <w:rPr>
+          <w:sz w:val="22"/>
+          <w:szCs w:val="22"/>
+        </w:rPr>
+        <w:t>C) It will move to the second floor</w:t>
+      </w:r>
+    </w:p>
+    <w:p>
+      <w:pPr>
+        <w:spacing w:after="40"/>
+        <w:ind w:left="432"/>
+      </w:pPr>
+      <w:r>
+        <w:rPr>
+          <w:sz w:val="22"/>
+          <w:szCs w:val="22"/>
+        </w:rPr>
+        <w:t>D) It will be closed for the whole exam period</w:t>
       </w:r>
     </w:p>
     <w:p>
@@ -4689,7 +5413,7 @@
         <w:rPr>
           <w:rFonts w:ascii="Times New Roman" w:eastAsia="思源黑体" w:hAnsi="Times New Roman" w:cs="Times New Roman"/>
         </w:rPr>
-        <w:t>Conversation 2</w:t>
+        <w:t>Announcement 2</w:t>
       </w:r>
       <w:r>
         <w:rPr>
@@ -4701,7 +5425,7 @@
         <w:rPr>
           <w:rFonts w:ascii="Times New Roman" w:eastAsia="思源黑体" w:hAnsi="Times New Roman" w:cs="Times New Roman"/>
         </w:rPr>
-        <w:t xml:space="preserve"> 70 </w:t>
+        <w:t xml:space="preserve"> 45 </w:t>
       </w:r>
       <w:r>
         <w:rPr>
@@ -4732,14 +5456,7 @@
           <w:sz w:val="22"/>
           <w:szCs w:val="22"/>
         </w:rPr>
-        <w:t>Student: Professor Alvarez, do you have a minute? I'm stuck on the topic f</w:t>
-      </w:r>
-      <w:r>
-        <w:rPr>
-          <w:sz w:val="22"/>
-          <w:szCs w:val="22"/>
-        </w:rPr>
-        <w:t>or the research paper.</w:t>
+        <w:t>Before we start, two changes to the field trip. The forecast for Saturday calls for heavy rain all day, so the trip to the coastal marsh is postponed to the following weekend — same meeting time, seven forty-five at the biology entrance.</w:t>
       </w:r>
     </w:p>
     <w:p>
@@ -4751,7 +5468,16 @@
           <w:sz w:val="22"/>
           <w:szCs w:val="22"/>
         </w:rPr>
-        <w:t>Professor: Of course. What have you been considering?</w:t>
+        <w:t>Since we'll lose a week of observation, I've replaced the field notebook assignment with something you can do indoors. Each of you will analyze a set of water-quality measurements I collected at the marsh last spring. I'll post the data and a short guide this afternoon; the analysis is due a week from Monday, and it counts the same as the notebook would have.</w:t>
+      </w:r>
+    </w:p>
+    <w:p>
+      <w:r>
+        <w:rPr>
+          <w:sz w:val="22"/>
+          <w:szCs w:val="22"/>
+        </w:rPr>
+        <w:t>If the following weekend doesn't work for you, email me by Friday and we'll arrange an alternative. Bring rubber boots whenever we do go — the trail is muddy even in dry weather.</w:t>
       </w:r>
     </w:p>
     <w:p>
@@ -4763,15 +5489,65 @@
           <w:sz w:val="22"/>
           <w:szCs w:val="22"/>
         </w:rPr>
-        <w:t>Student: I wanted to write about urban green space and mental health. But when I started searching, almost every article was about big parks in European cities, and I'm more inter</w:t>
-      </w:r>
-      <w:r>
-        <w:rPr>
-          <w:sz w:val="22"/>
-          <w:szCs w:val="22"/>
-        </w:rPr>
-        <w:t>ested in small neighborhood gardens.</w:t>
-      </w:r>
+        <w:t>31. Why is the field trip being postponed?</w:t>
+      </w:r>
+    </w:p>
+    <w:p>
+      <w:pPr>
+        <w:spacing w:after="40"/>
+        <w:ind w:left="432"/>
+      </w:pPr>
+      <w:r>
+        <w:rPr>
+          <w:sz w:val="22"/>
+          <w:szCs w:val="22"/>
+        </w:rPr>
+        <w:t>A) The bus is unavailable</w:t>
+      </w:r>
+    </w:p>
+    <w:p>
+      <w:pPr>
+        <w:spacing w:after="40"/>
+        <w:ind w:left="432"/>
+      </w:pPr>
+      <w:r>
+        <w:rPr>
+          <w:sz w:val="22"/>
+          <w:szCs w:val="22"/>
+        </w:rPr>
+        <w:t>B) Bad weather is expected</w:t>
+      </w:r>
+    </w:p>
+    <w:p>
+      <w:pPr>
+        <w:spacing w:after="40"/>
+        <w:ind w:left="432"/>
+      </w:pPr>
+      <w:r>
+        <w:rPr>
+          <w:sz w:val="22"/>
+          <w:szCs w:val="22"/>
+        </w:rPr>
+        <w:t>C) The professor will be away</w:t>
+      </w:r>
+    </w:p>
+    <w:p>
+      <w:pPr>
+        <w:spacing w:after="40"/>
+        <w:ind w:left="432"/>
+      </w:pPr>
+      <w:r>
+        <w:rPr>
+          <w:sz w:val="22"/>
+          <w:szCs w:val="22"/>
+        </w:rPr>
+        <w:t>D) The marsh is closed for repairs</w:t>
+      </w:r>
+    </w:p>
+    <w:p>
+      <w:pPr>
+        <w:spacing w:after="120"/>
+      </w:pPr>
     </w:p>
     <w:p>
       <w:pPr>
@@ -4782,8 +5558,65 @@
           <w:sz w:val="22"/>
           <w:szCs w:val="22"/>
         </w:rPr>
-        <w:t>Professor: That's actually a better angle than you think. Most of the literature does focus on large parks, so studies on small plots are relatively scarce — and scarce topics make for interesting papers.</w:t>
-      </w:r>
+        <w:t>32. What will students do instead of the field notebook?</w:t>
+      </w:r>
+    </w:p>
+    <w:p>
+      <w:pPr>
+        <w:spacing w:after="40"/>
+        <w:ind w:left="432"/>
+      </w:pPr>
+      <w:r>
+        <w:rPr>
+          <w:sz w:val="22"/>
+          <w:szCs w:val="22"/>
+        </w:rPr>
+        <w:t>A) Write a summary of a chapter</w:t>
+      </w:r>
+    </w:p>
+    <w:p>
+      <w:pPr>
+        <w:spacing w:after="40"/>
+        <w:ind w:left="432"/>
+      </w:pPr>
+      <w:r>
+        <w:rPr>
+          <w:sz w:val="22"/>
+          <w:szCs w:val="22"/>
+        </w:rPr>
+        <w:t>B) Analyze data collected previously at the marsh</w:t>
+      </w:r>
+    </w:p>
+    <w:p>
+      <w:pPr>
+        <w:spacing w:after="40"/>
+        <w:ind w:left="432"/>
+      </w:pPr>
+      <w:r>
+        <w:rPr>
+          <w:sz w:val="22"/>
+          <w:szCs w:val="22"/>
+        </w:rPr>
+        <w:t>C) Observe the marsh from indoors</w:t>
+      </w:r>
+    </w:p>
+    <w:p>
+      <w:pPr>
+        <w:spacing w:after="40"/>
+        <w:ind w:left="432"/>
+      </w:pPr>
+      <w:r>
+        <w:rPr>
+          <w:sz w:val="22"/>
+          <w:szCs w:val="22"/>
+        </w:rPr>
+        <w:t>D) Hand in the notebook a week late</w:t>
+      </w:r>
+    </w:p>
+    <w:p>
+      <w:pPr>
+        <w:spacing w:after="120"/>
+      </w:pPr>
     </w:p>
     <w:p>
       <w:pPr>
@@ -4794,285 +5627,59 @@
           <w:sz w:val="22"/>
           <w:szCs w:val="22"/>
         </w:rPr>
-        <w:t>Student: But I</w:t>
-      </w:r>
-      <w:r>
-        <w:rPr>
-          <w:sz w:val="22"/>
-          <w:szCs w:val="22"/>
-        </w:rPr>
-        <w:t>'m worried there won't be enough sources.</w:t>
-      </w:r>
-    </w:p>
-    <w:p>
-      <w:pPr>
-        <w:spacing w:after="60"/>
-      </w:pPr>
-      <w:r>
-        <w:rPr>
-          <w:sz w:val="22"/>
-          <w:szCs w:val="22"/>
-        </w:rPr>
-        <w:lastRenderedPageBreak/>
-        <w:t>Professor: There's more than you'd expect, especially in public health journals. Start with the review article I posted last week and follow its reference list. If you find you're short of material after two weeks,</w:t>
-      </w:r>
-      <w:r>
-        <w:rPr>
-          <w:sz w:val="22"/>
-          <w:szCs w:val="22"/>
-        </w:rPr>
-        <w:t xml:space="preserve"> we can narrow the question — say, to one city.</w:t>
-      </w:r>
-    </w:p>
-    <w:p>
-      <w:pPr>
-        <w:spacing w:after="60"/>
-      </w:pPr>
-      <w:r>
-        <w:rPr>
-          <w:sz w:val="22"/>
-          <w:szCs w:val="22"/>
-        </w:rPr>
-        <w:t>Student: OK, I'll do that. Should I keep the broad title for now?</w:t>
-      </w:r>
-    </w:p>
-    <w:p>
-      <w:r>
-        <w:rPr>
-          <w:sz w:val="22"/>
-          <w:szCs w:val="22"/>
-        </w:rPr>
-        <w:t>Professor: Keep it, but write yourself a one-sentence version of what you're actually asking. That sentence will keep you from wandering.</w:t>
-      </w:r>
-    </w:p>
-    <w:p>
-      <w:pPr>
-        <w:spacing w:after="60"/>
-      </w:pPr>
-      <w:r>
-        <w:rPr>
-          <w:sz w:val="22"/>
-          <w:szCs w:val="22"/>
-        </w:rPr>
-        <w:t xml:space="preserve">22. </w:t>
-      </w:r>
-      <w:r>
-        <w:rPr>
-          <w:sz w:val="22"/>
-          <w:szCs w:val="22"/>
-        </w:rPr>
-        <w:t>What is the student's main concern?</w:t>
-      </w:r>
-    </w:p>
-    <w:p>
-      <w:pPr>
-        <w:spacing w:after="40"/>
-        <w:ind w:left="432"/>
-      </w:pPr>
-      <w:r>
-        <w:rPr>
-          <w:sz w:val="22"/>
-          <w:szCs w:val="22"/>
-        </w:rPr>
-        <w:t>A) Whether the professor will approve an extension</w:t>
-      </w:r>
-    </w:p>
-    <w:p>
-      <w:pPr>
-        <w:spacing w:after="40"/>
-        <w:ind w:left="432"/>
-      </w:pPr>
-      <w:r>
-        <w:rPr>
-          <w:sz w:val="22"/>
-          <w:szCs w:val="22"/>
-        </w:rPr>
-        <w:t>B) That there may be too few sources on the topic he wants</w:t>
-      </w:r>
-    </w:p>
-    <w:p>
-      <w:pPr>
-        <w:spacing w:after="40"/>
-        <w:ind w:left="432"/>
-      </w:pPr>
-      <w:r>
-        <w:rPr>
-          <w:sz w:val="22"/>
-          <w:szCs w:val="22"/>
-        </w:rPr>
-        <w:t>C) That European parks are not relevant to his city</w:t>
-      </w:r>
-    </w:p>
-    <w:p>
-      <w:pPr>
-        <w:spacing w:after="40"/>
-        <w:ind w:left="432"/>
-      </w:pPr>
-      <w:r>
-        <w:rPr>
-          <w:sz w:val="22"/>
-          <w:szCs w:val="22"/>
-        </w:rPr>
-        <w:t>D) Whether mental health is an acceptable subject</w:t>
-      </w:r>
-    </w:p>
-    <w:p>
-      <w:pPr>
-        <w:spacing w:after="120"/>
-      </w:pPr>
-    </w:p>
-    <w:p>
-      <w:pPr>
-        <w:spacing w:after="60"/>
-      </w:pPr>
-      <w:r>
-        <w:rPr>
-          <w:sz w:val="22"/>
-          <w:szCs w:val="22"/>
-        </w:rPr>
-        <w:t xml:space="preserve">23. </w:t>
-      </w:r>
-      <w:r>
-        <w:rPr>
-          <w:sz w:val="22"/>
-          <w:szCs w:val="22"/>
-        </w:rPr>
-        <w:t>What is the professor's attitude toward the student's topic?</w:t>
-      </w:r>
-    </w:p>
-    <w:p>
-      <w:pPr>
-        <w:spacing w:after="40"/>
-        <w:ind w:left="432"/>
-      </w:pPr>
-      <w:r>
-        <w:rPr>
-          <w:sz w:val="22"/>
-          <w:szCs w:val="22"/>
-        </w:rPr>
-        <w:t>A) Dismissive, because the topic has been overstudied</w:t>
-      </w:r>
-    </w:p>
-    <w:p>
-      <w:pPr>
-        <w:spacing w:after="40"/>
-        <w:ind w:left="432"/>
-      </w:pPr>
-      <w:r>
-        <w:rPr>
-          <w:sz w:val="22"/>
-          <w:szCs w:val="22"/>
-        </w:rPr>
-        <w:t>B) Encouraging, because the topic is comparatively understudied</w:t>
-      </w:r>
-    </w:p>
-    <w:p>
-      <w:pPr>
-        <w:spacing w:after="40"/>
-        <w:ind w:left="432"/>
-      </w:pPr>
-      <w:r>
-        <w:rPr>
-          <w:sz w:val="22"/>
-          <w:szCs w:val="22"/>
-        </w:rPr>
-        <w:t>C) Neutral, because she is unfamiliar with the literature</w:t>
-      </w:r>
-    </w:p>
-    <w:p>
-      <w:pPr>
-        <w:spacing w:after="40"/>
-        <w:ind w:left="432"/>
-      </w:pPr>
-      <w:r>
-        <w:rPr>
-          <w:sz w:val="22"/>
-          <w:szCs w:val="22"/>
-        </w:rPr>
-        <w:t>D) Critical, becaus</w:t>
-      </w:r>
-      <w:r>
-        <w:rPr>
-          <w:sz w:val="22"/>
-          <w:szCs w:val="22"/>
-        </w:rPr>
-        <w:t>e the topic is too narrow</w:t>
-      </w:r>
-    </w:p>
-    <w:p>
-      <w:pPr>
-        <w:spacing w:after="120"/>
-      </w:pPr>
-    </w:p>
-    <w:p>
-      <w:pPr>
-        <w:spacing w:after="60"/>
-      </w:pPr>
-      <w:r>
-        <w:rPr>
-          <w:sz w:val="22"/>
-          <w:szCs w:val="22"/>
-        </w:rPr>
-        <w:t>24. What does the professor advise the student to write down?</w:t>
-      </w:r>
-    </w:p>
-    <w:p>
-      <w:pPr>
-        <w:spacing w:after="40"/>
-        <w:ind w:left="432"/>
-      </w:pPr>
-      <w:r>
-        <w:rPr>
-          <w:sz w:val="22"/>
-          <w:szCs w:val="22"/>
-        </w:rPr>
-        <w:t>A) A list of European parks he might compare</w:t>
-      </w:r>
-    </w:p>
-    <w:p>
-      <w:pPr>
-        <w:spacing w:after="40"/>
-        <w:ind w:left="432"/>
-      </w:pPr>
-      <w:r>
-        <w:rPr>
-          <w:sz w:val="22"/>
-          <w:szCs w:val="22"/>
-        </w:rPr>
-        <w:t>B) A one-sentence statement of his research question</w:t>
-      </w:r>
-    </w:p>
-    <w:p>
-      <w:pPr>
-        <w:spacing w:after="40"/>
-        <w:ind w:left="432"/>
-      </w:pPr>
-      <w:r>
-        <w:rPr>
-          <w:sz w:val="22"/>
-          <w:szCs w:val="22"/>
-        </w:rPr>
-        <w:t>C) A summary of the review article</w:t>
-      </w:r>
-    </w:p>
-    <w:p>
-      <w:pPr>
-        <w:spacing w:after="40"/>
-        <w:ind w:left="432"/>
-      </w:pPr>
-      <w:r>
-        <w:rPr>
-          <w:sz w:val="22"/>
-          <w:szCs w:val="22"/>
-        </w:rPr>
-        <w:t>D) A timeline for finishing the pa</w:t>
-      </w:r>
-      <w:r>
-        <w:rPr>
-          <w:sz w:val="22"/>
-          <w:szCs w:val="22"/>
-        </w:rPr>
-        <w:t>per</w:t>
+        <w:t>33. What does the professor ask students to do by Friday?</w:t>
+      </w:r>
+    </w:p>
+    <w:p>
+      <w:pPr>
+        <w:spacing w:after="40"/>
+        <w:ind w:left="432"/>
+      </w:pPr>
+      <w:r>
+        <w:rPr>
+          <w:sz w:val="22"/>
+          <w:szCs w:val="22"/>
+        </w:rPr>
+        <w:t>A) Buy rubber boots</w:t>
+      </w:r>
+    </w:p>
+    <w:p>
+      <w:pPr>
+        <w:spacing w:after="40"/>
+        <w:ind w:left="432"/>
+      </w:pPr>
+      <w:r>
+        <w:rPr>
+          <w:sz w:val="22"/>
+          <w:szCs w:val="22"/>
+        </w:rPr>
+        <w:t>B) Submit the data analysis</w:t>
+      </w:r>
+    </w:p>
+    <w:p>
+      <w:pPr>
+        <w:spacing w:after="40"/>
+        <w:ind w:left="432"/>
+      </w:pPr>
+      <w:r>
+        <w:rPr>
+          <w:sz w:val="22"/>
+          <w:szCs w:val="22"/>
+        </w:rPr>
+        <w:t>C) Let him know if the new date is impossible</w:t>
+      </w:r>
+    </w:p>
+    <w:p>
+      <w:pPr>
+        <w:spacing w:after="40"/>
+        <w:ind w:left="432"/>
+      </w:pPr>
+      <w:r>
+        <w:rPr>
+          <w:sz w:val="22"/>
+          <w:szCs w:val="22"/>
+        </w:rPr>
+        <w:t>D) Confirm their attendance in class</w:t>
       </w:r>
     </w:p>
     <w:p>
@@ -5082,13 +5689,52 @@
     </w:p>
     <w:p>
       <w:pPr>
+        <w:pStyle w:val="21"/>
+      </w:pPr>
+      <w:r>
+        <w:rPr>
+          <w:rFonts w:ascii="Times New Roman" w:eastAsia="思源黑体" w:hAnsi="Times New Roman" w:cs="Times New Roman"/>
+        </w:rPr>
+        <w:t>Task 4</w:t>
+      </w:r>
+      <w:r>
+        <w:rPr>
+          <w:rFonts w:ascii="Times New Roman" w:eastAsia="思源黑体" w:hAnsi="Times New Roman" w:cs="Times New Roman"/>
+        </w:rPr>
+        <w:t xml:space="preserve">　</w:t>
+      </w:r>
+      <w:r>
+        <w:rPr>
+          <w:rFonts w:ascii="Times New Roman" w:eastAsia="思源黑体" w:hAnsi="Times New Roman" w:cs="Times New Roman"/>
+        </w:rPr>
+        <w:t>Listen to an Academic Talk</w:t>
+      </w:r>
+      <w:r>
+        <w:rPr>
+          <w:rFonts w:ascii="Times New Roman" w:eastAsia="思源黑体" w:hAnsi="Times New Roman" w:cs="Times New Roman"/>
+        </w:rPr>
+        <w:t>（学术短讲）</w:t>
+      </w:r>
+    </w:p>
+    <w:p>
+      <w:r>
+        <w:rPr>
+          <w:i/>
+          <w:sz w:val="21"/>
+          <w:szCs w:val="21"/>
+        </w:rPr>
+        <w:t>Directions: You will hear short academic talks or parts of lectures. Each is 100–250 words. Audio plays once; you may take notes. Questions ask about main ideas, details, organization, speaker attitude and inferences.</w:t>
+      </w:r>
+    </w:p>
+    <w:p>
+      <w:pPr>
         <w:pStyle w:val="31"/>
       </w:pPr>
       <w:r>
         <w:rPr>
           <w:rFonts w:ascii="Times New Roman" w:eastAsia="思源黑体" w:hAnsi="Times New Roman" w:cs="Times New Roman"/>
         </w:rPr>
-        <w:t>Conversation 3</w:t>
+        <w:t>Academic Talk 1</w:t>
       </w:r>
       <w:r>
         <w:rPr>
@@ -5100,13 +5746,25 @@
         <w:rPr>
           <w:rFonts w:ascii="Times New Roman" w:eastAsia="思源黑体" w:hAnsi="Times New Roman" w:cs="Times New Roman"/>
         </w:rPr>
-        <w:t xml:space="preserve"> 60 </w:t>
+        <w:t xml:space="preserve"> 90 </w:t>
       </w:r>
       <w:r>
         <w:rPr>
           <w:rFonts w:ascii="Times New Roman" w:eastAsia="思源黑体" w:hAnsi="Times New Roman" w:cs="Times New Roman"/>
         </w:rPr>
-        <w:t>秒）</w:t>
+        <w:t>秒</w:t>
+      </w:r>
+      <w:r>
+        <w:rPr>
+          <w:rFonts w:ascii="Times New Roman" w:eastAsia="思源黑体" w:hAnsi="Times New Roman" w:cs="Times New Roman"/>
+        </w:rPr>
+        <w:t xml:space="preserve"> · Psychology</w:t>
+      </w:r>
+      <w:r>
+        <w:rPr>
+          <w:rFonts w:ascii="Times New Roman" w:eastAsia="思源黑体" w:hAnsi="Times New Roman" w:cs="Times New Roman"/>
+        </w:rPr>
+        <w:t>）</w:t>
       </w:r>
     </w:p>
     <w:p>
@@ -5131,7 +5789,7 @@
           <w:sz w:val="22"/>
           <w:szCs w:val="22"/>
         </w:rPr>
-        <w:t>Amara: Have you looked at the group project instructions yet? It says we have to submit a single report, but also individual reflections.</w:t>
+        <w:t>Let's talk about something students often get wrong about studying — the value of being tested. Most people treat a test as a measurement, something that tells you how much you know but doesn't change what you know. Research on what we call the testing effect suggests the opposite: the act of retrieving information actually strengthens it.</w:t>
       </w:r>
     </w:p>
     <w:p>
@@ -5143,14 +5801,7 @@
           <w:sz w:val="22"/>
           <w:szCs w:val="22"/>
         </w:rPr>
-        <w:t>Ben: I saw that. The reflections are new — last year we just handed in the re</w:t>
-      </w:r>
-      <w:r>
-        <w:rPr>
-          <w:sz w:val="22"/>
-          <w:szCs w:val="22"/>
-        </w:rPr>
-        <w:t>port.</w:t>
+        <w:t>Here's a typical study. Two groups read a short science article. One group reads it again; the other group is asked to write down everything it can remember. A week later, both groups take the same final test — and the retrieval group does substantially better, even though it spent the same amount of time and never saw the text a second time.</w:t>
       </w:r>
     </w:p>
     <w:p>
@@ -5162,7 +5813,16 @@
           <w:sz w:val="22"/>
           <w:szCs w:val="22"/>
         </w:rPr>
-        <w:t>Amara: Right, so we should probably divide the research now, otherwise we'll be writing the report the night before.</w:t>
+        <w:t>Why? Struggling to pull a fact out of memory seems to make it more accessible later. Rereading, by contrast, feels easy and fluent, and that feeling is misleading: fluency is not the same as durability. Students judge their learning by how familiar the material feels, so rereading wins their vote while testing wins the actual exam.</w:t>
+      </w:r>
+    </w:p>
+    <w:p>
+      <w:r>
+        <w:rPr>
+          <w:sz w:val="22"/>
+          <w:szCs w:val="22"/>
+        </w:rPr>
+        <w:t>Two practical points. First, test yourself early, before you feel ready — getting items wrong at that stage helps, provided you check the correct answer. Second, space the practice out. Cramming produces quick improvement and rapid forgetting; distributed retrieval produces the opposite pattern.</w:t>
       </w:r>
     </w:p>
     <w:p>
@@ -5174,8 +5834,65 @@
           <w:sz w:val="22"/>
           <w:szCs w:val="22"/>
         </w:rPr>
-        <w:t>Ben: Agreed. I could take the interviews, since I already know two people in the local food bank. Do you want the survey data?</w:t>
-      </w:r>
+        <w:t>34. What is the talk mainly about?</w:t>
+      </w:r>
+    </w:p>
+    <w:p>
+      <w:pPr>
+        <w:spacing w:after="40"/>
+        <w:ind w:left="432"/>
+      </w:pPr>
+      <w:r>
+        <w:rPr>
+          <w:sz w:val="22"/>
+          <w:szCs w:val="22"/>
+        </w:rPr>
+        <w:t>A) Why students prefer rereading to self-testing</w:t>
+      </w:r>
+    </w:p>
+    <w:p>
+      <w:pPr>
+        <w:spacing w:after="40"/>
+        <w:ind w:left="432"/>
+      </w:pPr>
+      <w:r>
+        <w:rPr>
+          <w:sz w:val="22"/>
+          <w:szCs w:val="22"/>
+        </w:rPr>
+        <w:t>B) How the act of retrieving information improves memory</w:t>
+      </w:r>
+    </w:p>
+    <w:p>
+      <w:pPr>
+        <w:spacing w:after="40"/>
+        <w:ind w:left="432"/>
+      </w:pPr>
+      <w:r>
+        <w:rPr>
+          <w:sz w:val="22"/>
+          <w:szCs w:val="22"/>
+        </w:rPr>
+        <w:t>C) The design of a famous experiment on reading</w:t>
+      </w:r>
+    </w:p>
+    <w:p>
+      <w:pPr>
+        <w:spacing w:after="40"/>
+        <w:ind w:left="432"/>
+      </w:pPr>
+      <w:r>
+        <w:rPr>
+          <w:sz w:val="22"/>
+          <w:szCs w:val="22"/>
+        </w:rPr>
+        <w:t>D) Methods teachers use to write fairer exams</w:t>
+      </w:r>
+    </w:p>
+    <w:p>
+      <w:pPr>
+        <w:spacing w:after="120"/>
+      </w:pPr>
     </w:p>
     <w:p>
       <w:pPr>
@@ -5186,15 +5903,65 @@
           <w:sz w:val="22"/>
           <w:szCs w:val="22"/>
         </w:rPr>
-        <w:t>Amara:</w:t>
-      </w:r>
-      <w:r>
-        <w:rPr>
-          <w:sz w:val="22"/>
-          <w:szCs w:val="22"/>
-        </w:rPr>
-        <w:t xml:space="preserve"> Sure, but the survey is the part that takes longest to analyze. Maybe Leo can help with that and I'll do the introduction and the final edit.</w:t>
-      </w:r>
+        <w:t>35. According to the speaker, what did the two groups in the study have in common?</w:t>
+      </w:r>
+    </w:p>
+    <w:p>
+      <w:pPr>
+        <w:spacing w:after="40"/>
+        <w:ind w:left="432"/>
+      </w:pPr>
+      <w:r>
+        <w:rPr>
+          <w:sz w:val="22"/>
+          <w:szCs w:val="22"/>
+        </w:rPr>
+        <w:t>A) Both read the article twice</w:t>
+      </w:r>
+    </w:p>
+    <w:p>
+      <w:pPr>
+        <w:spacing w:after="40"/>
+        <w:ind w:left="432"/>
+      </w:pPr>
+      <w:r>
+        <w:rPr>
+          <w:sz w:val="22"/>
+          <w:szCs w:val="22"/>
+        </w:rPr>
+        <w:t>B) Both spent the same amount of time studying</w:t>
+      </w:r>
+    </w:p>
+    <w:p>
+      <w:pPr>
+        <w:spacing w:after="40"/>
+        <w:ind w:left="432"/>
+      </w:pPr>
+      <w:r>
+        <w:rPr>
+          <w:sz w:val="22"/>
+          <w:szCs w:val="22"/>
+        </w:rPr>
+        <w:t>C) Both were tested immediately after reading</w:t>
+      </w:r>
+    </w:p>
+    <w:p>
+      <w:pPr>
+        <w:spacing w:after="40"/>
+        <w:ind w:left="432"/>
+      </w:pPr>
+      <w:r>
+        <w:rPr>
+          <w:sz w:val="22"/>
+          <w:szCs w:val="22"/>
+        </w:rPr>
+        <w:t>D) Both were told in advance about the final test</w:t>
+      </w:r>
+    </w:p>
+    <w:p>
+      <w:pPr>
+        <w:spacing w:after="120"/>
+      </w:pPr>
     </w:p>
     <w:p>
       <w:pPr>
@@ -5205,8 +5972,65 @@
           <w:sz w:val="22"/>
           <w:szCs w:val="22"/>
         </w:rPr>
-        <w:t>Ben: Fine. Should we set up a shared folder so everything's in one place?</w:t>
-      </w:r>
+        <w:t>36. Why does the speaker say rereading is misleading?</w:t>
+      </w:r>
+    </w:p>
+    <w:p>
+      <w:pPr>
+        <w:spacing w:after="40"/>
+        <w:ind w:left="432"/>
+      </w:pPr>
+      <w:r>
+        <w:rPr>
+          <w:sz w:val="22"/>
+          <w:szCs w:val="22"/>
+        </w:rPr>
+        <w:t>A) It takes longer than most students realize</w:t>
+      </w:r>
+    </w:p>
+    <w:p>
+      <w:pPr>
+        <w:spacing w:after="40"/>
+        <w:ind w:left="432"/>
+      </w:pPr>
+      <w:r>
+        <w:rPr>
+          <w:sz w:val="22"/>
+          <w:szCs w:val="22"/>
+        </w:rPr>
+        <w:t>B) It creates a feeling of fluency that is mistaken for lasting learning</w:t>
+      </w:r>
+    </w:p>
+    <w:p>
+      <w:pPr>
+        <w:spacing w:after="40"/>
+        <w:ind w:left="432"/>
+      </w:pPr>
+      <w:r>
+        <w:rPr>
+          <w:sz w:val="22"/>
+          <w:szCs w:val="22"/>
+        </w:rPr>
+        <w:t>C) It prevents students from taking notes</w:t>
+      </w:r>
+    </w:p>
+    <w:p>
+      <w:pPr>
+        <w:spacing w:after="40"/>
+        <w:ind w:left="432"/>
+      </w:pPr>
+      <w:r>
+        <w:rPr>
+          <w:sz w:val="22"/>
+          <w:szCs w:val="22"/>
+        </w:rPr>
+        <w:t>D) It works only for scientific material</w:t>
+      </w:r>
+    </w:p>
+    <w:p>
+      <w:pPr>
+        <w:spacing w:after="120"/>
+      </w:pPr>
     </w:p>
     <w:p>
       <w:pPr>
@@ -5217,24 +6041,66 @@
           <w:sz w:val="22"/>
           <w:szCs w:val="22"/>
         </w:rPr>
-        <w:t>Amara: Yes — and let's meet again on Th</w:t>
-      </w:r>
-      <w:r>
-        <w:rPr>
-          <w:sz w:val="22"/>
-          <w:szCs w:val="22"/>
-        </w:rPr>
-        <w:t>ursday instead of next week. If we wait that long, the interviews won't be done in time.</w:t>
-      </w:r>
-    </w:p>
-    <w:p>
-      <w:r>
-        <w:rPr>
-          <w:sz w:val="22"/>
-          <w:szCs w:val="22"/>
-        </w:rPr>
-        <w:t>Ben: Thursday works. I'll send an invitation.</w:t>
-      </w:r>
+        <w:lastRenderedPageBreak/>
+        <w:t>37. What does the speaker recommend about testing yourself early?</w:t>
+      </w:r>
+    </w:p>
+    <w:p>
+      <w:pPr>
+        <w:spacing w:after="40"/>
+        <w:ind w:left="432"/>
+      </w:pPr>
+      <w:r>
+        <w:rPr>
+          <w:sz w:val="22"/>
+          <w:szCs w:val="22"/>
+        </w:rPr>
+        <w:t>A) Wait until you are confident before testing</w:t>
+      </w:r>
+    </w:p>
+    <w:p>
+      <w:pPr>
+        <w:spacing w:after="40"/>
+        <w:ind w:left="432"/>
+      </w:pPr>
+      <w:r>
+        <w:rPr>
+          <w:sz w:val="22"/>
+          <w:szCs w:val="22"/>
+        </w:rPr>
+        <w:t>B) Test early and review the correct answers</w:t>
+      </w:r>
+    </w:p>
+    <w:p>
+      <w:pPr>
+        <w:spacing w:after="40"/>
+        <w:ind w:left="432"/>
+      </w:pPr>
+      <w:r>
+        <w:rPr>
+          <w:sz w:val="22"/>
+          <w:szCs w:val="22"/>
+        </w:rPr>
+        <w:t>C) Avoid testing until a week before the exam</w:t>
+      </w:r>
+    </w:p>
+    <w:p>
+      <w:pPr>
+        <w:spacing w:after="40"/>
+        <w:ind w:left="432"/>
+      </w:pPr>
+      <w:r>
+        <w:rPr>
+          <w:sz w:val="22"/>
+          <w:szCs w:val="22"/>
+        </w:rPr>
+        <w:t>D) Test only on material you already know well</w:t>
+      </w:r>
+    </w:p>
+    <w:p>
+      <w:pPr>
+        <w:spacing w:after="120"/>
+      </w:pPr>
     </w:p>
     <w:p>
       <w:pPr>
@@ -5245,212 +6111,59 @@
           <w:sz w:val="22"/>
           <w:szCs w:val="22"/>
         </w:rPr>
-        <w:lastRenderedPageBreak/>
-        <w:t>25. What is new about this year's group project?</w:t>
-      </w:r>
-    </w:p>
-    <w:p>
-      <w:pPr>
-        <w:spacing w:after="40"/>
-        <w:ind w:left="432"/>
-      </w:pPr>
-      <w:r>
-        <w:rPr>
-          <w:sz w:val="22"/>
-          <w:szCs w:val="22"/>
-        </w:rPr>
-        <w:t>A) Students must work in pairs instead of groups</w:t>
-      </w:r>
-    </w:p>
-    <w:p>
-      <w:pPr>
-        <w:spacing w:after="40"/>
-        <w:ind w:left="432"/>
-      </w:pPr>
-      <w:r>
-        <w:rPr>
-          <w:sz w:val="22"/>
-          <w:szCs w:val="22"/>
-        </w:rPr>
-        <w:t xml:space="preserve">B) Students must also </w:t>
-      </w:r>
-      <w:r>
-        <w:rPr>
-          <w:sz w:val="22"/>
-          <w:szCs w:val="22"/>
-        </w:rPr>
-        <w:t>submit individual reflections</w:t>
-      </w:r>
-    </w:p>
-    <w:p>
-      <w:pPr>
-        <w:spacing w:after="40"/>
-        <w:ind w:left="432"/>
-      </w:pPr>
-      <w:r>
-        <w:rPr>
-          <w:sz w:val="22"/>
-          <w:szCs w:val="22"/>
-        </w:rPr>
-        <w:t>C) The report is due earlier than last year</w:t>
-      </w:r>
-    </w:p>
-    <w:p>
-      <w:pPr>
-        <w:spacing w:after="40"/>
-        <w:ind w:left="432"/>
-      </w:pPr>
-      <w:r>
-        <w:rPr>
-          <w:sz w:val="22"/>
-          <w:szCs w:val="22"/>
-        </w:rPr>
-        <w:t>D) Interviews are no longer required</w:t>
-      </w:r>
-    </w:p>
-    <w:p>
-      <w:pPr>
-        <w:spacing w:after="120"/>
-      </w:pPr>
-    </w:p>
-    <w:p>
-      <w:pPr>
-        <w:spacing w:after="60"/>
-      </w:pPr>
-      <w:r>
-        <w:rPr>
-          <w:sz w:val="22"/>
-          <w:szCs w:val="22"/>
-        </w:rPr>
-        <w:t>26. Which task does Amara take responsibility for?</w:t>
-      </w:r>
-    </w:p>
-    <w:p>
-      <w:pPr>
-        <w:spacing w:after="40"/>
-        <w:ind w:left="432"/>
-      </w:pPr>
-      <w:r>
-        <w:rPr>
-          <w:sz w:val="22"/>
-          <w:szCs w:val="22"/>
-        </w:rPr>
-        <w:t>A) Conducting the interviews</w:t>
-      </w:r>
-    </w:p>
-    <w:p>
-      <w:pPr>
-        <w:spacing w:after="40"/>
-        <w:ind w:left="432"/>
-      </w:pPr>
-      <w:r>
-        <w:rPr>
-          <w:sz w:val="22"/>
-          <w:szCs w:val="22"/>
-        </w:rPr>
-        <w:t>B) Analyzing the survey data</w:t>
-      </w:r>
-    </w:p>
-    <w:p>
-      <w:pPr>
-        <w:spacing w:after="40"/>
-        <w:ind w:left="432"/>
-      </w:pPr>
-      <w:r>
-        <w:rPr>
-          <w:sz w:val="22"/>
-          <w:szCs w:val="22"/>
-        </w:rPr>
-        <w:t>C) Writing the introduction and doi</w:t>
-      </w:r>
-      <w:r>
-        <w:rPr>
-          <w:sz w:val="22"/>
-          <w:szCs w:val="22"/>
-        </w:rPr>
-        <w:t>ng the final edit</w:t>
-      </w:r>
-    </w:p>
-    <w:p>
-      <w:pPr>
-        <w:spacing w:after="40"/>
-        <w:ind w:left="432"/>
-      </w:pPr>
-      <w:r>
-        <w:rPr>
-          <w:sz w:val="22"/>
-          <w:szCs w:val="22"/>
-        </w:rPr>
-        <w:t>D) Creating the shared folder</w:t>
-      </w:r>
-    </w:p>
-    <w:p>
-      <w:pPr>
-        <w:spacing w:after="120"/>
-      </w:pPr>
-    </w:p>
-    <w:p>
-      <w:pPr>
-        <w:spacing w:after="60"/>
-      </w:pPr>
-      <w:r>
-        <w:rPr>
-          <w:sz w:val="22"/>
-          <w:szCs w:val="22"/>
-        </w:rPr>
-        <w:t>27. Why does Amara want to meet on Thursday?</w:t>
-      </w:r>
-    </w:p>
-    <w:p>
-      <w:pPr>
-        <w:spacing w:after="40"/>
-        <w:ind w:left="432"/>
-      </w:pPr>
-      <w:r>
-        <w:rPr>
-          <w:sz w:val="22"/>
-          <w:szCs w:val="22"/>
-        </w:rPr>
-        <w:t>A) The report is due on Thursday</w:t>
-      </w:r>
-    </w:p>
-    <w:p>
-      <w:pPr>
-        <w:spacing w:after="40"/>
-        <w:ind w:left="432"/>
-      </w:pPr>
-      <w:r>
-        <w:rPr>
-          <w:sz w:val="22"/>
-          <w:szCs w:val="22"/>
-        </w:rPr>
-        <w:t>B) Waiting longer would delay the interviews</w:t>
-      </w:r>
-    </w:p>
-    <w:p>
-      <w:pPr>
-        <w:spacing w:after="40"/>
-        <w:ind w:left="432"/>
-      </w:pPr>
-      <w:r>
-        <w:rPr>
-          <w:sz w:val="22"/>
-          <w:szCs w:val="22"/>
-        </w:rPr>
-        <w:t>C) Leo is only available on Thursday</w:t>
-      </w:r>
-    </w:p>
-    <w:p>
-      <w:pPr>
-        <w:spacing w:after="40"/>
-        <w:ind w:left="432"/>
-      </w:pPr>
-      <w:r>
-        <w:rPr>
-          <w:sz w:val="22"/>
-          <w:szCs w:val="22"/>
-        </w:rPr>
-        <w:t>D) The professor requires weekly meetings</w:t>
+        <w:t>38. What point does the speaker make about cramming?</w:t>
+      </w:r>
+    </w:p>
+    <w:p>
+      <w:pPr>
+        <w:spacing w:after="40"/>
+        <w:ind w:left="432"/>
+      </w:pPr>
+      <w:r>
+        <w:rPr>
+          <w:sz w:val="22"/>
+          <w:szCs w:val="22"/>
+        </w:rPr>
+        <w:t>A) It leads to fast improvement and quick forgetting</w:t>
+      </w:r>
+    </w:p>
+    <w:p>
+      <w:pPr>
+        <w:spacing w:after="40"/>
+        <w:ind w:left="432"/>
+      </w:pPr>
+      <w:r>
+        <w:rPr>
+          <w:sz w:val="22"/>
+          <w:szCs w:val="22"/>
+        </w:rPr>
+        <w:t>B) It is more effective than distributed practice</w:t>
+      </w:r>
+    </w:p>
+    <w:p>
+      <w:pPr>
+        <w:spacing w:after="40"/>
+        <w:ind w:left="432"/>
+      </w:pPr>
+      <w:r>
+        <w:rPr>
+          <w:sz w:val="22"/>
+          <w:szCs w:val="22"/>
+        </w:rPr>
+        <w:t>C) It is useful only for factual material</w:t>
+      </w:r>
+    </w:p>
+    <w:p>
+      <w:pPr>
+        <w:spacing w:after="40"/>
+        <w:ind w:left="432"/>
+      </w:pPr>
+      <w:r>
+        <w:rPr>
+          <w:sz w:val="22"/>
+          <w:szCs w:val="22"/>
+        </w:rPr>
+        <w:t>D) It works best with teacher-made tests</w:t>
       </w:r>
     </w:p>
     <w:p>
@@ -5460,76 +6173,43 @@
     </w:p>
     <w:p>
       <w:pPr>
-        <w:pStyle w:val="21"/>
+        <w:pStyle w:val="31"/>
       </w:pPr>
       <w:r>
         <w:rPr>
           <w:rFonts w:ascii="Times New Roman" w:eastAsia="思源黑体" w:hAnsi="Times New Roman" w:cs="Times New Roman"/>
         </w:rPr>
-        <w:t>Task</w:t>
+        <w:t>Academic Talk 2</w:t>
       </w:r>
       <w:r>
         <w:rPr>
           <w:rFonts w:ascii="Times New Roman" w:eastAsia="思源黑体" w:hAnsi="Times New Roman" w:cs="Times New Roman"/>
         </w:rPr>
-        <w:t xml:space="preserve"> 3</w:t>
+        <w:t>（约</w:t>
       </w:r>
       <w:r>
         <w:rPr>
           <w:rFonts w:ascii="Times New Roman" w:eastAsia="思源黑体" w:hAnsi="Times New Roman" w:cs="Times New Roman"/>
         </w:rPr>
-        <w:t xml:space="preserve">　</w:t>
+        <w:t xml:space="preserve"> 100 </w:t>
       </w:r>
       <w:r>
         <w:rPr>
           <w:rFonts w:ascii="Times New Roman" w:eastAsia="思源黑体" w:hAnsi="Times New Roman" w:cs="Times New Roman"/>
         </w:rPr>
-        <w:t>Listen to an Announcement</w:t>
+        <w:t>秒</w:t>
       </w:r>
       <w:r>
         <w:rPr>
           <w:rFonts w:ascii="Times New Roman" w:eastAsia="思源黑体" w:hAnsi="Times New Roman" w:cs="Times New Roman"/>
         </w:rPr>
-        <w:t>（校园公告）</w:t>
-      </w:r>
-    </w:p>
-    <w:p>
-      <w:r>
-        <w:rPr>
-          <w:i/>
-          <w:sz w:val="21"/>
-          <w:szCs w:val="21"/>
-        </w:rPr>
-        <w:t>Directions: You will hear short announcements from campus or classroom settings. Audio plays once; answer the questions after it ends.</w:t>
-      </w:r>
-    </w:p>
-    <w:p>
-      <w:pPr>
-        <w:pStyle w:val="31"/>
-      </w:pPr>
+        <w:t xml:space="preserve"> · Environmental Science</w:t>
+      </w:r>
       <w:r>
         <w:rPr>
           <w:rFonts w:ascii="Times New Roman" w:eastAsia="思源黑体" w:hAnsi="Times New Roman" w:cs="Times New Roman"/>
         </w:rPr>
-        <w:t>Announcement 1</w:t>
-      </w:r>
-      <w:r>
-        <w:rPr>
-          <w:rFonts w:ascii="Times New Roman" w:eastAsia="思源黑体" w:hAnsi="Times New Roman" w:cs="Times New Roman"/>
-        </w:rPr>
-        <w:t>（约</w:t>
-      </w:r>
-      <w:r>
-        <w:rPr>
-          <w:rFonts w:ascii="Times New Roman" w:eastAsia="思源黑体" w:hAnsi="Times New Roman" w:cs="Times New Roman"/>
-        </w:rPr>
-        <w:t xml:space="preserve"> 45 </w:t>
-      </w:r>
-      <w:r>
-        <w:rPr>
-          <w:rFonts w:ascii="Times New Roman" w:eastAsia="思源黑体" w:hAnsi="Times New Roman" w:cs="Times New Roman"/>
-        </w:rPr>
-        <w:t>秒）</w:t>
+        <w:t>）</w:t>
       </w:r>
     </w:p>
     <w:p>
@@ -5554,21 +6234,7 @@
           <w:sz w:val="22"/>
           <w:szCs w:val="22"/>
         </w:rPr>
-        <w:t xml:space="preserve">Attention, please. As the examination period </w:t>
-      </w:r>
-      <w:r>
-        <w:rPr>
-          <w:sz w:val="22"/>
-          <w:szCs w:val="22"/>
-        </w:rPr>
-        <w:t>approaches, the main library will extend its hours beginning this Friday. The first and second floors will stay open until two in the morning, seven days a week, through the end of next week. The third floor, which houses the special collections, will clos</w:t>
-      </w:r>
-      <w:r>
-        <w:rPr>
-          <w:sz w:val="22"/>
-          <w:szCs w:val="22"/>
-        </w:rPr>
-        <w:t>e at its usual time of six p.m.</w:t>
+        <w:t>If you walk from a city park into a downtown street on a summer afternoon, you can feel the difference in temperature — often several degrees within a few hundred meters. That's the urban heat island, and it isn't just a matter of comfort.</w:t>
       </w:r>
     </w:p>
     <w:p>
@@ -5580,30 +6246,7 @@
           <w:sz w:val="22"/>
           <w:szCs w:val="22"/>
         </w:rPr>
-        <w:t>Because the building will be busier than usual, we are adding two quiet zones on the first floor, where phone calls and group discussion are not permitted. Students who need to work together should book one of the four group</w:t>
-      </w:r>
-      <w:r>
-        <w:rPr>
-          <w:sz w:val="22"/>
-          <w:szCs w:val="22"/>
-        </w:rPr>
-        <w:t xml:space="preserve"> rooms at the circulation desk; rooms can be reserved for two hours at a time.</w:t>
-      </w:r>
-    </w:p>
-    <w:p>
-      <w:r>
-        <w:rPr>
-          <w:sz w:val="22"/>
-          <w:szCs w:val="22"/>
-        </w:rPr>
-        <w:t>Finally, a reminder: the coffee cart in the lobby will close at midnight rather than at closing time, and no food or drink may be taken past the turnstiles. Thank you for your c</w:t>
-      </w:r>
-      <w:r>
-        <w:rPr>
-          <w:sz w:val="22"/>
-          <w:szCs w:val="22"/>
-        </w:rPr>
-        <w:t>ooperation, and good luck with your exams.</w:t>
+        <w:t>Three things drive it. First, materials: asphalt and concrete absorb solar radiation during the day and release it slowly at night, so cities cool down far less than surrounding countryside. Second, geometry: tall buildings trap that heat in street canyons and block the wind that would carry it away. Third, the city itself — vehicles, air conditioners and factories all add waste heat.</w:t>
       </w:r>
     </w:p>
     <w:p>
@@ -5615,66 +6258,92 @@
           <w:sz w:val="22"/>
           <w:szCs w:val="22"/>
         </w:rPr>
-        <w:t>28. What is the main purpose of the announcement?</w:t>
-      </w:r>
-    </w:p>
-    <w:p>
-      <w:pPr>
-        <w:spacing w:after="40"/>
-        <w:ind w:left="432"/>
-      </w:pPr>
-      <w:r>
-        <w:rPr>
-          <w:sz w:val="22"/>
-          <w:szCs w:val="22"/>
-        </w:rPr>
-        <w:t>A) To announce longer library hours during the exam period</w:t>
-      </w:r>
-    </w:p>
-    <w:p>
-      <w:pPr>
-        <w:spacing w:after="40"/>
-        <w:ind w:left="432"/>
-      </w:pPr>
-      <w:r>
-        <w:rPr>
-          <w:sz w:val="22"/>
-          <w:szCs w:val="22"/>
-        </w:rPr>
-        <w:t>B) To report damage to the special collections</w:t>
-      </w:r>
-    </w:p>
-    <w:p>
-      <w:pPr>
-        <w:spacing w:after="40"/>
-        <w:ind w:left="432"/>
-      </w:pPr>
-      <w:r>
-        <w:rPr>
-          <w:sz w:val="22"/>
-          <w:szCs w:val="22"/>
-        </w:rPr>
-        <w:t>C) To recruit student assistants for the library</w:t>
-      </w:r>
-    </w:p>
-    <w:p>
-      <w:pPr>
-        <w:spacing w:after="40"/>
-        <w:ind w:left="432"/>
-      </w:pPr>
-      <w:r>
-        <w:rPr>
-          <w:sz w:val="22"/>
-          <w:szCs w:val="22"/>
-        </w:rPr>
-        <w:t xml:space="preserve">D) To </w:t>
-      </w:r>
-      <w:r>
-        <w:rPr>
-          <w:sz w:val="22"/>
-          <w:szCs w:val="22"/>
-        </w:rPr>
-        <w:t>explain how to reserve books online</w:t>
+        <w:t>Notice what's missing from that list: vegetation. Plants cool their surroundings in two ways, by shading surfaces and by transpiration, releasing water vapor through their leaves. A single mature tree can be worth several small air conditioners in cooling power, and unlike an air conditioner it doesn't push waste heat outdoors.</w:t>
+      </w:r>
+    </w:p>
+    <w:p>
+      <w:pPr>
+        <w:spacing w:after="60"/>
+      </w:pPr>
+      <w:r>
+        <w:rPr>
+          <w:sz w:val="22"/>
+          <w:szCs w:val="22"/>
+        </w:rPr>
+        <w:t>This is why so many cities now treat tree cover as infrastructure rather than decoration. Los Angeles, for instance, set a target of planting ninety thousand trees, prioritizing neighborhoods with the least existing canopy — which, not coincidentally, tend to be the hottest and the least affluent. Melbourne has experimented with pale, reflective pavement as well.</w:t>
+      </w:r>
+    </w:p>
+    <w:p>
+      <w:r>
+        <w:rPr>
+          <w:sz w:val="22"/>
+          <w:szCs w:val="22"/>
+        </w:rPr>
+        <w:t>I'd add one caution. Planting trees is slow, and the neighborhoods that need cooling most need it now. Green roofs and reflective surfaces work faster, though on a smaller scale, so most experts recommend combining all three rather than betting on one.</w:t>
+      </w:r>
+    </w:p>
+    <w:p>
+      <w:pPr>
+        <w:spacing w:after="60"/>
+      </w:pPr>
+      <w:r>
+        <w:rPr>
+          <w:sz w:val="22"/>
+          <w:szCs w:val="22"/>
+        </w:rPr>
+        <w:t>39. What is the main topic of the talk?</w:t>
+      </w:r>
+    </w:p>
+    <w:p>
+      <w:pPr>
+        <w:spacing w:after="40"/>
+        <w:ind w:left="432"/>
+      </w:pPr>
+      <w:r>
+        <w:rPr>
+          <w:sz w:val="22"/>
+          <w:szCs w:val="22"/>
+        </w:rPr>
+        <w:t>A) How cities can be designed to reduce traffic</w:t>
+      </w:r>
+    </w:p>
+    <w:p>
+      <w:pPr>
+        <w:spacing w:after="40"/>
+        <w:ind w:left="432"/>
+      </w:pPr>
+      <w:r>
+        <w:rPr>
+          <w:sz w:val="22"/>
+          <w:szCs w:val="22"/>
+        </w:rPr>
+        <w:t>B) The causes of urban heat islands and how cities respond to them</w:t>
+      </w:r>
+    </w:p>
+    <w:p>
+      <w:pPr>
+        <w:spacing w:after="40"/>
+        <w:ind w:left="432"/>
+      </w:pPr>
+      <w:r>
+        <w:rPr>
+          <w:sz w:val="22"/>
+          <w:szCs w:val="22"/>
+        </w:rPr>
+        <w:t>C) A comparison of tree species used in city planning</w:t>
+      </w:r>
+    </w:p>
+    <w:p>
+      <w:pPr>
+        <w:spacing w:after="40"/>
+        <w:ind w:left="432"/>
+      </w:pPr>
+      <w:r>
+        <w:rPr>
+          <w:sz w:val="22"/>
+          <w:szCs w:val="22"/>
+        </w:rPr>
+        <w:t>D) The history of pavement technology</w:t>
       </w:r>
     </w:p>
     <w:p>
@@ -5691,1260 +6360,7 @@
           <w:sz w:val="22"/>
           <w:szCs w:val="22"/>
         </w:rPr>
-        <w:t>29. What should students do if they need to discuss work with classmates?</w:t>
-      </w:r>
-    </w:p>
-    <w:p>
-      <w:pPr>
-        <w:spacing w:after="40"/>
-        <w:ind w:left="432"/>
-      </w:pPr>
-      <w:r>
-        <w:rPr>
-          <w:sz w:val="22"/>
-          <w:szCs w:val="22"/>
-        </w:rPr>
-        <w:lastRenderedPageBreak/>
-        <w:t>A) Use the quiet zones on the first floor</w:t>
-      </w:r>
-    </w:p>
-    <w:p>
-      <w:pPr>
-        <w:spacing w:after="40"/>
-        <w:ind w:left="432"/>
-      </w:pPr>
-      <w:r>
-        <w:rPr>
-          <w:sz w:val="22"/>
-          <w:szCs w:val="22"/>
-        </w:rPr>
-        <w:t>B) Reserve one of the group rooms</w:t>
-      </w:r>
-    </w:p>
-    <w:p>
-      <w:pPr>
-        <w:spacing w:after="40"/>
-        <w:ind w:left="432"/>
-      </w:pPr>
-      <w:r>
-        <w:rPr>
-          <w:sz w:val="22"/>
-          <w:szCs w:val="22"/>
-        </w:rPr>
-        <w:t>C) Go to the third floor</w:t>
-      </w:r>
-    </w:p>
-    <w:p>
-      <w:pPr>
-        <w:spacing w:after="40"/>
-        <w:ind w:left="432"/>
-      </w:pPr>
-      <w:r>
-        <w:rPr>
-          <w:sz w:val="22"/>
-          <w:szCs w:val="22"/>
-        </w:rPr>
-        <w:t>D) Meet in the lobby near the coffee cart</w:t>
-      </w:r>
-    </w:p>
-    <w:p>
-      <w:pPr>
-        <w:spacing w:after="120"/>
-      </w:pPr>
-    </w:p>
-    <w:p>
-      <w:pPr>
-        <w:spacing w:after="60"/>
-      </w:pPr>
-      <w:r>
-        <w:rPr>
-          <w:sz w:val="22"/>
-          <w:szCs w:val="22"/>
-        </w:rPr>
-        <w:t>3</w:t>
-      </w:r>
-      <w:r>
-        <w:rPr>
-          <w:sz w:val="22"/>
-          <w:szCs w:val="22"/>
-        </w:rPr>
-        <w:t>0. What does the speaker imply about the coffee cart?</w:t>
-      </w:r>
-    </w:p>
-    <w:p>
-      <w:pPr>
-        <w:spacing w:after="40"/>
-        <w:ind w:left="432"/>
-      </w:pPr>
-      <w:r>
-        <w:rPr>
-          <w:sz w:val="22"/>
-          <w:szCs w:val="22"/>
-        </w:rPr>
-        <w:t>A) It will remain open as long as the library does</w:t>
-      </w:r>
-    </w:p>
-    <w:p>
-      <w:pPr>
-        <w:spacing w:after="40"/>
-        <w:ind w:left="432"/>
-      </w:pPr>
-      <w:r>
-        <w:rPr>
-          <w:sz w:val="22"/>
-          <w:szCs w:val="22"/>
-        </w:rPr>
-        <w:t>B) It will stop serving before the library closes</w:t>
-      </w:r>
-    </w:p>
-    <w:p>
-      <w:pPr>
-        <w:spacing w:after="40"/>
-        <w:ind w:left="432"/>
-      </w:pPr>
-      <w:r>
-        <w:rPr>
-          <w:sz w:val="22"/>
-          <w:szCs w:val="22"/>
-        </w:rPr>
-        <w:t>C) It will move to the second floor</w:t>
-      </w:r>
-    </w:p>
-    <w:p>
-      <w:pPr>
-        <w:spacing w:after="40"/>
-        <w:ind w:left="432"/>
-      </w:pPr>
-      <w:r>
-        <w:rPr>
-          <w:sz w:val="22"/>
-          <w:szCs w:val="22"/>
-        </w:rPr>
-        <w:t>D) It will be closed for the whole exam period</w:t>
-      </w:r>
-    </w:p>
-    <w:p>
-      <w:pPr>
-        <w:spacing w:after="240"/>
-      </w:pPr>
-    </w:p>
-    <w:p>
-      <w:pPr>
-        <w:pStyle w:val="31"/>
-      </w:pPr>
-      <w:r>
-        <w:rPr>
-          <w:rFonts w:ascii="Times New Roman" w:eastAsia="思源黑体" w:hAnsi="Times New Roman" w:cs="Times New Roman"/>
-        </w:rPr>
-        <w:t>Announcement 2</w:t>
-      </w:r>
-      <w:r>
-        <w:rPr>
-          <w:rFonts w:ascii="Times New Roman" w:eastAsia="思源黑体" w:hAnsi="Times New Roman" w:cs="Times New Roman"/>
-        </w:rPr>
-        <w:t>（约</w:t>
-      </w:r>
-      <w:r>
-        <w:rPr>
-          <w:rFonts w:ascii="Times New Roman" w:eastAsia="思源黑体" w:hAnsi="Times New Roman" w:cs="Times New Roman"/>
-        </w:rPr>
-        <w:t xml:space="preserve"> </w:t>
-      </w:r>
-      <w:r>
-        <w:rPr>
-          <w:rFonts w:ascii="Times New Roman" w:eastAsia="思源黑体" w:hAnsi="Times New Roman" w:cs="Times New Roman"/>
-        </w:rPr>
-        <w:t xml:space="preserve">45 </w:t>
-      </w:r>
-      <w:r>
-        <w:rPr>
-          <w:rFonts w:ascii="Times New Roman" w:eastAsia="思源黑体" w:hAnsi="Times New Roman" w:cs="Times New Roman"/>
-        </w:rPr>
-        <w:t>秒）</w:t>
-      </w:r>
-    </w:p>
-    <w:p>
-      <w:pPr>
-        <w:spacing w:after="60"/>
-      </w:pPr>
-      <w:r>
-        <w:rPr>
-          <w:b/>
-          <w:sz w:val="21"/>
-          <w:szCs w:val="21"/>
-        </w:rPr>
-        <w:t>Audio script</w:t>
-      </w:r>
-    </w:p>
-    <w:p>
-      <w:pPr>
-        <w:spacing w:after="60"/>
-      </w:pPr>
-      <w:r>
-        <w:rPr>
-          <w:sz w:val="22"/>
-          <w:szCs w:val="22"/>
-        </w:rPr>
-        <w:t>Before we start, two changes to the field trip. The forecast for Saturday calls for heavy rain all day, so the trip to the coastal marsh is postponed to the following weekend — same meeting time, seven forty-five at the biology entrance.</w:t>
-      </w:r>
-    </w:p>
-    <w:p>
-      <w:pPr>
-        <w:spacing w:after="60"/>
-      </w:pPr>
-      <w:r>
-        <w:rPr>
-          <w:sz w:val="22"/>
-          <w:szCs w:val="22"/>
-        </w:rPr>
-        <w:t xml:space="preserve">Since we'll lose a week of observation, I've replaced the field notebook assignment with something you can do indoors. Each of you will analyze a set of water-quality measurements I collected at the marsh last spring. I'll post the data and a short guide </w:t>
-      </w:r>
-      <w:r>
-        <w:rPr>
-          <w:sz w:val="22"/>
-          <w:szCs w:val="22"/>
-        </w:rPr>
-        <w:t>this afternoon; the analysis is due a week from Monday, and it counts the same as the notebook would have.</w:t>
-      </w:r>
-    </w:p>
-    <w:p>
-      <w:r>
-        <w:rPr>
-          <w:sz w:val="22"/>
-          <w:szCs w:val="22"/>
-        </w:rPr>
-        <w:t xml:space="preserve">If the following weekend doesn't work for you, email me by Friday and we'll arrange an alternative. Bring rubber boots whenever we do go — the trail </w:t>
-      </w:r>
-      <w:r>
-        <w:rPr>
-          <w:sz w:val="22"/>
-          <w:szCs w:val="22"/>
-        </w:rPr>
-        <w:t>is muddy even in dry weather.</w:t>
-      </w:r>
-    </w:p>
-    <w:p>
-      <w:pPr>
-        <w:spacing w:after="60"/>
-      </w:pPr>
-      <w:r>
-        <w:rPr>
-          <w:sz w:val="22"/>
-          <w:szCs w:val="22"/>
-        </w:rPr>
-        <w:t>31. Why is the field trip being postponed?</w:t>
-      </w:r>
-    </w:p>
-    <w:p>
-      <w:pPr>
-        <w:spacing w:after="40"/>
-        <w:ind w:left="432"/>
-      </w:pPr>
-      <w:r>
-        <w:rPr>
-          <w:sz w:val="22"/>
-          <w:szCs w:val="22"/>
-        </w:rPr>
-        <w:t>A) The bus is unavailable</w:t>
-      </w:r>
-    </w:p>
-    <w:p>
-      <w:pPr>
-        <w:spacing w:after="40"/>
-        <w:ind w:left="432"/>
-      </w:pPr>
-      <w:r>
-        <w:rPr>
-          <w:sz w:val="22"/>
-          <w:szCs w:val="22"/>
-        </w:rPr>
-        <w:t>B) Bad weather is expected</w:t>
-      </w:r>
-    </w:p>
-    <w:p>
-      <w:pPr>
-        <w:spacing w:after="40"/>
-        <w:ind w:left="432"/>
-      </w:pPr>
-      <w:r>
-        <w:rPr>
-          <w:sz w:val="22"/>
-          <w:szCs w:val="22"/>
-        </w:rPr>
-        <w:t>C) The professor will be away</w:t>
-      </w:r>
-    </w:p>
-    <w:p>
-      <w:pPr>
-        <w:spacing w:after="40"/>
-        <w:ind w:left="432"/>
-      </w:pPr>
-      <w:r>
-        <w:rPr>
-          <w:sz w:val="22"/>
-          <w:szCs w:val="22"/>
-        </w:rPr>
-        <w:t>D) The marsh is closed for repairs</w:t>
-      </w:r>
-    </w:p>
-    <w:p>
-      <w:pPr>
-        <w:spacing w:after="120"/>
-      </w:pPr>
-    </w:p>
-    <w:p>
-      <w:pPr>
-        <w:spacing w:after="60"/>
-      </w:pPr>
-      <w:r>
-        <w:rPr>
-          <w:sz w:val="22"/>
-          <w:szCs w:val="22"/>
-        </w:rPr>
-        <w:t>32. What will students do instead of the field notebook?</w:t>
-      </w:r>
-    </w:p>
-    <w:p>
-      <w:pPr>
-        <w:spacing w:after="40"/>
-        <w:ind w:left="432"/>
-      </w:pPr>
-      <w:r>
-        <w:rPr>
-          <w:sz w:val="22"/>
-          <w:szCs w:val="22"/>
-        </w:rPr>
-        <w:t xml:space="preserve">A) </w:t>
-      </w:r>
-      <w:r>
-        <w:rPr>
-          <w:sz w:val="22"/>
-          <w:szCs w:val="22"/>
-        </w:rPr>
-        <w:t>Write a summary of a chapter</w:t>
-      </w:r>
-    </w:p>
-    <w:p>
-      <w:pPr>
-        <w:spacing w:after="40"/>
-        <w:ind w:left="432"/>
-      </w:pPr>
-      <w:r>
-        <w:rPr>
-          <w:sz w:val="22"/>
-          <w:szCs w:val="22"/>
-        </w:rPr>
-        <w:t>B) Analyze data collected previously at the marsh</w:t>
-      </w:r>
-    </w:p>
-    <w:p>
-      <w:pPr>
-        <w:spacing w:after="40"/>
-        <w:ind w:left="432"/>
-      </w:pPr>
-      <w:r>
-        <w:rPr>
-          <w:sz w:val="22"/>
-          <w:szCs w:val="22"/>
-        </w:rPr>
-        <w:t>C) Observe the marsh from indoors</w:t>
-      </w:r>
-    </w:p>
-    <w:p>
-      <w:pPr>
-        <w:spacing w:after="40"/>
-        <w:ind w:left="432"/>
-      </w:pPr>
-      <w:r>
-        <w:rPr>
-          <w:sz w:val="22"/>
-          <w:szCs w:val="22"/>
-        </w:rPr>
-        <w:t>D) Hand in the notebook a week late</w:t>
-      </w:r>
-    </w:p>
-    <w:p>
-      <w:pPr>
-        <w:spacing w:after="120"/>
-      </w:pPr>
-    </w:p>
-    <w:p>
-      <w:pPr>
-        <w:spacing w:after="60"/>
-      </w:pPr>
-      <w:r>
-        <w:rPr>
-          <w:sz w:val="22"/>
-          <w:szCs w:val="22"/>
-        </w:rPr>
-        <w:t>33. What does the professor ask students to do by Friday?</w:t>
-      </w:r>
-    </w:p>
-    <w:p>
-      <w:pPr>
-        <w:spacing w:after="40"/>
-        <w:ind w:left="432"/>
-      </w:pPr>
-      <w:r>
-        <w:rPr>
-          <w:sz w:val="22"/>
-          <w:szCs w:val="22"/>
-        </w:rPr>
-        <w:t>A) Buy rubber boots</w:t>
-      </w:r>
-    </w:p>
-    <w:p>
-      <w:pPr>
-        <w:spacing w:after="40"/>
-        <w:ind w:left="432"/>
-      </w:pPr>
-      <w:r>
-        <w:rPr>
-          <w:sz w:val="22"/>
-          <w:szCs w:val="22"/>
-        </w:rPr>
-        <w:t>B) Submit the data analysis</w:t>
-      </w:r>
-    </w:p>
-    <w:p>
-      <w:pPr>
-        <w:spacing w:after="40"/>
-        <w:ind w:left="432"/>
-      </w:pPr>
-      <w:r>
-        <w:rPr>
-          <w:sz w:val="22"/>
-          <w:szCs w:val="22"/>
-        </w:rPr>
-        <w:t>C) Let him know if the new date is impossible</w:t>
-      </w:r>
-    </w:p>
-    <w:p>
-      <w:pPr>
-        <w:spacing w:after="40"/>
-        <w:ind w:left="432"/>
-      </w:pPr>
-      <w:r>
-        <w:rPr>
-          <w:sz w:val="22"/>
-          <w:szCs w:val="22"/>
-        </w:rPr>
-        <w:t>D) Confirm their attendance in class</w:t>
-      </w:r>
-    </w:p>
-    <w:p>
-      <w:pPr>
-        <w:spacing w:after="240"/>
-      </w:pPr>
-    </w:p>
-    <w:p>
-      <w:pPr>
-        <w:pStyle w:val="21"/>
-      </w:pPr>
-      <w:r>
-        <w:rPr>
-          <w:rFonts w:ascii="Times New Roman" w:eastAsia="思源黑体" w:hAnsi="Times New Roman" w:cs="Times New Roman"/>
-        </w:rPr>
-        <w:t>Task 4</w:t>
-      </w:r>
-      <w:r>
-        <w:rPr>
-          <w:rFonts w:ascii="Times New Roman" w:eastAsia="思源黑体" w:hAnsi="Times New Roman" w:cs="Times New Roman"/>
-        </w:rPr>
-        <w:t xml:space="preserve">　</w:t>
-      </w:r>
-      <w:r>
-        <w:rPr>
-          <w:rFonts w:ascii="Times New Roman" w:eastAsia="思源黑体" w:hAnsi="Times New Roman" w:cs="Times New Roman"/>
-        </w:rPr>
-        <w:t>Listen to an Academic Talk</w:t>
-      </w:r>
-      <w:r>
-        <w:rPr>
-          <w:rFonts w:ascii="Times New Roman" w:eastAsia="思源黑体" w:hAnsi="Times New Roman" w:cs="Times New Roman"/>
-        </w:rPr>
-        <w:t>（学术短讲）</w:t>
-      </w:r>
-    </w:p>
-    <w:p>
-      <w:r>
-        <w:rPr>
-          <w:i/>
-          <w:sz w:val="21"/>
-          <w:szCs w:val="21"/>
-        </w:rPr>
-        <w:t>Directions: You will hear short academic talks or parts of lectures. Each is 100–250 words. Audio plays once; you may take notes. Qu</w:t>
-      </w:r>
-      <w:r>
-        <w:rPr>
-          <w:i/>
-          <w:sz w:val="21"/>
-          <w:szCs w:val="21"/>
-        </w:rPr>
-        <w:t>estions ask about main ideas, details, organization, speaker attitude and inferences.</w:t>
-      </w:r>
-    </w:p>
-    <w:p>
-      <w:pPr>
-        <w:pStyle w:val="31"/>
-      </w:pPr>
-      <w:r>
-        <w:rPr>
-          <w:rFonts w:ascii="Times New Roman" w:eastAsia="思源黑体" w:hAnsi="Times New Roman" w:cs="Times New Roman"/>
-        </w:rPr>
-        <w:t>Academic Talk 1</w:t>
-      </w:r>
-      <w:r>
-        <w:rPr>
-          <w:rFonts w:ascii="Times New Roman" w:eastAsia="思源黑体" w:hAnsi="Times New Roman" w:cs="Times New Roman"/>
-        </w:rPr>
-        <w:t>（约</w:t>
-      </w:r>
-      <w:r>
-        <w:rPr>
-          <w:rFonts w:ascii="Times New Roman" w:eastAsia="思源黑体" w:hAnsi="Times New Roman" w:cs="Times New Roman"/>
-        </w:rPr>
-        <w:t xml:space="preserve"> 90 </w:t>
-      </w:r>
-      <w:r>
-        <w:rPr>
-          <w:rFonts w:ascii="Times New Roman" w:eastAsia="思源黑体" w:hAnsi="Times New Roman" w:cs="Times New Roman"/>
-        </w:rPr>
-        <w:t>秒</w:t>
-      </w:r>
-      <w:r>
-        <w:rPr>
-          <w:rFonts w:ascii="Times New Roman" w:eastAsia="思源黑体" w:hAnsi="Times New Roman" w:cs="Times New Roman"/>
-        </w:rPr>
-        <w:t xml:space="preserve"> · Psychology</w:t>
-      </w:r>
-      <w:r>
-        <w:rPr>
-          <w:rFonts w:ascii="Times New Roman" w:eastAsia="思源黑体" w:hAnsi="Times New Roman" w:cs="Times New Roman"/>
-        </w:rPr>
-        <w:t>）</w:t>
-      </w:r>
-    </w:p>
-    <w:p>
-      <w:pPr>
-        <w:spacing w:after="60"/>
-      </w:pPr>
-      <w:r>
-        <w:rPr>
-          <w:b/>
-          <w:sz w:val="21"/>
-          <w:szCs w:val="21"/>
-        </w:rPr>
-        <w:t>Audio script</w:t>
-      </w:r>
-    </w:p>
-    <w:p>
-      <w:pPr>
-        <w:spacing w:after="60"/>
-      </w:pPr>
-      <w:r>
-        <w:rPr>
-          <w:sz w:val="22"/>
-          <w:szCs w:val="22"/>
-        </w:rPr>
-        <w:t>Let's talk about something students often get wrong about studying — the value of being tested. Most people treat a test</w:t>
-      </w:r>
-      <w:r>
-        <w:rPr>
-          <w:sz w:val="22"/>
-          <w:szCs w:val="22"/>
-        </w:rPr>
-        <w:t xml:space="preserve"> as a measurement, something that tells you how much you know but doesn't change what you know. Research on what we call the testing effect suggests the opposite: the act of retrieving information actually strengthens it.</w:t>
-      </w:r>
-    </w:p>
-    <w:p>
-      <w:pPr>
-        <w:spacing w:after="60"/>
-      </w:pPr>
-      <w:r>
-        <w:rPr>
-          <w:sz w:val="22"/>
-          <w:szCs w:val="22"/>
-        </w:rPr>
-        <w:t>Here's a typical study. Two groups</w:t>
-      </w:r>
-      <w:r>
-        <w:rPr>
-          <w:sz w:val="22"/>
-          <w:szCs w:val="22"/>
-        </w:rPr>
-        <w:t xml:space="preserve"> read a short science article. One group reads it again; the other group is asked to write down everything it can remember. A week later, both groups take the same final test — and the retrieval group does substantially better, even though it spent the sam</w:t>
-      </w:r>
-      <w:r>
-        <w:rPr>
-          <w:sz w:val="22"/>
-          <w:szCs w:val="22"/>
-        </w:rPr>
-        <w:t>e amount of time and never saw the text a second time.</w:t>
-      </w:r>
-    </w:p>
-    <w:p>
-      <w:pPr>
-        <w:spacing w:after="60"/>
-      </w:pPr>
-      <w:r>
-        <w:rPr>
-          <w:sz w:val="22"/>
-          <w:szCs w:val="22"/>
-        </w:rPr>
-        <w:t>Why? Struggling to pull a fact out of memory seems to make it more accessible later. Rereading, by contrast, feels easy and fluent, and that feeling is misleading: fluency is not the same as durability</w:t>
-      </w:r>
-      <w:r>
-        <w:rPr>
-          <w:sz w:val="22"/>
-          <w:szCs w:val="22"/>
-        </w:rPr>
-        <w:t>. Students judge their learning by how familiar the material feels, so rereading wins their vote while testing wins the actual exam.</w:t>
-      </w:r>
-    </w:p>
-    <w:p>
-      <w:r>
-        <w:rPr>
-          <w:sz w:val="22"/>
-          <w:szCs w:val="22"/>
-        </w:rPr>
-        <w:t>Two practical points. First, test yourself early, before you feel ready — getting items wrong at that stage helps, provided</w:t>
-      </w:r>
-      <w:r>
-        <w:rPr>
-          <w:sz w:val="22"/>
-          <w:szCs w:val="22"/>
-        </w:rPr>
-        <w:t xml:space="preserve"> you check the correct answer. Second, space the practice out. Cramming produces quick improvement and rapid forgetting; distributed retrieval produces the opposite pattern.</w:t>
-      </w:r>
-    </w:p>
-    <w:p>
-      <w:pPr>
-        <w:spacing w:after="60"/>
-      </w:pPr>
-      <w:r>
-        <w:rPr>
-          <w:sz w:val="22"/>
-          <w:szCs w:val="22"/>
-        </w:rPr>
-        <w:t>34. What is the talk mainly about?</w:t>
-      </w:r>
-    </w:p>
-    <w:p>
-      <w:pPr>
-        <w:spacing w:after="40"/>
-        <w:ind w:left="432"/>
-      </w:pPr>
-      <w:r>
-        <w:rPr>
-          <w:sz w:val="22"/>
-          <w:szCs w:val="22"/>
-        </w:rPr>
-        <w:t>A) Why students prefer rereading to self-testin</w:t>
-      </w:r>
-      <w:r>
-        <w:rPr>
-          <w:sz w:val="22"/>
-          <w:szCs w:val="22"/>
-        </w:rPr>
-        <w:t>g</w:t>
-      </w:r>
-    </w:p>
-    <w:p>
-      <w:pPr>
-        <w:spacing w:after="40"/>
-        <w:ind w:left="432"/>
-      </w:pPr>
-      <w:r>
-        <w:rPr>
-          <w:sz w:val="22"/>
-          <w:szCs w:val="22"/>
-        </w:rPr>
-        <w:t>B) How the act of retrieving information improves memory</w:t>
-      </w:r>
-    </w:p>
-    <w:p>
-      <w:pPr>
-        <w:spacing w:after="40"/>
-        <w:ind w:left="432"/>
-      </w:pPr>
-      <w:r>
-        <w:rPr>
-          <w:sz w:val="22"/>
-          <w:szCs w:val="22"/>
-        </w:rPr>
-        <w:t>C) The design of a famous experiment on reading</w:t>
-      </w:r>
-    </w:p>
-    <w:p>
-      <w:pPr>
-        <w:spacing w:after="40"/>
-        <w:ind w:left="432"/>
-      </w:pPr>
-      <w:r>
-        <w:rPr>
-          <w:sz w:val="22"/>
-          <w:szCs w:val="22"/>
-        </w:rPr>
-        <w:t>D) Methods teachers use to write fairer exams</w:t>
-      </w:r>
-    </w:p>
-    <w:p>
-      <w:pPr>
-        <w:spacing w:after="120"/>
-      </w:pPr>
-    </w:p>
-    <w:p>
-      <w:pPr>
-        <w:spacing w:after="60"/>
-      </w:pPr>
-      <w:r>
-        <w:rPr>
-          <w:sz w:val="22"/>
-          <w:szCs w:val="22"/>
-        </w:rPr>
-        <w:t>35. According to the speaker, what did the two groups in the study have in common?</w:t>
-      </w:r>
-    </w:p>
-    <w:p>
-      <w:pPr>
-        <w:spacing w:after="40"/>
-        <w:ind w:left="432"/>
-      </w:pPr>
-      <w:r>
-        <w:rPr>
-          <w:sz w:val="22"/>
-          <w:szCs w:val="22"/>
-        </w:rPr>
-        <w:t xml:space="preserve">A) Both read the </w:t>
-      </w:r>
-      <w:r>
-        <w:rPr>
-          <w:sz w:val="22"/>
-          <w:szCs w:val="22"/>
-        </w:rPr>
-        <w:t>article twice</w:t>
-      </w:r>
-    </w:p>
-    <w:p>
-      <w:pPr>
-        <w:spacing w:after="40"/>
-        <w:ind w:left="432"/>
-      </w:pPr>
-      <w:r>
-        <w:rPr>
-          <w:sz w:val="22"/>
-          <w:szCs w:val="22"/>
-        </w:rPr>
-        <w:t>B) Both spent the same amount of time studying</w:t>
-      </w:r>
-    </w:p>
-    <w:p>
-      <w:pPr>
-        <w:spacing w:after="40"/>
-        <w:ind w:left="432"/>
-      </w:pPr>
-      <w:r>
-        <w:rPr>
-          <w:sz w:val="22"/>
-          <w:szCs w:val="22"/>
-        </w:rPr>
-        <w:t>C) Both were tested immediately after reading</w:t>
-      </w:r>
-    </w:p>
-    <w:p>
-      <w:pPr>
-        <w:spacing w:after="40"/>
-        <w:ind w:left="432"/>
-      </w:pPr>
-      <w:r>
-        <w:rPr>
-          <w:sz w:val="22"/>
-          <w:szCs w:val="22"/>
-        </w:rPr>
-        <w:t>D) Both were told in advance about the final test</w:t>
-      </w:r>
-    </w:p>
-    <w:p>
-      <w:pPr>
-        <w:spacing w:after="120"/>
-      </w:pPr>
-    </w:p>
-    <w:p>
-      <w:pPr>
-        <w:spacing w:after="60"/>
-      </w:pPr>
-      <w:r>
-        <w:rPr>
-          <w:sz w:val="22"/>
-          <w:szCs w:val="22"/>
-        </w:rPr>
-        <w:t>36. Why does the speaker say rereading is misleading?</w:t>
-      </w:r>
-    </w:p>
-    <w:p>
-      <w:pPr>
-        <w:spacing w:after="40"/>
-        <w:ind w:left="432"/>
-      </w:pPr>
-      <w:r>
-        <w:rPr>
-          <w:sz w:val="22"/>
-          <w:szCs w:val="22"/>
-        </w:rPr>
-        <w:t>A) It takes longer than most students realiz</w:t>
-      </w:r>
-      <w:r>
-        <w:rPr>
-          <w:sz w:val="22"/>
-          <w:szCs w:val="22"/>
-        </w:rPr>
-        <w:t>e</w:t>
-      </w:r>
-    </w:p>
-    <w:p>
-      <w:pPr>
-        <w:spacing w:after="40"/>
-        <w:ind w:left="432"/>
-      </w:pPr>
-      <w:r>
-        <w:rPr>
-          <w:sz w:val="22"/>
-          <w:szCs w:val="22"/>
-        </w:rPr>
-        <w:t>B) It creates a feeling of fluency that is mistaken for lasting learning</w:t>
-      </w:r>
-    </w:p>
-    <w:p>
-      <w:pPr>
-        <w:spacing w:after="40"/>
-        <w:ind w:left="432"/>
-      </w:pPr>
-      <w:r>
-        <w:rPr>
-          <w:sz w:val="22"/>
-          <w:szCs w:val="22"/>
-        </w:rPr>
-        <w:t>C) It prevents students from taking notes</w:t>
-      </w:r>
-    </w:p>
-    <w:p>
-      <w:pPr>
-        <w:spacing w:after="40"/>
-        <w:ind w:left="432"/>
-      </w:pPr>
-      <w:r>
-        <w:rPr>
-          <w:sz w:val="22"/>
-          <w:szCs w:val="22"/>
-        </w:rPr>
-        <w:t>D) It works only for scientific material</w:t>
-      </w:r>
-    </w:p>
-    <w:p>
-      <w:pPr>
-        <w:spacing w:after="120"/>
-      </w:pPr>
-    </w:p>
-    <w:p>
-      <w:pPr>
-        <w:spacing w:after="60"/>
-      </w:pPr>
-      <w:r>
-        <w:rPr>
-          <w:sz w:val="22"/>
-          <w:szCs w:val="22"/>
-        </w:rPr>
-        <w:lastRenderedPageBreak/>
-        <w:t>37. What does the speaker recommend about testing yourself early?</w:t>
-      </w:r>
-    </w:p>
-    <w:p>
-      <w:pPr>
-        <w:spacing w:after="40"/>
-        <w:ind w:left="432"/>
-      </w:pPr>
-      <w:r>
-        <w:rPr>
-          <w:sz w:val="22"/>
-          <w:szCs w:val="22"/>
-        </w:rPr>
-        <w:t>A) Wait until you are confident</w:t>
-      </w:r>
-      <w:r>
-        <w:rPr>
-          <w:sz w:val="22"/>
-          <w:szCs w:val="22"/>
-        </w:rPr>
-        <w:t xml:space="preserve"> before testing</w:t>
-      </w:r>
-    </w:p>
-    <w:p>
-      <w:pPr>
-        <w:spacing w:after="40"/>
-        <w:ind w:left="432"/>
-      </w:pPr>
-      <w:r>
-        <w:rPr>
-          <w:sz w:val="22"/>
-          <w:szCs w:val="22"/>
-        </w:rPr>
-        <w:t>B) Test early and review the correct answers</w:t>
-      </w:r>
-    </w:p>
-    <w:p>
-      <w:pPr>
-        <w:spacing w:after="40"/>
-        <w:ind w:left="432"/>
-      </w:pPr>
-      <w:r>
-        <w:rPr>
-          <w:sz w:val="22"/>
-          <w:szCs w:val="22"/>
-        </w:rPr>
-        <w:t>C) Avoid testing until a week before the exam</w:t>
-      </w:r>
-    </w:p>
-    <w:p>
-      <w:pPr>
-        <w:spacing w:after="40"/>
-        <w:ind w:left="432"/>
-      </w:pPr>
-      <w:r>
-        <w:rPr>
-          <w:sz w:val="22"/>
-          <w:szCs w:val="22"/>
-        </w:rPr>
-        <w:t>D) Test only on material you already know well</w:t>
-      </w:r>
-    </w:p>
-    <w:p>
-      <w:pPr>
-        <w:spacing w:after="120"/>
-      </w:pPr>
-    </w:p>
-    <w:p>
-      <w:pPr>
-        <w:spacing w:after="60"/>
-      </w:pPr>
-      <w:r>
-        <w:rPr>
-          <w:sz w:val="22"/>
-          <w:szCs w:val="22"/>
-        </w:rPr>
-        <w:t>38. What point does the speaker make about cramming?</w:t>
-      </w:r>
-    </w:p>
-    <w:p>
-      <w:pPr>
-        <w:spacing w:after="40"/>
-        <w:ind w:left="432"/>
-      </w:pPr>
-      <w:r>
-        <w:rPr>
-          <w:sz w:val="22"/>
-          <w:szCs w:val="22"/>
-        </w:rPr>
-        <w:t>A) It leads to fast improvement and quick forget</w:t>
-      </w:r>
-      <w:r>
-        <w:rPr>
-          <w:sz w:val="22"/>
-          <w:szCs w:val="22"/>
-        </w:rPr>
-        <w:t>ting</w:t>
-      </w:r>
-    </w:p>
-    <w:p>
-      <w:pPr>
-        <w:spacing w:after="40"/>
-        <w:ind w:left="432"/>
-      </w:pPr>
-      <w:r>
-        <w:rPr>
-          <w:sz w:val="22"/>
-          <w:szCs w:val="22"/>
-        </w:rPr>
-        <w:t>B) It is more effective than distributed practice</w:t>
-      </w:r>
-    </w:p>
-    <w:p>
-      <w:pPr>
-        <w:spacing w:after="40"/>
-        <w:ind w:left="432"/>
-      </w:pPr>
-      <w:r>
-        <w:rPr>
-          <w:sz w:val="22"/>
-          <w:szCs w:val="22"/>
-        </w:rPr>
-        <w:t>C) It is useful only for factual material</w:t>
-      </w:r>
-    </w:p>
-    <w:p>
-      <w:pPr>
-        <w:spacing w:after="40"/>
-        <w:ind w:left="432"/>
-      </w:pPr>
-      <w:r>
-        <w:rPr>
-          <w:sz w:val="22"/>
-          <w:szCs w:val="22"/>
-        </w:rPr>
-        <w:t>D) It works best with teacher-made tests</w:t>
-      </w:r>
-    </w:p>
-    <w:p>
-      <w:pPr>
-        <w:spacing w:after="240"/>
-      </w:pPr>
-    </w:p>
-    <w:p>
-      <w:pPr>
-        <w:pStyle w:val="31"/>
-      </w:pPr>
-      <w:r>
-        <w:rPr>
-          <w:rFonts w:ascii="Times New Roman" w:eastAsia="思源黑体" w:hAnsi="Times New Roman" w:cs="Times New Roman"/>
-        </w:rPr>
-        <w:t>Academic Talk 2</w:t>
-      </w:r>
-      <w:r>
-        <w:rPr>
-          <w:rFonts w:ascii="Times New Roman" w:eastAsia="思源黑体" w:hAnsi="Times New Roman" w:cs="Times New Roman"/>
-        </w:rPr>
-        <w:t>（约</w:t>
-      </w:r>
-      <w:r>
-        <w:rPr>
-          <w:rFonts w:ascii="Times New Roman" w:eastAsia="思源黑体" w:hAnsi="Times New Roman" w:cs="Times New Roman"/>
-        </w:rPr>
-        <w:t xml:space="preserve"> 100 </w:t>
-      </w:r>
-      <w:r>
-        <w:rPr>
-          <w:rFonts w:ascii="Times New Roman" w:eastAsia="思源黑体" w:hAnsi="Times New Roman" w:cs="Times New Roman"/>
-        </w:rPr>
-        <w:t>秒</w:t>
-      </w:r>
-      <w:r>
-        <w:rPr>
-          <w:rFonts w:ascii="Times New Roman" w:eastAsia="思源黑体" w:hAnsi="Times New Roman" w:cs="Times New Roman"/>
-        </w:rPr>
-        <w:t xml:space="preserve"> · Environmental Science</w:t>
-      </w:r>
-      <w:r>
-        <w:rPr>
-          <w:rFonts w:ascii="Times New Roman" w:eastAsia="思源黑体" w:hAnsi="Times New Roman" w:cs="Times New Roman"/>
-        </w:rPr>
-        <w:t>）</w:t>
-      </w:r>
-    </w:p>
-    <w:p>
-      <w:pPr>
-        <w:spacing w:after="60"/>
-      </w:pPr>
-      <w:r>
-        <w:rPr>
-          <w:b/>
-          <w:sz w:val="21"/>
-          <w:szCs w:val="21"/>
-        </w:rPr>
-        <w:t>Audio script</w:t>
-      </w:r>
-    </w:p>
-    <w:p>
-      <w:pPr>
-        <w:spacing w:after="60"/>
-      </w:pPr>
-      <w:r>
-        <w:rPr>
-          <w:sz w:val="22"/>
-          <w:szCs w:val="22"/>
-        </w:rPr>
-        <w:t xml:space="preserve">If you walk from a city park into a downtown street on </w:t>
-      </w:r>
-      <w:r>
-        <w:rPr>
-          <w:sz w:val="22"/>
-          <w:szCs w:val="22"/>
-        </w:rPr>
-        <w:t>a summer afternoon, you can feel the difference in temperature — often several degrees within a few hundred meters. That's the urban heat island, and it isn't just a matter of comfort.</w:t>
-      </w:r>
-    </w:p>
-    <w:p>
-      <w:pPr>
-        <w:spacing w:after="60"/>
-      </w:pPr>
-      <w:r>
-        <w:rPr>
-          <w:sz w:val="22"/>
-          <w:szCs w:val="22"/>
-        </w:rPr>
-        <w:t>Three things drive it. First, materials: asphalt and concrete absorb so</w:t>
-      </w:r>
-      <w:r>
-        <w:rPr>
-          <w:sz w:val="22"/>
-          <w:szCs w:val="22"/>
-        </w:rPr>
-        <w:t xml:space="preserve">lar radiation during the day and release it slowly at night, so cities cool down far less than surrounding countryside. Second, geometry: tall buildings trap that heat in street canyons and block the wind that would carry it away. Third, the city itself — </w:t>
-      </w:r>
-      <w:r>
-        <w:rPr>
-          <w:sz w:val="22"/>
-          <w:szCs w:val="22"/>
-        </w:rPr>
-        <w:t>vehicles, air conditioners and factories all add waste heat.</w:t>
-      </w:r>
-    </w:p>
-    <w:p>
-      <w:pPr>
-        <w:spacing w:after="60"/>
-      </w:pPr>
-      <w:r>
-        <w:rPr>
-          <w:sz w:val="22"/>
-          <w:szCs w:val="22"/>
-        </w:rPr>
-        <w:t>Notice what's missing from that list: vegetation. Plants cool their surroundings in two ways, by shading surfaces and by transpiration, releasing water vapor through their leaves. A single mature</w:t>
-      </w:r>
-      <w:r>
-        <w:rPr>
-          <w:sz w:val="22"/>
-          <w:szCs w:val="22"/>
-        </w:rPr>
-        <w:t xml:space="preserve"> tree can be worth several small air conditioners in cooling power, and unlike an air conditioner it doesn't push waste heat outdoors.</w:t>
-      </w:r>
-    </w:p>
-    <w:p>
-      <w:pPr>
-        <w:spacing w:after="60"/>
-      </w:pPr>
-      <w:r>
-        <w:rPr>
-          <w:sz w:val="22"/>
-          <w:szCs w:val="22"/>
-        </w:rPr>
-        <w:t xml:space="preserve">This is why so many cities now treat tree cover as infrastructure rather than decoration. Los Angeles, for instance, set </w:t>
-      </w:r>
-      <w:r>
-        <w:rPr>
-          <w:sz w:val="22"/>
-          <w:szCs w:val="22"/>
-        </w:rPr>
-        <w:t>a target of planting ninety thousand trees, prioritizing neighborhoods with the least existing canopy — which, not coincidentally, tend to be the hottest and the least affluent. Melbourne has experimented with pale, reflective pavement as well.</w:t>
-      </w:r>
-    </w:p>
-    <w:p>
-      <w:r>
-        <w:rPr>
-          <w:sz w:val="22"/>
-          <w:szCs w:val="22"/>
-        </w:rPr>
-        <w:t>I'd add one</w:t>
-      </w:r>
-      <w:r>
-        <w:rPr>
-          <w:sz w:val="22"/>
-          <w:szCs w:val="22"/>
-        </w:rPr>
-        <w:t xml:space="preserve"> caution. Planting trees is slow, and the neighborhoods that need cooling most need it now. Green roofs and reflective surfaces work faster, though on a smaller scale, so most experts recommend combining all three rather than betting on one.</w:t>
-      </w:r>
-    </w:p>
-    <w:p>
-      <w:pPr>
-        <w:spacing w:after="60"/>
-      </w:pPr>
-      <w:r>
-        <w:rPr>
-          <w:sz w:val="22"/>
-          <w:szCs w:val="22"/>
-        </w:rPr>
-        <w:t>39. What is th</w:t>
-      </w:r>
-      <w:r>
-        <w:rPr>
-          <w:sz w:val="22"/>
-          <w:szCs w:val="22"/>
-        </w:rPr>
-        <w:t>e main topic of the talk?</w:t>
-      </w:r>
-    </w:p>
-    <w:p>
-      <w:pPr>
-        <w:spacing w:after="40"/>
-        <w:ind w:left="432"/>
-      </w:pPr>
-      <w:r>
-        <w:rPr>
-          <w:sz w:val="22"/>
-          <w:szCs w:val="22"/>
-        </w:rPr>
-        <w:t>A) How cities can be designed to reduce traffic</w:t>
-      </w:r>
-    </w:p>
-    <w:p>
-      <w:pPr>
-        <w:spacing w:after="40"/>
-        <w:ind w:left="432"/>
-      </w:pPr>
-      <w:r>
-        <w:rPr>
-          <w:sz w:val="22"/>
-          <w:szCs w:val="22"/>
-        </w:rPr>
-        <w:t>B) The causes of urban heat islands and how cities respond to them</w:t>
-      </w:r>
-    </w:p>
-    <w:p>
-      <w:pPr>
-        <w:spacing w:after="40"/>
-        <w:ind w:left="432"/>
-      </w:pPr>
-      <w:r>
-        <w:rPr>
-          <w:sz w:val="22"/>
-          <w:szCs w:val="22"/>
-        </w:rPr>
-        <w:t>C) A comparison of tree species used in city planning</w:t>
-      </w:r>
-    </w:p>
-    <w:p>
-      <w:pPr>
-        <w:spacing w:after="40"/>
-        <w:ind w:left="432"/>
-      </w:pPr>
-      <w:r>
-        <w:rPr>
-          <w:sz w:val="22"/>
-          <w:szCs w:val="22"/>
-        </w:rPr>
-        <w:t>D) The history of pavement technology</w:t>
-      </w:r>
-    </w:p>
-    <w:p>
-      <w:pPr>
-        <w:spacing w:after="120"/>
-      </w:pPr>
-    </w:p>
-    <w:p>
-      <w:pPr>
-        <w:spacing w:after="60"/>
-      </w:pPr>
-      <w:r>
-        <w:rPr>
-          <w:sz w:val="22"/>
-          <w:szCs w:val="22"/>
-        </w:rPr>
-        <w:t>40. According to the s</w:t>
-      </w:r>
-      <w:r>
-        <w:rPr>
-          <w:sz w:val="22"/>
-          <w:szCs w:val="22"/>
-        </w:rPr>
-        <w:t>peaker, which of the following is a source of the urban heat island effect?</w:t>
+        <w:t>40. According to the speaker, which of the following is a source of the urban heat island effect?</w:t>
       </w:r>
     </w:p>
     <w:p>
@@ -7014,14 +6430,7 @@
           <w:sz w:val="22"/>
           <w:szCs w:val="22"/>
         </w:rPr>
-        <w:t>41. Why does the speaker mention Los Angele</w:t>
-      </w:r>
-      <w:r>
-        <w:rPr>
-          <w:sz w:val="22"/>
-          <w:szCs w:val="22"/>
-        </w:rPr>
-        <w:t>s?</w:t>
+        <w:t>41. Why does the speaker mention Los Angeles?</w:t>
       </w:r>
     </w:p>
     <w:p>
@@ -7090,14 +6499,7 @@
           <w:sz w:val="22"/>
           <w:szCs w:val="22"/>
         </w:rPr>
-        <w:t>42. What caution does the speaker give about pla</w:t>
-      </w:r>
-      <w:r>
-        <w:rPr>
-          <w:sz w:val="22"/>
-          <w:szCs w:val="22"/>
-        </w:rPr>
-        <w:t>nting trees?</w:t>
+        <w:t>42. What caution does the speaker give about planting trees?</w:t>
       </w:r>
     </w:p>
     <w:p>
@@ -7166,14 +6568,7 @@
           <w:sz w:val="22"/>
           <w:szCs w:val="22"/>
         </w:rPr>
-        <w:t xml:space="preserve">43. What is the speaker's attitude toward green roofs and </w:t>
-      </w:r>
-      <w:r>
-        <w:rPr>
-          <w:sz w:val="22"/>
-          <w:szCs w:val="22"/>
-        </w:rPr>
-        <w:t>reflective surfaces?</w:t>
+        <w:t>43. What is the speaker's attitude toward green roofs and reflective surfaces?</w:t>
       </w:r>
     </w:p>
     <w:p>
@@ -7330,13 +6725,7 @@
         <w:rPr>
           <w:rFonts w:ascii="Times New Roman" w:eastAsia="思源黑体" w:hAnsi="Times New Roman" w:cs="Times New Roman"/>
         </w:rPr>
-        <w:t xml:space="preserve">Task </w:t>
-      </w:r>
-      <w:r>
-        <w:rPr>
-          <w:rFonts w:ascii="Times New Roman" w:eastAsia="思源黑体" w:hAnsi="Times New Roman" w:cs="Times New Roman"/>
-        </w:rPr>
-        <w:t>1</w:t>
+        <w:t>Task 1</w:t>
       </w:r>
       <w:r>
         <w:rPr>
@@ -7364,15 +6753,427 @@
           <w:sz w:val="21"/>
           <w:szCs w:val="21"/>
         </w:rPr>
-        <w:t xml:space="preserve">Directions: For each item you will see a short exchange and a set of word blocks in random order. Rebuild the blocks into one grammatical sentence that fits the context. Use every block, and do not change the words. (10 items, about </w:t>
-      </w:r>
+        <w:t>Directions: For each item you will see a short exchange and a set of word blocks in random order. Rebuild the blocks into one grammatical sentence that fits the context. Use every block, and do not change the words. (10 items, about 6 minutes)</w:t>
+      </w:r>
+    </w:p>
+    <w:p>
+      <w:pPr>
+        <w:spacing w:after="60"/>
+      </w:pPr>
+      <w:r>
+        <w:rPr>
+          <w:sz w:val="22"/>
+          <w:szCs w:val="22"/>
+        </w:rPr>
+        <w:t>1. Your classmate writes: “When is the study group meeting?”</w:t>
+      </w:r>
+    </w:p>
+    <w:p>
+      <w:pPr>
+        <w:spacing w:after="40"/>
+        <w:ind w:left="432"/>
+      </w:pPr>
+      <w:r>
+        <w:rPr>
+          <w:sz w:val="22"/>
+          <w:szCs w:val="22"/>
+        </w:rPr>
+        <w:t>Word blocks:  is scheduled for / the study group / at seven on Tuesday / in room 204</w:t>
+      </w:r>
+    </w:p>
+    <w:p>
+      <w:pPr>
+        <w:spacing w:after="120"/>
+        <w:ind w:left="432"/>
+      </w:pPr>
+      <w:r>
+        <w:rPr>
+          <w:sz w:val="22"/>
+          <w:szCs w:val="22"/>
+        </w:rPr>
+        <w:t>________________________________________________________________</w:t>
+      </w:r>
+    </w:p>
+    <w:p>
+      <w:pPr>
+        <w:spacing w:after="60"/>
+      </w:pPr>
+      <w:r>
+        <w:rPr>
+          <w:sz w:val="22"/>
+          <w:szCs w:val="22"/>
+        </w:rPr>
+        <w:t>2. Your classmate writes: “Did you finish the lab report?”</w:t>
+      </w:r>
+    </w:p>
+    <w:p>
+      <w:pPr>
+        <w:spacing w:after="40"/>
+        <w:ind w:left="432"/>
+      </w:pPr>
+      <w:r>
+        <w:rPr>
+          <w:sz w:val="22"/>
+          <w:szCs w:val="22"/>
+        </w:rPr>
+        <w:t>Word blocks:  I handed it in / because the deadline / this morning / was moved up</w:t>
+      </w:r>
+    </w:p>
+    <w:p>
+      <w:pPr>
+        <w:spacing w:after="120"/>
+        <w:ind w:left="432"/>
+      </w:pPr>
+      <w:r>
+        <w:rPr>
+          <w:sz w:val="22"/>
+          <w:szCs w:val="22"/>
+        </w:rPr>
+        <w:t>________________________________________________________________</w:t>
+      </w:r>
+    </w:p>
+    <w:p>
+      <w:pPr>
+        <w:spacing w:after="60"/>
+      </w:pPr>
+      <w:r>
+        <w:rPr>
+          <w:sz w:val="22"/>
+          <w:szCs w:val="22"/>
+        </w:rPr>
+        <w:t>3. Your classmate writes: “Why didn't you come to the lecture?”</w:t>
+      </w:r>
+    </w:p>
+    <w:p>
+      <w:pPr>
+        <w:spacing w:after="40"/>
+        <w:ind w:left="432"/>
+      </w:pPr>
+      <w:r>
+        <w:rPr>
+          <w:sz w:val="22"/>
+          <w:szCs w:val="22"/>
+        </w:rPr>
+        <w:t>Word blocks:  I missed the lecture / that I had / a doctor's appointment / at the same time</w:t>
+      </w:r>
+    </w:p>
+    <w:p>
+      <w:pPr>
+        <w:spacing w:after="120"/>
+        <w:ind w:left="432"/>
+      </w:pPr>
+      <w:r>
+        <w:rPr>
+          <w:sz w:val="22"/>
+          <w:szCs w:val="22"/>
+        </w:rPr>
+        <w:t>________________________________________________________________</w:t>
+      </w:r>
+    </w:p>
+    <w:p>
+      <w:pPr>
+        <w:spacing w:after="60"/>
+      </w:pPr>
+      <w:r>
+        <w:rPr>
+          <w:sz w:val="22"/>
+          <w:szCs w:val="22"/>
+        </w:rPr>
+        <w:t>4. Your classmate writes: “Should we submit the project today?”</w:t>
+      </w:r>
+    </w:p>
+    <w:p>
+      <w:pPr>
+        <w:spacing w:after="40"/>
+        <w:ind w:left="432"/>
+      </w:pPr>
+      <w:r>
+        <w:rPr>
+          <w:sz w:val="22"/>
+          <w:szCs w:val="22"/>
+        </w:rPr>
+        <w:t>Word blocks:  we should wait / I think / the professor's comments / until we receive</w:t>
+      </w:r>
+    </w:p>
+    <w:p>
+      <w:pPr>
+        <w:spacing w:after="120"/>
+        <w:ind w:left="432"/>
+      </w:pPr>
+      <w:r>
+        <w:rPr>
+          <w:sz w:val="22"/>
+          <w:szCs w:val="22"/>
+        </w:rPr>
+        <w:t>________________________________________________________________</w:t>
+      </w:r>
+    </w:p>
+    <w:p>
+      <w:pPr>
+        <w:spacing w:after="60"/>
+      </w:pPr>
+      <w:r>
+        <w:rPr>
+          <w:sz w:val="22"/>
+          <w:szCs w:val="22"/>
+        </w:rPr>
+        <w:t>5. Your classmate writes: “How was the campus tour?”</w:t>
+      </w:r>
+    </w:p>
+    <w:p>
+      <w:pPr>
+        <w:spacing w:after="40"/>
+        <w:ind w:left="432"/>
+      </w:pPr>
+      <w:r>
+        <w:rPr>
+          <w:sz w:val="22"/>
+          <w:szCs w:val="22"/>
+        </w:rPr>
+        <w:t>Word blocks:  longer than I expected / the tour was / and covered / every building on campus</w:t>
+      </w:r>
+    </w:p>
+    <w:p>
+      <w:pPr>
+        <w:spacing w:after="120"/>
+        <w:ind w:left="432"/>
+      </w:pPr>
+      <w:r>
+        <w:rPr>
+          <w:sz w:val="22"/>
+          <w:szCs w:val="22"/>
+        </w:rPr>
+        <w:t>________________________________________________________________</w:t>
+      </w:r>
+    </w:p>
+    <w:p>
+      <w:pPr>
+        <w:spacing w:after="60"/>
+      </w:pPr>
+      <w:r>
+        <w:rPr>
+          <w:sz w:val="22"/>
+          <w:szCs w:val="22"/>
+        </w:rPr>
+        <w:t>6. Your professor writes: “Can you explain the delay?”</w:t>
+      </w:r>
+    </w:p>
+    <w:p>
+      <w:pPr>
+        <w:spacing w:after="40"/>
+        <w:ind w:left="432"/>
+      </w:pPr>
+      <w:r>
+        <w:rPr>
+          <w:sz w:val="22"/>
+          <w:szCs w:val="22"/>
+        </w:rPr>
+        <w:t>Word blocks:  I was unable / to submit the assignment / on time / because my laptop stopped working</w:t>
+      </w:r>
+    </w:p>
+    <w:p>
+      <w:pPr>
+        <w:spacing w:after="120"/>
+        <w:ind w:left="432"/>
+      </w:pPr>
+      <w:r>
+        <w:rPr>
+          <w:sz w:val="22"/>
+          <w:szCs w:val="22"/>
+        </w:rPr>
+        <w:t>________________________________________________________________</w:t>
+      </w:r>
+    </w:p>
+    <w:p>
+      <w:pPr>
+        <w:spacing w:after="60"/>
+      </w:pPr>
+      <w:r>
+        <w:rPr>
+          <w:sz w:val="22"/>
+          <w:szCs w:val="22"/>
+        </w:rPr>
+        <w:t>7. Your classmate writes: “Are you taking the statistics course next term?”</w:t>
+      </w:r>
+    </w:p>
+    <w:p>
+      <w:pPr>
+        <w:spacing w:after="40"/>
+        <w:ind w:left="432"/>
+      </w:pPr>
+      <w:r>
+        <w:rPr>
+          <w:sz w:val="22"/>
+          <w:szCs w:val="22"/>
+        </w:rPr>
+        <w:t>Word blocks:  I have decided / which fits / to take statistics / better with my schedule</w:t>
+      </w:r>
+    </w:p>
+    <w:p>
+      <w:pPr>
+        <w:spacing w:after="120"/>
+        <w:ind w:left="432"/>
+      </w:pPr>
+      <w:r>
+        <w:rPr>
+          <w:sz w:val="22"/>
+          <w:szCs w:val="22"/>
+        </w:rPr>
+        <w:t>________________________________________________________________</w:t>
+      </w:r>
+    </w:p>
+    <w:p>
+      <w:pPr>
+        <w:spacing w:after="60"/>
+      </w:pPr>
+      <w:r>
+        <w:rPr>
+          <w:sz w:val="22"/>
+          <w:szCs w:val="22"/>
+        </w:rPr>
+        <w:t>8. Your classmate writes: “Did the professor answer your question?”</w:t>
+      </w:r>
+    </w:p>
+    <w:p>
+      <w:pPr>
+        <w:spacing w:after="40"/>
+        <w:ind w:left="432"/>
+      </w:pPr>
+      <w:r>
+        <w:rPr>
+          <w:sz w:val="22"/>
+          <w:szCs w:val="22"/>
+        </w:rPr>
+        <w:t>Word blocks:  she explained the problem / twice / until I understood it / so clearly</w:t>
+      </w:r>
+    </w:p>
+    <w:p>
+      <w:pPr>
+        <w:spacing w:after="120"/>
+        <w:ind w:left="432"/>
+      </w:pPr>
+      <w:r>
+        <w:rPr>
+          <w:sz w:val="22"/>
+          <w:szCs w:val="22"/>
+        </w:rPr>
+        <w:t>________________________________________________________________</w:t>
+      </w:r>
+    </w:p>
+    <w:p>
+      <w:pPr>
+        <w:spacing w:after="60"/>
+      </w:pPr>
+      <w:r>
+        <w:rPr>
+          <w:sz w:val="22"/>
+          <w:szCs w:val="22"/>
+        </w:rPr>
+        <w:t>9. Your classmate writes: “What did you think of the guest speaker?”</w:t>
+      </w:r>
+    </w:p>
+    <w:p>
+      <w:pPr>
+        <w:spacing w:after="40"/>
+        <w:ind w:left="432"/>
+      </w:pPr>
+      <w:r>
+        <w:rPr>
+          <w:sz w:val="22"/>
+          <w:szCs w:val="22"/>
+        </w:rPr>
+        <w:t>Word blocks:  the most interesting part / was her description / of field research / in northern Canada</w:t>
+      </w:r>
+    </w:p>
+    <w:p>
+      <w:pPr>
+        <w:spacing w:after="120"/>
+        <w:ind w:left="432"/>
+      </w:pPr>
+      <w:r>
+        <w:rPr>
+          <w:sz w:val="22"/>
+          <w:szCs w:val="22"/>
+        </w:rPr>
+        <w:t>________________________________________________________________</w:t>
+      </w:r>
+    </w:p>
+    <w:p>
+      <w:pPr>
+        <w:spacing w:after="60"/>
+      </w:pPr>
+      <w:r>
+        <w:rPr>
+          <w:sz w:val="22"/>
+          <w:szCs w:val="22"/>
+        </w:rPr>
+        <w:t>10. Your classmate writes: “Do you want to join the research project?”</w:t>
+      </w:r>
+    </w:p>
+    <w:p>
+      <w:pPr>
+        <w:spacing w:after="40"/>
+        <w:ind w:left="432"/>
+      </w:pPr>
+      <w:r>
+        <w:rPr>
+          <w:sz w:val="22"/>
+          <w:szCs w:val="22"/>
+        </w:rPr>
+        <w:t>Word blocks:  I would join / if the meetings / were not held / during my laboratory hours</w:t>
+      </w:r>
+    </w:p>
+    <w:p>
+      <w:pPr>
+        <w:spacing w:after="120"/>
+        <w:ind w:left="432"/>
+      </w:pPr>
+      <w:r>
+        <w:rPr>
+          <w:sz w:val="22"/>
+          <w:szCs w:val="22"/>
+        </w:rPr>
+        <w:t>________________________________________________________________</w:t>
+      </w:r>
+    </w:p>
+    <w:p>
+      <w:pPr>
+        <w:pStyle w:val="21"/>
+      </w:pPr>
+      <w:r>
+        <w:rPr>
+          <w:rFonts w:ascii="Times New Roman" w:eastAsia="思源黑体" w:hAnsi="Times New Roman" w:cs="Times New Roman"/>
+        </w:rPr>
+        <w:lastRenderedPageBreak/>
+        <w:t>Task 2</w:t>
+      </w:r>
+      <w:r>
+        <w:rPr>
+          <w:rFonts w:ascii="Times New Roman" w:eastAsia="思源黑体" w:hAnsi="Times New Roman" w:cs="Times New Roman"/>
+        </w:rPr>
+        <w:t xml:space="preserve">　</w:t>
+      </w:r>
+      <w:r>
+        <w:rPr>
+          <w:rFonts w:ascii="Times New Roman" w:eastAsia="思源黑体" w:hAnsi="Times New Roman" w:cs="Times New Roman"/>
+        </w:rPr>
+        <w:t>Write an Email</w:t>
+      </w:r>
+      <w:r>
+        <w:rPr>
+          <w:rFonts w:ascii="Times New Roman" w:eastAsia="思源黑体" w:hAnsi="Times New Roman" w:cs="Times New Roman"/>
+        </w:rPr>
+        <w:t>（邮件写作）</w:t>
+      </w:r>
+    </w:p>
+    <w:p>
       <w:r>
         <w:rPr>
           <w:i/>
           <w:sz w:val="21"/>
           <w:szCs w:val="21"/>
         </w:rPr>
-        <w:t>6 minutes)</w:t>
+        <w:t>Directions: Read the situation and write an email. Your reply should be complete, well organized and polite. Aim for about 120 words. (7 minutes)</w:t>
       </w:r>
     </w:p>
     <w:p>
@@ -7381,483 +7182,6 @@
       </w:pPr>
       <w:r>
         <w:rPr>
-          <w:sz w:val="22"/>
-          <w:szCs w:val="22"/>
-        </w:rPr>
-        <w:t>1. Your classmate writes: “When is the study group meeting?”</w:t>
-      </w:r>
-    </w:p>
-    <w:p>
-      <w:pPr>
-        <w:spacing w:after="40"/>
-        <w:ind w:left="432"/>
-      </w:pPr>
-      <w:r>
-        <w:rPr>
-          <w:sz w:val="22"/>
-          <w:szCs w:val="22"/>
-        </w:rPr>
-        <w:t>Word blocks:  is scheduled for / the study group / at seven on Tuesday / in room 204</w:t>
-      </w:r>
-    </w:p>
-    <w:p>
-      <w:pPr>
-        <w:spacing w:after="120"/>
-        <w:ind w:left="432"/>
-      </w:pPr>
-      <w:r>
-        <w:rPr>
-          <w:sz w:val="22"/>
-          <w:szCs w:val="22"/>
-        </w:rPr>
-        <w:t>________________________________________________________________</w:t>
-      </w:r>
-    </w:p>
-    <w:p>
-      <w:pPr>
-        <w:spacing w:after="60"/>
-      </w:pPr>
-      <w:r>
-        <w:rPr>
-          <w:sz w:val="22"/>
-          <w:szCs w:val="22"/>
-        </w:rPr>
-        <w:t>2. Your classmate writes: “Did you</w:t>
-      </w:r>
-      <w:r>
-        <w:rPr>
-          <w:sz w:val="22"/>
-          <w:szCs w:val="22"/>
-        </w:rPr>
-        <w:t xml:space="preserve"> finish the lab report?”</w:t>
-      </w:r>
-    </w:p>
-    <w:p>
-      <w:pPr>
-        <w:spacing w:after="40"/>
-        <w:ind w:left="432"/>
-      </w:pPr>
-      <w:r>
-        <w:rPr>
-          <w:sz w:val="22"/>
-          <w:szCs w:val="22"/>
-        </w:rPr>
-        <w:t>Word blocks:  I handed it in / because the deadline / this morning / was moved up</w:t>
-      </w:r>
-    </w:p>
-    <w:p>
-      <w:pPr>
-        <w:spacing w:after="120"/>
-        <w:ind w:left="432"/>
-      </w:pPr>
-      <w:r>
-        <w:rPr>
-          <w:sz w:val="22"/>
-          <w:szCs w:val="22"/>
-        </w:rPr>
-        <w:t>________________________________________________________________</w:t>
-      </w:r>
-    </w:p>
-    <w:p>
-      <w:pPr>
-        <w:spacing w:after="60"/>
-      </w:pPr>
-      <w:r>
-        <w:rPr>
-          <w:sz w:val="22"/>
-          <w:szCs w:val="22"/>
-        </w:rPr>
-        <w:t>3. Your classmate writes: “Why didn't you come to the lecture?”</w:t>
-      </w:r>
-    </w:p>
-    <w:p>
-      <w:pPr>
-        <w:spacing w:after="40"/>
-        <w:ind w:left="432"/>
-      </w:pPr>
-      <w:r>
-        <w:rPr>
-          <w:sz w:val="22"/>
-          <w:szCs w:val="22"/>
-        </w:rPr>
-        <w:t>Word blocks:  I miss</w:t>
-      </w:r>
-      <w:r>
-        <w:rPr>
-          <w:sz w:val="22"/>
-          <w:szCs w:val="22"/>
-        </w:rPr>
-        <w:t>ed the lecture / that I had / a doctor's appointment / at the same time</w:t>
-      </w:r>
-    </w:p>
-    <w:p>
-      <w:pPr>
-        <w:spacing w:after="120"/>
-        <w:ind w:left="432"/>
-      </w:pPr>
-      <w:r>
-        <w:rPr>
-          <w:sz w:val="22"/>
-          <w:szCs w:val="22"/>
-        </w:rPr>
-        <w:t>________________________________________________________________</w:t>
-      </w:r>
-    </w:p>
-    <w:p>
-      <w:pPr>
-        <w:spacing w:after="60"/>
-      </w:pPr>
-      <w:r>
-        <w:rPr>
-          <w:sz w:val="22"/>
-          <w:szCs w:val="22"/>
-        </w:rPr>
-        <w:t>4. Your classmate writes: “Should we submit the project today?”</w:t>
-      </w:r>
-    </w:p>
-    <w:p>
-      <w:pPr>
-        <w:spacing w:after="40"/>
-        <w:ind w:left="432"/>
-      </w:pPr>
-      <w:r>
-        <w:rPr>
-          <w:sz w:val="22"/>
-          <w:szCs w:val="22"/>
-        </w:rPr>
-        <w:t xml:space="preserve">Word blocks:  we should wait / I think / the </w:t>
-      </w:r>
-      <w:r>
-        <w:rPr>
-          <w:sz w:val="22"/>
-          <w:szCs w:val="22"/>
-        </w:rPr>
-        <w:t>professor's comments / until we receive</w:t>
-      </w:r>
-    </w:p>
-    <w:p>
-      <w:pPr>
-        <w:spacing w:after="120"/>
-        <w:ind w:left="432"/>
-      </w:pPr>
-      <w:r>
-        <w:rPr>
-          <w:sz w:val="22"/>
-          <w:szCs w:val="22"/>
-        </w:rPr>
-        <w:t>________________________________________________________________</w:t>
-      </w:r>
-    </w:p>
-    <w:p>
-      <w:pPr>
-        <w:spacing w:after="60"/>
-      </w:pPr>
-      <w:r>
-        <w:rPr>
-          <w:sz w:val="22"/>
-          <w:szCs w:val="22"/>
-        </w:rPr>
-        <w:t>5. Your classmate writes: “How was the campus tour?”</w:t>
-      </w:r>
-    </w:p>
-    <w:p>
-      <w:pPr>
-        <w:spacing w:after="40"/>
-        <w:ind w:left="432"/>
-      </w:pPr>
-      <w:r>
-        <w:rPr>
-          <w:sz w:val="22"/>
-          <w:szCs w:val="22"/>
-        </w:rPr>
-        <w:t>Word blocks:  longer than I expected / the tour was / and covered / every building on campus</w:t>
-      </w:r>
-    </w:p>
-    <w:p>
-      <w:pPr>
-        <w:spacing w:after="120"/>
-        <w:ind w:left="432"/>
-      </w:pPr>
-      <w:r>
-        <w:rPr>
-          <w:sz w:val="22"/>
-          <w:szCs w:val="22"/>
-        </w:rPr>
-        <w:t>________________________________________________________________</w:t>
-      </w:r>
-    </w:p>
-    <w:p>
-      <w:pPr>
-        <w:spacing w:after="60"/>
-      </w:pPr>
-      <w:r>
-        <w:rPr>
-          <w:sz w:val="22"/>
-          <w:szCs w:val="22"/>
-        </w:rPr>
-        <w:t>6. Your professor writes: “Can you explain the delay?”</w:t>
-      </w:r>
-    </w:p>
-    <w:p>
-      <w:pPr>
-        <w:spacing w:after="40"/>
-        <w:ind w:left="432"/>
-      </w:pPr>
-      <w:r>
-        <w:rPr>
-          <w:sz w:val="22"/>
-          <w:szCs w:val="22"/>
-        </w:rPr>
-        <w:t>Word blocks:  I was unable / to submit the assignment / on time / because my laptop stopped working</w:t>
-      </w:r>
-    </w:p>
-    <w:p>
-      <w:pPr>
-        <w:spacing w:after="120"/>
-        <w:ind w:left="432"/>
-      </w:pPr>
-      <w:r>
-        <w:rPr>
-          <w:sz w:val="22"/>
-          <w:szCs w:val="22"/>
-        </w:rPr>
-        <w:t>____________________________________</w:t>
-      </w:r>
-      <w:r>
-        <w:rPr>
-          <w:sz w:val="22"/>
-          <w:szCs w:val="22"/>
-        </w:rPr>
-        <w:t>____________________________</w:t>
-      </w:r>
-    </w:p>
-    <w:p>
-      <w:pPr>
-        <w:spacing w:after="60"/>
-      </w:pPr>
-      <w:r>
-        <w:rPr>
-          <w:sz w:val="22"/>
-          <w:szCs w:val="22"/>
-        </w:rPr>
-        <w:t>7. Your classmate writes: “Are you taking the statistics course next term?”</w:t>
-      </w:r>
-    </w:p>
-    <w:p>
-      <w:pPr>
-        <w:spacing w:after="40"/>
-        <w:ind w:left="432"/>
-      </w:pPr>
-      <w:r>
-        <w:rPr>
-          <w:sz w:val="22"/>
-          <w:szCs w:val="22"/>
-        </w:rPr>
-        <w:t>Word blocks:  I have decided / which fits / to take statistics / better with my schedule</w:t>
-      </w:r>
-    </w:p>
-    <w:p>
-      <w:pPr>
-        <w:spacing w:after="120"/>
-        <w:ind w:left="432"/>
-      </w:pPr>
-      <w:r>
-        <w:rPr>
-          <w:sz w:val="22"/>
-          <w:szCs w:val="22"/>
-        </w:rPr>
-        <w:t>______________________________________________________________</w:t>
-      </w:r>
-      <w:r>
-        <w:rPr>
-          <w:sz w:val="22"/>
-          <w:szCs w:val="22"/>
-        </w:rPr>
-        <w:t>__</w:t>
-      </w:r>
-    </w:p>
-    <w:p>
-      <w:pPr>
-        <w:spacing w:after="60"/>
-      </w:pPr>
-      <w:r>
-        <w:rPr>
-          <w:sz w:val="22"/>
-          <w:szCs w:val="22"/>
-        </w:rPr>
-        <w:t>8. Your classmate writes: “Did the professor answer your question?”</w:t>
-      </w:r>
-    </w:p>
-    <w:p>
-      <w:pPr>
-        <w:spacing w:after="40"/>
-        <w:ind w:left="432"/>
-      </w:pPr>
-      <w:r>
-        <w:rPr>
-          <w:sz w:val="22"/>
-          <w:szCs w:val="22"/>
-        </w:rPr>
-        <w:t>Word blocks:  she explained the problem / twice / until I understood it / so clearly</w:t>
-      </w:r>
-    </w:p>
-    <w:p>
-      <w:pPr>
-        <w:spacing w:after="120"/>
-        <w:ind w:left="432"/>
-      </w:pPr>
-      <w:r>
-        <w:rPr>
-          <w:sz w:val="22"/>
-          <w:szCs w:val="22"/>
-        </w:rPr>
-        <w:t>________________________________________________________________</w:t>
-      </w:r>
-    </w:p>
-    <w:p>
-      <w:pPr>
-        <w:spacing w:after="60"/>
-      </w:pPr>
-      <w:r>
-        <w:rPr>
-          <w:sz w:val="22"/>
-          <w:szCs w:val="22"/>
-        </w:rPr>
-        <w:t>9. Your classmate writes: “What did</w:t>
-      </w:r>
-      <w:r>
-        <w:rPr>
-          <w:sz w:val="22"/>
-          <w:szCs w:val="22"/>
-        </w:rPr>
-        <w:t xml:space="preserve"> you think of the guest speaker?”</w:t>
-      </w:r>
-    </w:p>
-    <w:p>
-      <w:pPr>
-        <w:spacing w:after="40"/>
-        <w:ind w:left="432"/>
-      </w:pPr>
-      <w:r>
-        <w:rPr>
-          <w:sz w:val="22"/>
-          <w:szCs w:val="22"/>
-        </w:rPr>
-        <w:t>Word blocks:  the most interesting part / was her description / of field research / in northern Canada</w:t>
-      </w:r>
-    </w:p>
-    <w:p>
-      <w:pPr>
-        <w:spacing w:after="120"/>
-        <w:ind w:left="432"/>
-      </w:pPr>
-      <w:r>
-        <w:rPr>
-          <w:sz w:val="22"/>
-          <w:szCs w:val="22"/>
-        </w:rPr>
-        <w:t>________________________________________________________________</w:t>
-      </w:r>
-    </w:p>
-    <w:p>
-      <w:pPr>
-        <w:spacing w:after="60"/>
-      </w:pPr>
-      <w:r>
-        <w:rPr>
-          <w:sz w:val="22"/>
-          <w:szCs w:val="22"/>
-        </w:rPr>
-        <w:t>10. Your classmate writes: “Do you want to join the re</w:t>
-      </w:r>
-      <w:r>
-        <w:rPr>
-          <w:sz w:val="22"/>
-          <w:szCs w:val="22"/>
-        </w:rPr>
-        <w:t>search project?”</w:t>
-      </w:r>
-    </w:p>
-    <w:p>
-      <w:pPr>
-        <w:spacing w:after="40"/>
-        <w:ind w:left="432"/>
-      </w:pPr>
-      <w:r>
-        <w:rPr>
-          <w:sz w:val="22"/>
-          <w:szCs w:val="22"/>
-        </w:rPr>
-        <w:t>Word blocks:  I would join / if the meetings / were not held / during my laboratory hours</w:t>
-      </w:r>
-    </w:p>
-    <w:p>
-      <w:pPr>
-        <w:spacing w:after="120"/>
-        <w:ind w:left="432"/>
-      </w:pPr>
-      <w:r>
-        <w:rPr>
-          <w:sz w:val="22"/>
-          <w:szCs w:val="22"/>
-        </w:rPr>
-        <w:t>________________________________________________________________</w:t>
-      </w:r>
-    </w:p>
-    <w:p>
-      <w:pPr>
-        <w:pStyle w:val="21"/>
-      </w:pPr>
-      <w:r>
-        <w:rPr>
-          <w:rFonts w:ascii="Times New Roman" w:eastAsia="思源黑体" w:hAnsi="Times New Roman" w:cs="Times New Roman"/>
-        </w:rPr>
-        <w:lastRenderedPageBreak/>
-        <w:t>Task 2</w:t>
-      </w:r>
-      <w:r>
-        <w:rPr>
-          <w:rFonts w:ascii="Times New Roman" w:eastAsia="思源黑体" w:hAnsi="Times New Roman" w:cs="Times New Roman"/>
-        </w:rPr>
-        <w:t xml:space="preserve">　</w:t>
-      </w:r>
-      <w:r>
-        <w:rPr>
-          <w:rFonts w:ascii="Times New Roman" w:eastAsia="思源黑体" w:hAnsi="Times New Roman" w:cs="Times New Roman"/>
-        </w:rPr>
-        <w:t>Write an Email</w:t>
-      </w:r>
-      <w:r>
-        <w:rPr>
-          <w:rFonts w:ascii="Times New Roman" w:eastAsia="思源黑体" w:hAnsi="Times New Roman" w:cs="Times New Roman"/>
-        </w:rPr>
-        <w:t>（邮件写作）</w:t>
-      </w:r>
-    </w:p>
-    <w:p>
-      <w:r>
-        <w:rPr>
-          <w:i/>
-          <w:sz w:val="21"/>
-          <w:szCs w:val="21"/>
-        </w:rPr>
-        <w:t xml:space="preserve">Directions: Read the situation and write an email. Your </w:t>
-      </w:r>
-      <w:r>
-        <w:rPr>
-          <w:i/>
-          <w:sz w:val="21"/>
-          <w:szCs w:val="21"/>
-        </w:rPr>
-        <w:t>reply should be complete, well organized and polite. Aim for about 120 words. (7 minutes)</w:t>
-      </w:r>
-    </w:p>
-    <w:p>
-      <w:pPr>
-        <w:spacing w:after="60"/>
-      </w:pPr>
-      <w:r>
-        <w:rPr>
           <w:b/>
           <w:sz w:val="22"/>
           <w:szCs w:val="22"/>
@@ -7874,14 +7198,7 @@
           <w:sz w:val="22"/>
           <w:szCs w:val="22"/>
         </w:rPr>
-        <w:t>You are an undergraduate taking Environmental Policy (Tuesday/Thursday, 10:00 a.m.) taught by Professor Elena Ruiz. You have been selected to present a post</w:t>
-      </w:r>
-      <w:r>
-        <w:rPr>
-          <w:sz w:val="22"/>
-          <w:szCs w:val="22"/>
-        </w:rPr>
-        <w:t>er at a regional undergraduate research conference in another city, and the conference takes place next Thursday and Friday. You will therefore miss Thursday's class — the day on which a short paper is due.</w:t>
+        <w:t>You are an undergraduate taking Environmental Policy (Tuesday/Thursday, 10:00 a.m.) taught by Professor Elena Ruiz. You have been selected to present a poster at a regional undergraduate research conference in another city, and the conference takes place next Thursday and Friday. You will therefore miss Thursday's class — the day on which a short paper is due.</w:t>
       </w:r>
     </w:p>
     <w:p>
@@ -7990,15 +7307,7 @@
           <w:sz w:val="21"/>
           <w:szCs w:val="21"/>
         </w:rPr>
-        <w:t xml:space="preserve">Directions: Your professor is collecting responses for an online class discussion. Read the question and the two student posts, </w:t>
-      </w:r>
-      <w:r>
-        <w:rPr>
-          <w:i/>
-          <w:sz w:val="21"/>
-          <w:szCs w:val="21"/>
-        </w:rPr>
-        <w:t>then write your own contribution of at least 100 words. State your position clearly, and support it with reasons or examples. You may refer to the other students' posts. (10 minutes)</w:t>
+        <w:t>Directions: Your professor is collecting responses for an online class discussion. Read the question and the two student posts, then write your own contribution of at least 100 words. State your position clearly, and support it with reasons or examples. You may refer to the other students' posts. (10 minutes)</w:t>
       </w:r>
     </w:p>
     <w:p>
@@ -8023,14 +7332,7 @@
           <w:sz w:val="22"/>
           <w:szCs w:val="22"/>
         </w:rPr>
-        <w:t>This week we've looked at how universities decide what st</w:t>
-      </w:r>
-      <w:r>
-        <w:rPr>
-          <w:sz w:val="22"/>
-          <w:szCs w:val="22"/>
-        </w:rPr>
-        <w:t>udents must study. Some institutions now require every first-year student to take a course on artificial intelligence — how these systems work, where they fail, and how to use them responsibly. Is this a good use of a required course slot? Why or why not?</w:t>
+        <w:t>This week we've looked at how universities decide what students must study. Some institutions now require every first-year student to take a course on artificial intelligence — how these systems work, where they fail, and how to use them responsibly. Is this a good use of a required course slot? Why or why not?</w:t>
       </w:r>
     </w:p>
     <w:p>
@@ -8055,14 +7357,7 @@
           <w:sz w:val="22"/>
           <w:szCs w:val="22"/>
         </w:rPr>
-        <w:t>I think it should be required. Most students will use AI tools in their careers, and many already use them without understanding that these systems can be confidently wrong. A single required course would at least teach people to question the output</w:t>
-      </w:r>
-      <w:r>
-        <w:rPr>
-          <w:sz w:val="22"/>
-          <w:szCs w:val="22"/>
-        </w:rPr>
-        <w:t>. Students can always choose other electives; they can't easily choose to learn this later.</w:t>
+        <w:t>I think it should be required. Most students will use AI tools in their careers, and many already use them without understanding that these systems can be confidently wrong. A single required course would at least teach people to question the output. Students can always choose other electives; they can't easily choose to learn this later.</w:t>
       </w:r>
     </w:p>
     <w:p>
@@ -8087,14 +7382,7 @@
           <w:sz w:val="22"/>
           <w:szCs w:val="22"/>
         </w:rPr>
-        <w:t>I disagree. The field changes so quickly that a course designed this year may be out of date by the time students graduate. Required slots are limited, and I</w:t>
-      </w:r>
-      <w:r>
-        <w:rPr>
-          <w:sz w:val="22"/>
-          <w:szCs w:val="22"/>
-        </w:rPr>
-        <w:t xml:space="preserve">'d rather see them used for writing or statistics, which stay </w:t>
+        <w:t xml:space="preserve">I disagree. The field changes so quickly that a course designed this year may be out of date by the time students graduate. Required slots are limited, and I'd rather see them used for writing or statistics, which stay </w:t>
       </w:r>
       <w:r>
         <w:rPr>
@@ -8252,15 +7540,261 @@
           <w:sz w:val="21"/>
           <w:szCs w:val="21"/>
         </w:rPr>
-        <w:t>Directions: You will hear seven sentences in a row, all part of one campus situation. The sentences get longer and more complex. After each sentence you will hear a tone; repeat the sentence as exactly as you can. You may not</w:t>
-      </w:r>
+        <w:t>Directions: You will hear seven sentences in a row, all part of one campus situation. The sentences get longer and more complex. After each sentence you will hear a tone; repeat the sentence as exactly as you can. You may not take notes, and the audio plays only once. (7 items, about 4 minutes)</w:t>
+      </w:r>
+    </w:p>
+    <w:p>
+      <w:pPr>
+        <w:spacing w:after="160"/>
+      </w:pPr>
+      <w:r>
+        <w:rPr>
+          <w:i/>
+          <w:sz w:val="19"/>
+          <w:szCs w:val="19"/>
+        </w:rPr>
+        <w:t>场景提示：校园开放日导览。句子</w:t>
+      </w:r>
+      <w:r>
+        <w:rPr>
+          <w:i/>
+          <w:sz w:val="19"/>
+          <w:szCs w:val="19"/>
+        </w:rPr>
+        <w:t xml:space="preserve"> 1–7 </w:t>
+      </w:r>
+      <w:r>
+        <w:rPr>
+          <w:i/>
+          <w:sz w:val="19"/>
+          <w:szCs w:val="19"/>
+        </w:rPr>
+        <w:t>逐渐加长；每句播放后有约</w:t>
+      </w:r>
+      <w:r>
+        <w:rPr>
+          <w:i/>
+          <w:sz w:val="19"/>
+          <w:szCs w:val="19"/>
+        </w:rPr>
+        <w:t xml:space="preserve"> 3 </w:t>
+      </w:r>
+      <w:r>
+        <w:rPr>
+          <w:i/>
+          <w:sz w:val="19"/>
+          <w:szCs w:val="19"/>
+        </w:rPr>
+        <w:t>秒停顿，随后是提示音。</w:t>
+      </w:r>
+    </w:p>
+    <w:p>
+      <w:pPr>
+        <w:spacing w:after="160"/>
+        <w:ind w:left="432"/>
+      </w:pPr>
+      <w:r>
+        <w:rPr>
+          <w:sz w:val="22"/>
+          <w:szCs w:val="22"/>
+        </w:rPr>
+        <w:t>1. ____________________________________________________</w:t>
+      </w:r>
+      <w:r>
+        <w:rPr>
+          <w:sz w:val="22"/>
+          <w:szCs w:val="22"/>
+        </w:rPr>
+        <w:t>（音频，仅播放一遍）</w:t>
+      </w:r>
+    </w:p>
+    <w:p>
+      <w:pPr>
+        <w:spacing w:after="160"/>
+        <w:ind w:left="432"/>
+        <w:rPr>
+          <w:lang w:eastAsia="zh-CN"/>
+        </w:rPr>
+      </w:pPr>
+      <w:r>
+        <w:rPr>
+          <w:sz w:val="22"/>
+          <w:szCs w:val="22"/>
+          <w:lang w:eastAsia="zh-CN"/>
+        </w:rPr>
+        <w:t>2. ____________________________________________________</w:t>
+      </w:r>
+      <w:r>
+        <w:rPr>
+          <w:sz w:val="22"/>
+          <w:szCs w:val="22"/>
+          <w:lang w:eastAsia="zh-CN"/>
+        </w:rPr>
+        <w:t>（音频，仅播放一遍）</w:t>
+      </w:r>
+    </w:p>
+    <w:p>
+      <w:pPr>
+        <w:spacing w:after="160"/>
+        <w:ind w:left="432"/>
+        <w:rPr>
+          <w:lang w:eastAsia="zh-CN"/>
+        </w:rPr>
+      </w:pPr>
+      <w:r>
+        <w:rPr>
+          <w:sz w:val="22"/>
+          <w:szCs w:val="22"/>
+          <w:lang w:eastAsia="zh-CN"/>
+        </w:rPr>
+        <w:t>3. ____________________________________________________</w:t>
+      </w:r>
+      <w:r>
+        <w:rPr>
+          <w:sz w:val="22"/>
+          <w:szCs w:val="22"/>
+          <w:lang w:eastAsia="zh-CN"/>
+        </w:rPr>
+        <w:t>（音频，仅播放一遍）</w:t>
+      </w:r>
+    </w:p>
+    <w:p>
+      <w:pPr>
+        <w:spacing w:after="160"/>
+        <w:ind w:left="432"/>
+        <w:rPr>
+          <w:lang w:eastAsia="zh-CN"/>
+        </w:rPr>
+      </w:pPr>
+      <w:r>
+        <w:rPr>
+          <w:sz w:val="22"/>
+          <w:szCs w:val="22"/>
+          <w:lang w:eastAsia="zh-CN"/>
+        </w:rPr>
+        <w:t>4. ____________________________________________________</w:t>
+      </w:r>
+      <w:r>
+        <w:rPr>
+          <w:sz w:val="22"/>
+          <w:szCs w:val="22"/>
+          <w:lang w:eastAsia="zh-CN"/>
+        </w:rPr>
+        <w:t>（音频，仅播放一遍）</w:t>
+      </w:r>
+    </w:p>
+    <w:p>
+      <w:pPr>
+        <w:spacing w:after="160"/>
+        <w:ind w:left="432"/>
+        <w:rPr>
+          <w:lang w:eastAsia="zh-CN"/>
+        </w:rPr>
+      </w:pPr>
+      <w:r>
+        <w:rPr>
+          <w:sz w:val="22"/>
+          <w:szCs w:val="22"/>
+          <w:lang w:eastAsia="zh-CN"/>
+        </w:rPr>
+        <w:t>5. ____________________________________________________</w:t>
+      </w:r>
+      <w:r>
+        <w:rPr>
+          <w:sz w:val="22"/>
+          <w:szCs w:val="22"/>
+          <w:lang w:eastAsia="zh-CN"/>
+        </w:rPr>
+        <w:t>（音频，仅播放一遍）</w:t>
+      </w:r>
+    </w:p>
+    <w:p>
+      <w:pPr>
+        <w:spacing w:after="160"/>
+        <w:ind w:left="432"/>
+        <w:rPr>
+          <w:lang w:eastAsia="zh-CN"/>
+        </w:rPr>
+      </w:pPr>
+      <w:r>
+        <w:rPr>
+          <w:sz w:val="22"/>
+          <w:szCs w:val="22"/>
+          <w:lang w:eastAsia="zh-CN"/>
+        </w:rPr>
+        <w:t>6. ____________________________________________________</w:t>
+      </w:r>
+      <w:r>
+        <w:rPr>
+          <w:sz w:val="22"/>
+          <w:szCs w:val="22"/>
+          <w:lang w:eastAsia="zh-CN"/>
+        </w:rPr>
+        <w:t>（音频，仅播放一遍）</w:t>
+      </w:r>
+    </w:p>
+    <w:p>
+      <w:pPr>
+        <w:spacing w:after="160"/>
+        <w:ind w:left="432"/>
+        <w:rPr>
+          <w:lang w:eastAsia="zh-CN"/>
+        </w:rPr>
+      </w:pPr>
+      <w:r>
+        <w:rPr>
+          <w:sz w:val="22"/>
+          <w:szCs w:val="22"/>
+          <w:lang w:eastAsia="zh-CN"/>
+        </w:rPr>
+        <w:t>7. ____________________________________________________</w:t>
+      </w:r>
+      <w:r>
+        <w:rPr>
+          <w:sz w:val="22"/>
+          <w:szCs w:val="22"/>
+          <w:lang w:eastAsia="zh-CN"/>
+        </w:rPr>
+        <w:t>（音频，仅播放一遍）</w:t>
+      </w:r>
+    </w:p>
+    <w:p>
+      <w:pPr>
+        <w:pStyle w:val="21"/>
+      </w:pPr>
+      <w:r>
+        <w:rPr>
+          <w:rFonts w:ascii="Times New Roman" w:eastAsia="思源黑体" w:hAnsi="Times New Roman" w:cs="Times New Roman"/>
+        </w:rPr>
+        <w:t>Task 2</w:t>
+      </w:r>
+      <w:r>
+        <w:rPr>
+          <w:rFonts w:ascii="Times New Roman" w:eastAsia="思源黑体" w:hAnsi="Times New Roman" w:cs="Times New Roman"/>
+        </w:rPr>
+        <w:t xml:space="preserve">　</w:t>
+      </w:r>
+      <w:r>
+        <w:rPr>
+          <w:rFonts w:ascii="Times New Roman" w:eastAsia="思源黑体" w:hAnsi="Times New Roman" w:cs="Times New Roman"/>
+        </w:rPr>
+        <w:t>Take an Interview</w:t>
+      </w:r>
+      <w:r>
+        <w:rPr>
+          <w:rFonts w:ascii="Times New Roman" w:eastAsia="思源黑体" w:hAnsi="Times New Roman" w:cs="Times New Roman"/>
+        </w:rPr>
+        <w:t>（模拟面试）</w:t>
+      </w:r>
+    </w:p>
+    <w:p>
       <w:r>
         <w:rPr>
           <w:i/>
           <w:sz w:val="21"/>
           <w:szCs w:val="21"/>
         </w:rPr>
-        <w:t xml:space="preserve"> take notes, and the audio plays only once. (7 items, about 4 minutes)</w:t>
+        <w:t>Directions: An interviewer will ask you four questions on the same theme, moving from personal experience to broader opinions. There is no preparation time; after each question, answer within 45 seconds. (4 items, about 4 minutes)</w:t>
       </w:r>
     </w:p>
     <w:p>
@@ -8273,284 +7807,6 @@
           <w:sz w:val="19"/>
           <w:szCs w:val="19"/>
         </w:rPr>
-        <w:t>场景提示：校园开放日导览。句子</w:t>
-      </w:r>
-      <w:r>
-        <w:rPr>
-          <w:i/>
-          <w:sz w:val="19"/>
-          <w:szCs w:val="19"/>
-        </w:rPr>
-        <w:t xml:space="preserve"> 1–7 </w:t>
-      </w:r>
-      <w:r>
-        <w:rPr>
-          <w:i/>
-          <w:sz w:val="19"/>
-          <w:szCs w:val="19"/>
-        </w:rPr>
-        <w:t>逐渐加长；每句播放后有约</w:t>
-      </w:r>
-      <w:r>
-        <w:rPr>
-          <w:i/>
-          <w:sz w:val="19"/>
-          <w:szCs w:val="19"/>
-        </w:rPr>
-        <w:t xml:space="preserve"> 3 </w:t>
-      </w:r>
-      <w:r>
-        <w:rPr>
-          <w:i/>
-          <w:sz w:val="19"/>
-          <w:szCs w:val="19"/>
-        </w:rPr>
-        <w:t>秒停顿，随后是提示音。</w:t>
-      </w:r>
-    </w:p>
-    <w:p>
-      <w:pPr>
-        <w:spacing w:after="160"/>
-        <w:ind w:left="432"/>
-      </w:pPr>
-      <w:r>
-        <w:rPr>
-          <w:sz w:val="22"/>
-          <w:szCs w:val="22"/>
-        </w:rPr>
-        <w:t>1. ____________________________________________________</w:t>
-      </w:r>
-      <w:r>
-        <w:rPr>
-          <w:sz w:val="22"/>
-          <w:szCs w:val="22"/>
-        </w:rPr>
-        <w:t>（音频，仅播放一遍）</w:t>
-      </w:r>
-    </w:p>
-    <w:p>
-      <w:pPr>
-        <w:spacing w:after="160"/>
-        <w:ind w:left="432"/>
-        <w:rPr>
-          <w:lang w:eastAsia="zh-CN"/>
-        </w:rPr>
-      </w:pPr>
-      <w:r>
-        <w:rPr>
-          <w:sz w:val="22"/>
-          <w:szCs w:val="22"/>
-          <w:lang w:eastAsia="zh-CN"/>
-        </w:rPr>
-        <w:t>2. ____________________________________________________</w:t>
-      </w:r>
-      <w:r>
-        <w:rPr>
-          <w:sz w:val="22"/>
-          <w:szCs w:val="22"/>
-          <w:lang w:eastAsia="zh-CN"/>
-        </w:rPr>
-        <w:t>（音频，仅播放一遍）</w:t>
-      </w:r>
-    </w:p>
-    <w:p>
-      <w:pPr>
-        <w:spacing w:after="160"/>
-        <w:ind w:left="432"/>
-        <w:rPr>
-          <w:lang w:eastAsia="zh-CN"/>
-        </w:rPr>
-      </w:pPr>
-      <w:r>
-        <w:rPr>
-          <w:sz w:val="22"/>
-          <w:szCs w:val="22"/>
-          <w:lang w:eastAsia="zh-CN"/>
-        </w:rPr>
-        <w:t>3. ___</w:t>
-      </w:r>
-      <w:r>
-        <w:rPr>
-          <w:sz w:val="22"/>
-          <w:szCs w:val="22"/>
-          <w:lang w:eastAsia="zh-CN"/>
-        </w:rPr>
-        <w:t>_________________________________________________</w:t>
-      </w:r>
-      <w:r>
-        <w:rPr>
-          <w:sz w:val="22"/>
-          <w:szCs w:val="22"/>
-          <w:lang w:eastAsia="zh-CN"/>
-        </w:rPr>
-        <w:t>（音频，仅播放一遍）</w:t>
-      </w:r>
-    </w:p>
-    <w:p>
-      <w:pPr>
-        <w:spacing w:after="160"/>
-        <w:ind w:left="432"/>
-        <w:rPr>
-          <w:lang w:eastAsia="zh-CN"/>
-        </w:rPr>
-      </w:pPr>
-      <w:r>
-        <w:rPr>
-          <w:sz w:val="22"/>
-          <w:szCs w:val="22"/>
-          <w:lang w:eastAsia="zh-CN"/>
-        </w:rPr>
-        <w:t>4. ____________________________________________________</w:t>
-      </w:r>
-      <w:r>
-        <w:rPr>
-          <w:sz w:val="22"/>
-          <w:szCs w:val="22"/>
-          <w:lang w:eastAsia="zh-CN"/>
-        </w:rPr>
-        <w:t>（音频，仅播放一遍）</w:t>
-      </w:r>
-    </w:p>
-    <w:p>
-      <w:pPr>
-        <w:spacing w:after="160"/>
-        <w:ind w:left="432"/>
-        <w:rPr>
-          <w:lang w:eastAsia="zh-CN"/>
-        </w:rPr>
-      </w:pPr>
-      <w:r>
-        <w:rPr>
-          <w:sz w:val="22"/>
-          <w:szCs w:val="22"/>
-          <w:lang w:eastAsia="zh-CN"/>
-        </w:rPr>
-        <w:t>5. ____________________________________________________</w:t>
-      </w:r>
-      <w:r>
-        <w:rPr>
-          <w:sz w:val="22"/>
-          <w:szCs w:val="22"/>
-          <w:lang w:eastAsia="zh-CN"/>
-        </w:rPr>
-        <w:t>（音频，仅播放一遍）</w:t>
-      </w:r>
-    </w:p>
-    <w:p>
-      <w:pPr>
-        <w:spacing w:after="160"/>
-        <w:ind w:left="432"/>
-        <w:rPr>
-          <w:lang w:eastAsia="zh-CN"/>
-        </w:rPr>
-      </w:pPr>
-      <w:r>
-        <w:rPr>
-          <w:sz w:val="22"/>
-          <w:szCs w:val="22"/>
-          <w:lang w:eastAsia="zh-CN"/>
-        </w:rPr>
-        <w:t>6. ____________________________________________________</w:t>
-      </w:r>
-      <w:r>
-        <w:rPr>
-          <w:sz w:val="22"/>
-          <w:szCs w:val="22"/>
-          <w:lang w:eastAsia="zh-CN"/>
-        </w:rPr>
-        <w:t>（音频，仅播放一遍</w:t>
-      </w:r>
-      <w:r>
-        <w:rPr>
-          <w:sz w:val="22"/>
-          <w:szCs w:val="22"/>
-          <w:lang w:eastAsia="zh-CN"/>
-        </w:rPr>
-        <w:t>）</w:t>
-      </w:r>
-    </w:p>
-    <w:p>
-      <w:pPr>
-        <w:spacing w:after="160"/>
-        <w:ind w:left="432"/>
-        <w:rPr>
-          <w:lang w:eastAsia="zh-CN"/>
-        </w:rPr>
-      </w:pPr>
-      <w:r>
-        <w:rPr>
-          <w:sz w:val="22"/>
-          <w:szCs w:val="22"/>
-          <w:lang w:eastAsia="zh-CN"/>
-        </w:rPr>
-        <w:t>7. ____________________________________________________</w:t>
-      </w:r>
-      <w:r>
-        <w:rPr>
-          <w:sz w:val="22"/>
-          <w:szCs w:val="22"/>
-          <w:lang w:eastAsia="zh-CN"/>
-        </w:rPr>
-        <w:t>（音频，仅播放一遍）</w:t>
-      </w:r>
-    </w:p>
-    <w:p>
-      <w:pPr>
-        <w:pStyle w:val="21"/>
-      </w:pPr>
-      <w:r>
-        <w:rPr>
-          <w:rFonts w:ascii="Times New Roman" w:eastAsia="思源黑体" w:hAnsi="Times New Roman" w:cs="Times New Roman"/>
-        </w:rPr>
-        <w:t>Task 2</w:t>
-      </w:r>
-      <w:r>
-        <w:rPr>
-          <w:rFonts w:ascii="Times New Roman" w:eastAsia="思源黑体" w:hAnsi="Times New Roman" w:cs="Times New Roman"/>
-        </w:rPr>
-        <w:t xml:space="preserve">　</w:t>
-      </w:r>
-      <w:r>
-        <w:rPr>
-          <w:rFonts w:ascii="Times New Roman" w:eastAsia="思源黑体" w:hAnsi="Times New Roman" w:cs="Times New Roman"/>
-        </w:rPr>
-        <w:t>Take an Interview</w:t>
-      </w:r>
-      <w:r>
-        <w:rPr>
-          <w:rFonts w:ascii="Times New Roman" w:eastAsia="思源黑体" w:hAnsi="Times New Roman" w:cs="Times New Roman"/>
-        </w:rPr>
-        <w:t>（模拟面试）</w:t>
-      </w:r>
-    </w:p>
-    <w:p>
-      <w:r>
-        <w:rPr>
-          <w:i/>
-          <w:sz w:val="21"/>
-          <w:szCs w:val="21"/>
-        </w:rPr>
-        <w:t xml:space="preserve">Directions: An interviewer will ask you four questions on the same theme, moving from personal experience to broader opinions. There is no preparation time; </w:t>
-      </w:r>
-      <w:r>
-        <w:rPr>
-          <w:i/>
-          <w:sz w:val="21"/>
-          <w:szCs w:val="21"/>
-        </w:rPr>
-        <w:t>after each question, answer within 45 seconds. (4 items, about 4 minutes)</w:t>
-      </w:r>
-    </w:p>
-    <w:p>
-      <w:pPr>
-        <w:spacing w:after="160"/>
-      </w:pPr>
-      <w:r>
-        <w:rPr>
-          <w:i/>
-          <w:sz w:val="19"/>
-          <w:szCs w:val="19"/>
-        </w:rPr>
         <w:t>主题：团队合作与社区经历。</w:t>
       </w:r>
     </w:p>
@@ -8605,14 +7861,7 @@
           <w:sz w:val="22"/>
           <w:szCs w:val="22"/>
         </w:rPr>
-        <w:t>2. What was the most difficult part of working with that gro</w:t>
-      </w:r>
-      <w:r>
-        <w:rPr>
-          <w:sz w:val="22"/>
-          <w:szCs w:val="22"/>
-        </w:rPr>
-        <w:t>up, and how did you deal with it?</w:t>
+        <w:t>2. What was the most difficult part of working with that group, and how did you deal with it?</w:t>
       </w:r>
     </w:p>
     <w:p>
@@ -8738,16 +7987,7 @@
           <w:szCs w:val="20"/>
           <w:lang w:eastAsia="zh-CN"/>
         </w:rPr>
-        <w:t>秒作答，无准</w:t>
-      </w:r>
-      <w:r>
-        <w:rPr>
-          <w:i/>
-          <w:sz w:val="20"/>
-          <w:szCs w:val="20"/>
-          <w:lang w:eastAsia="zh-CN"/>
-        </w:rPr>
-        <w:t>备时间）</w:t>
+        <w:t>秒作答，无准备时间）</w:t>
       </w:r>
     </w:p>
     <w:p>
@@ -9185,7 +8425,7 @@
       <w:rPr>
         <w:noProof/>
       </w:rPr>
-      <w:t>3</w:t>
+      <w:t>1</w:t>
     </w:r>
     <w:r>
       <w:fldChar w:fldCharType="end"/>
@@ -21136,7 +20376,7 @@
 </file>
 
 <file path=customXml/itemProps1.xml><?xml version="1.0" encoding="utf-8"?>
-<ds:datastoreItem xmlns:ds="http://schemas.openxmlformats.org/officeDocument/2006/customXml" ds:itemID="{3F3DB0FC-A910-47E2-B8F6-7CEFE2023CFE}">
+<ds:datastoreItem xmlns:ds="http://schemas.openxmlformats.org/officeDocument/2006/customXml" ds:itemID="{205AC811-D9DE-4ECB-A97C-10334CA2F206}">
   <ds:schemaRefs>
     <ds:schemaRef ds:uri="http://schemas.openxmlformats.org/officeDocument/2006/bibliography"/>
   </ds:schemaRefs>
